--- a/inputs/APX-DRM-301_TLF_Shells_v1.0_sample_annotated.docx
+++ b/inputs/APX-DRM-301_TLF_Shells_v1.0_sample_annotated.docx
@@ -1539,14 +1539,14 @@
               <w:rPr>
                 <w:color w:val="C00000"/>
               </w:rPr>
-              <w:t>ADSL.</w:t>
+              <w:t>ADSL.COMPW</w:t>
             </w:r>
             <w:proofErr w:type="gramEnd"/>
             <w:r>
               <w:rPr>
                 <w:color w:val="C00000"/>
               </w:rPr>
-              <w:t>COMPW16='Y'</w:t>
+              <w:t>16='Y'</w:t>
             </w:r>
           </w:p>
         </w:tc>
@@ -1683,14 +1683,14 @@
               <w:rPr>
                 <w:color w:val="C00000"/>
               </w:rPr>
-              <w:t>ADSL.</w:t>
+              <w:t>ADSL.COMPW</w:t>
             </w:r>
             <w:proofErr w:type="gramEnd"/>
             <w:r>
               <w:rPr>
                 <w:color w:val="C00000"/>
               </w:rPr>
-              <w:t>COMPW52='Y'</w:t>
+              <w:t>52='Y'</w:t>
             </w:r>
           </w:p>
         </w:tc>
@@ -1827,14 +1827,14 @@
               <w:rPr>
                 <w:color w:val="C00000"/>
               </w:rPr>
-              <w:t>ADSL.</w:t>
+              <w:t>ADSL.COMPW</w:t>
             </w:r>
             <w:proofErr w:type="gramEnd"/>
             <w:r>
               <w:rPr>
                 <w:color w:val="C00000"/>
               </w:rPr>
-              <w:t>COMPW140='Y'</w:t>
+              <w:t>140='Y'</w:t>
             </w:r>
           </w:p>
         </w:tc>
@@ -17301,827 +17301,6 @@
           <w:p>
             <w:r>
               <w:t>Did not receive any topical therapy</w:t>
-            </w:r>
-          </w:p>
-        </w:tc>
-        <w:tc>
-          <w:tcPr>
-            <w:tcW w:w="2340" w:type="dxa"/>
-            <w:tcBorders>
-              <w:top w:val="single" w:sz="4" w:space="0" w:color="808080"/>
-              <w:left w:val="single" w:sz="4" w:space="0" w:color="808080"/>
-              <w:bottom w:val="single" w:sz="4" w:space="0" w:color="808080"/>
-              <w:right w:val="single" w:sz="4" w:space="0" w:color="808080"/>
-            </w:tcBorders>
-            <w:tcMar>
-              <w:top w:w="60" w:type="dxa"/>
-              <w:left w:w="100" w:type="dxa"/>
-              <w:bottom w:w="60" w:type="dxa"/>
-              <w:right w:w="100" w:type="dxa"/>
-            </w:tcMar>
-            <w:vAlign w:val="center"/>
-          </w:tcPr>
-          <w:p>
-            <w:pPr>
-              <w:jc w:val="center"/>
-            </w:pPr>
-            <w:r>
-              <w:t>xxx (</w:t>
-            </w:r>
-            <w:proofErr w:type="spellStart"/>
-            <w:r>
-              <w:t>xx.x</w:t>
-            </w:r>
-            <w:proofErr w:type="spellEnd"/>
-            <w:r>
-              <w:t>)</w:t>
-            </w:r>
-          </w:p>
-        </w:tc>
-        <w:tc>
-          <w:tcPr>
-            <w:tcW w:w="2340" w:type="dxa"/>
-            <w:tcBorders>
-              <w:top w:val="single" w:sz="4" w:space="0" w:color="808080"/>
-              <w:left w:val="single" w:sz="4" w:space="0" w:color="808080"/>
-              <w:bottom w:val="single" w:sz="4" w:space="0" w:color="808080"/>
-              <w:right w:val="single" w:sz="4" w:space="0" w:color="808080"/>
-            </w:tcBorders>
-            <w:tcMar>
-              <w:top w:w="60" w:type="dxa"/>
-              <w:left w:w="100" w:type="dxa"/>
-              <w:bottom w:w="60" w:type="dxa"/>
-              <w:right w:w="100" w:type="dxa"/>
-            </w:tcMar>
-            <w:vAlign w:val="center"/>
-          </w:tcPr>
-          <w:p>
-            <w:pPr>
-              <w:jc w:val="center"/>
-            </w:pPr>
-            <w:r>
-              <w:t>xxx (</w:t>
-            </w:r>
-            <w:proofErr w:type="spellStart"/>
-            <w:r>
-              <w:t>xx.x</w:t>
-            </w:r>
-            <w:proofErr w:type="spellEnd"/>
-            <w:r>
-              <w:t>)</w:t>
-            </w:r>
-          </w:p>
-        </w:tc>
-        <w:tc>
-          <w:tcPr>
-            <w:tcW w:w="2340" w:type="dxa"/>
-            <w:tcBorders>
-              <w:top w:val="single" w:sz="4" w:space="0" w:color="808080"/>
-              <w:left w:val="single" w:sz="4" w:space="0" w:color="808080"/>
-              <w:bottom w:val="single" w:sz="4" w:space="0" w:color="808080"/>
-              <w:right w:val="single" w:sz="4" w:space="0" w:color="808080"/>
-            </w:tcBorders>
-            <w:tcMar>
-              <w:top w:w="60" w:type="dxa"/>
-              <w:left w:w="100" w:type="dxa"/>
-              <w:bottom w:w="60" w:type="dxa"/>
-              <w:right w:w="100" w:type="dxa"/>
-            </w:tcMar>
-            <w:vAlign w:val="center"/>
-          </w:tcPr>
-          <w:p>
-            <w:pPr>
-              <w:jc w:val="center"/>
-            </w:pPr>
-            <w:r>
-              <w:t>xxx (</w:t>
-            </w:r>
-            <w:proofErr w:type="spellStart"/>
-            <w:r>
-              <w:t>xx.x</w:t>
-            </w:r>
-            <w:proofErr w:type="spellEnd"/>
-            <w:r>
-              <w:t>)</w:t>
-            </w:r>
-          </w:p>
-        </w:tc>
-      </w:tr>
-      <w:tr>
-        <w:tc>
-          <w:tcPr>
-            <w:tcW w:w="4680" w:type="dxa"/>
-            <w:tcBorders>
-              <w:top w:val="single" w:sz="4" w:space="0" w:color="808080"/>
-              <w:left w:val="single" w:sz="4" w:space="0" w:color="808080"/>
-              <w:bottom w:val="single" w:sz="4" w:space="0" w:color="808080"/>
-              <w:right w:val="single" w:sz="4" w:space="0" w:color="808080"/>
-            </w:tcBorders>
-            <w:tcMar>
-              <w:top w:w="60" w:type="dxa"/>
-              <w:left w:w="100" w:type="dxa"/>
-              <w:bottom w:w="60" w:type="dxa"/>
-              <w:right w:w="100" w:type="dxa"/>
-            </w:tcMar>
-            <w:vAlign w:val="center"/>
-          </w:tcPr>
-          <w:p>
-            <w:r>
-              <w:t xml:space="preserve">Topical therapy </w:t>
-            </w:r>
-            <w:proofErr w:type="gramStart"/>
-            <w:r>
-              <w:t>use</w:t>
-            </w:r>
-            <w:proofErr w:type="gramEnd"/>
-            <w:r>
-              <w:t xml:space="preserve"> in 4 weeks prior to visit, by </w:t>
-            </w:r>
-            <w:proofErr w:type="gramStart"/>
-            <w:r>
-              <w:t xml:space="preserve">visit  </w:t>
-            </w:r>
-            <w:r>
-              <w:rPr>
-                <w:color w:val="C00000"/>
-              </w:rPr>
-              <w:t>ADCM.ADY</w:t>
-            </w:r>
-            <w:proofErr w:type="gramEnd"/>
-          </w:p>
-        </w:tc>
-        <w:tc>
-          <w:tcPr>
-            <w:tcW w:w="2340" w:type="dxa"/>
-            <w:tcBorders>
-              <w:top w:val="single" w:sz="4" w:space="0" w:color="808080"/>
-              <w:left w:val="single" w:sz="4" w:space="0" w:color="808080"/>
-              <w:bottom w:val="single" w:sz="4" w:space="0" w:color="808080"/>
-              <w:right w:val="single" w:sz="4" w:space="0" w:color="808080"/>
-            </w:tcBorders>
-            <w:tcMar>
-              <w:top w:w="60" w:type="dxa"/>
-              <w:left w:w="100" w:type="dxa"/>
-              <w:bottom w:w="60" w:type="dxa"/>
-              <w:right w:w="100" w:type="dxa"/>
-            </w:tcMar>
-            <w:vAlign w:val="center"/>
-          </w:tcPr>
-          <w:p>
-            <w:pPr>
-              <w:jc w:val="center"/>
-            </w:pPr>
-            <w:r>
-              <w:t>xxx (</w:t>
-            </w:r>
-            <w:proofErr w:type="spellStart"/>
-            <w:r>
-              <w:t>xx.x</w:t>
-            </w:r>
-            <w:proofErr w:type="spellEnd"/>
-            <w:r>
-              <w:t>)</w:t>
-            </w:r>
-          </w:p>
-        </w:tc>
-        <w:tc>
-          <w:tcPr>
-            <w:tcW w:w="2340" w:type="dxa"/>
-            <w:tcBorders>
-              <w:top w:val="single" w:sz="4" w:space="0" w:color="808080"/>
-              <w:left w:val="single" w:sz="4" w:space="0" w:color="808080"/>
-              <w:bottom w:val="single" w:sz="4" w:space="0" w:color="808080"/>
-              <w:right w:val="single" w:sz="4" w:space="0" w:color="808080"/>
-            </w:tcBorders>
-            <w:tcMar>
-              <w:top w:w="60" w:type="dxa"/>
-              <w:left w:w="100" w:type="dxa"/>
-              <w:bottom w:w="60" w:type="dxa"/>
-              <w:right w:w="100" w:type="dxa"/>
-            </w:tcMar>
-            <w:vAlign w:val="center"/>
-          </w:tcPr>
-          <w:p>
-            <w:pPr>
-              <w:jc w:val="center"/>
-            </w:pPr>
-            <w:r>
-              <w:t>xxx (</w:t>
-            </w:r>
-            <w:proofErr w:type="spellStart"/>
-            <w:r>
-              <w:t>xx.x</w:t>
-            </w:r>
-            <w:proofErr w:type="spellEnd"/>
-            <w:r>
-              <w:t>)</w:t>
-            </w:r>
-          </w:p>
-        </w:tc>
-        <w:tc>
-          <w:tcPr>
-            <w:tcW w:w="2340" w:type="dxa"/>
-            <w:tcBorders>
-              <w:top w:val="single" w:sz="4" w:space="0" w:color="808080"/>
-              <w:left w:val="single" w:sz="4" w:space="0" w:color="808080"/>
-              <w:bottom w:val="single" w:sz="4" w:space="0" w:color="808080"/>
-              <w:right w:val="single" w:sz="4" w:space="0" w:color="808080"/>
-            </w:tcBorders>
-            <w:tcMar>
-              <w:top w:w="60" w:type="dxa"/>
-              <w:left w:w="100" w:type="dxa"/>
-              <w:bottom w:w="60" w:type="dxa"/>
-              <w:right w:w="100" w:type="dxa"/>
-            </w:tcMar>
-            <w:vAlign w:val="center"/>
-          </w:tcPr>
-          <w:p>
-            <w:pPr>
-              <w:jc w:val="center"/>
-            </w:pPr>
-            <w:r>
-              <w:t>xxx (</w:t>
-            </w:r>
-            <w:proofErr w:type="spellStart"/>
-            <w:r>
-              <w:t>xx.x</w:t>
-            </w:r>
-            <w:proofErr w:type="spellEnd"/>
-            <w:r>
-              <w:t>)</w:t>
-            </w:r>
-          </w:p>
-        </w:tc>
-      </w:tr>
-      <w:tr>
-        <w:tc>
-          <w:tcPr>
-            <w:tcW w:w="4680" w:type="dxa"/>
-            <w:tcBorders>
-              <w:top w:val="single" w:sz="4" w:space="0" w:color="808080"/>
-              <w:left w:val="single" w:sz="4" w:space="0" w:color="808080"/>
-              <w:bottom w:val="single" w:sz="4" w:space="0" w:color="808080"/>
-              <w:right w:val="single" w:sz="4" w:space="0" w:color="808080"/>
-            </w:tcBorders>
-            <w:tcMar>
-              <w:top w:w="60" w:type="dxa"/>
-              <w:left w:w="100" w:type="dxa"/>
-              <w:bottom w:w="60" w:type="dxa"/>
-              <w:right w:w="100" w:type="dxa"/>
-            </w:tcMar>
-            <w:vAlign w:val="center"/>
-          </w:tcPr>
-          <w:p>
-            <w:r>
-              <w:t xml:space="preserve">    </w:t>
-            </w:r>
-            <w:proofErr w:type="spellStart"/>
-            <w:r>
-              <w:t>Wk</w:t>
-            </w:r>
-            <w:proofErr w:type="spellEnd"/>
-            <w:r>
-              <w:t xml:space="preserve"> 4</w:t>
-            </w:r>
-          </w:p>
-        </w:tc>
-        <w:tc>
-          <w:tcPr>
-            <w:tcW w:w="2340" w:type="dxa"/>
-            <w:tcBorders>
-              <w:top w:val="single" w:sz="4" w:space="0" w:color="808080"/>
-              <w:left w:val="single" w:sz="4" w:space="0" w:color="808080"/>
-              <w:bottom w:val="single" w:sz="4" w:space="0" w:color="808080"/>
-              <w:right w:val="single" w:sz="4" w:space="0" w:color="808080"/>
-            </w:tcBorders>
-            <w:tcMar>
-              <w:top w:w="60" w:type="dxa"/>
-              <w:left w:w="100" w:type="dxa"/>
-              <w:bottom w:w="60" w:type="dxa"/>
-              <w:right w:w="100" w:type="dxa"/>
-            </w:tcMar>
-            <w:vAlign w:val="center"/>
-          </w:tcPr>
-          <w:p>
-            <w:pPr>
-              <w:jc w:val="center"/>
-            </w:pPr>
-            <w:r>
-              <w:t>xxx (</w:t>
-            </w:r>
-            <w:proofErr w:type="spellStart"/>
-            <w:r>
-              <w:t>xx.x</w:t>
-            </w:r>
-            <w:proofErr w:type="spellEnd"/>
-            <w:r>
-              <w:t>)</w:t>
-            </w:r>
-          </w:p>
-        </w:tc>
-        <w:tc>
-          <w:tcPr>
-            <w:tcW w:w="2340" w:type="dxa"/>
-            <w:tcBorders>
-              <w:top w:val="single" w:sz="4" w:space="0" w:color="808080"/>
-              <w:left w:val="single" w:sz="4" w:space="0" w:color="808080"/>
-              <w:bottom w:val="single" w:sz="4" w:space="0" w:color="808080"/>
-              <w:right w:val="single" w:sz="4" w:space="0" w:color="808080"/>
-            </w:tcBorders>
-            <w:tcMar>
-              <w:top w:w="60" w:type="dxa"/>
-              <w:left w:w="100" w:type="dxa"/>
-              <w:bottom w:w="60" w:type="dxa"/>
-              <w:right w:w="100" w:type="dxa"/>
-            </w:tcMar>
-            <w:vAlign w:val="center"/>
-          </w:tcPr>
-          <w:p>
-            <w:pPr>
-              <w:jc w:val="center"/>
-            </w:pPr>
-            <w:r>
-              <w:t>xxx (</w:t>
-            </w:r>
-            <w:proofErr w:type="spellStart"/>
-            <w:r>
-              <w:t>xx.x</w:t>
-            </w:r>
-            <w:proofErr w:type="spellEnd"/>
-            <w:r>
-              <w:t>)</w:t>
-            </w:r>
-          </w:p>
-        </w:tc>
-        <w:tc>
-          <w:tcPr>
-            <w:tcW w:w="2340" w:type="dxa"/>
-            <w:tcBorders>
-              <w:top w:val="single" w:sz="4" w:space="0" w:color="808080"/>
-              <w:left w:val="single" w:sz="4" w:space="0" w:color="808080"/>
-              <w:bottom w:val="single" w:sz="4" w:space="0" w:color="808080"/>
-              <w:right w:val="single" w:sz="4" w:space="0" w:color="808080"/>
-            </w:tcBorders>
-            <w:tcMar>
-              <w:top w:w="60" w:type="dxa"/>
-              <w:left w:w="100" w:type="dxa"/>
-              <w:bottom w:w="60" w:type="dxa"/>
-              <w:right w:w="100" w:type="dxa"/>
-            </w:tcMar>
-            <w:vAlign w:val="center"/>
-          </w:tcPr>
-          <w:p>
-            <w:pPr>
-              <w:jc w:val="center"/>
-            </w:pPr>
-            <w:r>
-              <w:t>xxx (</w:t>
-            </w:r>
-            <w:proofErr w:type="spellStart"/>
-            <w:r>
-              <w:t>xx.x</w:t>
-            </w:r>
-            <w:proofErr w:type="spellEnd"/>
-            <w:r>
-              <w:t>)</w:t>
-            </w:r>
-          </w:p>
-        </w:tc>
-      </w:tr>
-      <w:tr>
-        <w:tc>
-          <w:tcPr>
-            <w:tcW w:w="4680" w:type="dxa"/>
-            <w:tcBorders>
-              <w:top w:val="single" w:sz="4" w:space="0" w:color="808080"/>
-              <w:left w:val="single" w:sz="4" w:space="0" w:color="808080"/>
-              <w:bottom w:val="single" w:sz="4" w:space="0" w:color="808080"/>
-              <w:right w:val="single" w:sz="4" w:space="0" w:color="808080"/>
-            </w:tcBorders>
-            <w:tcMar>
-              <w:top w:w="60" w:type="dxa"/>
-              <w:left w:w="100" w:type="dxa"/>
-              <w:bottom w:w="60" w:type="dxa"/>
-              <w:right w:w="100" w:type="dxa"/>
-            </w:tcMar>
-            <w:vAlign w:val="center"/>
-          </w:tcPr>
-          <w:p>
-            <w:r>
-              <w:t xml:space="preserve">    </w:t>
-            </w:r>
-            <w:proofErr w:type="spellStart"/>
-            <w:r>
-              <w:t>Wk</w:t>
-            </w:r>
-            <w:proofErr w:type="spellEnd"/>
-            <w:r>
-              <w:t xml:space="preserve"> 16</w:t>
-            </w:r>
-          </w:p>
-        </w:tc>
-        <w:tc>
-          <w:tcPr>
-            <w:tcW w:w="2340" w:type="dxa"/>
-            <w:tcBorders>
-              <w:top w:val="single" w:sz="4" w:space="0" w:color="808080"/>
-              <w:left w:val="single" w:sz="4" w:space="0" w:color="808080"/>
-              <w:bottom w:val="single" w:sz="4" w:space="0" w:color="808080"/>
-              <w:right w:val="single" w:sz="4" w:space="0" w:color="808080"/>
-            </w:tcBorders>
-            <w:tcMar>
-              <w:top w:w="60" w:type="dxa"/>
-              <w:left w:w="100" w:type="dxa"/>
-              <w:bottom w:w="60" w:type="dxa"/>
-              <w:right w:w="100" w:type="dxa"/>
-            </w:tcMar>
-            <w:vAlign w:val="center"/>
-          </w:tcPr>
-          <w:p>
-            <w:pPr>
-              <w:jc w:val="center"/>
-            </w:pPr>
-            <w:r>
-              <w:t>xxx (</w:t>
-            </w:r>
-            <w:proofErr w:type="spellStart"/>
-            <w:r>
-              <w:t>xx.x</w:t>
-            </w:r>
-            <w:proofErr w:type="spellEnd"/>
-            <w:r>
-              <w:t>)</w:t>
-            </w:r>
-          </w:p>
-        </w:tc>
-        <w:tc>
-          <w:tcPr>
-            <w:tcW w:w="2340" w:type="dxa"/>
-            <w:tcBorders>
-              <w:top w:val="single" w:sz="4" w:space="0" w:color="808080"/>
-              <w:left w:val="single" w:sz="4" w:space="0" w:color="808080"/>
-              <w:bottom w:val="single" w:sz="4" w:space="0" w:color="808080"/>
-              <w:right w:val="single" w:sz="4" w:space="0" w:color="808080"/>
-            </w:tcBorders>
-            <w:tcMar>
-              <w:top w:w="60" w:type="dxa"/>
-              <w:left w:w="100" w:type="dxa"/>
-              <w:bottom w:w="60" w:type="dxa"/>
-              <w:right w:w="100" w:type="dxa"/>
-            </w:tcMar>
-            <w:vAlign w:val="center"/>
-          </w:tcPr>
-          <w:p>
-            <w:pPr>
-              <w:jc w:val="center"/>
-            </w:pPr>
-            <w:r>
-              <w:t>xxx (</w:t>
-            </w:r>
-            <w:proofErr w:type="spellStart"/>
-            <w:r>
-              <w:t>xx.x</w:t>
-            </w:r>
-            <w:proofErr w:type="spellEnd"/>
-            <w:r>
-              <w:t>)</w:t>
-            </w:r>
-          </w:p>
-        </w:tc>
-        <w:tc>
-          <w:tcPr>
-            <w:tcW w:w="2340" w:type="dxa"/>
-            <w:tcBorders>
-              <w:top w:val="single" w:sz="4" w:space="0" w:color="808080"/>
-              <w:left w:val="single" w:sz="4" w:space="0" w:color="808080"/>
-              <w:bottom w:val="single" w:sz="4" w:space="0" w:color="808080"/>
-              <w:right w:val="single" w:sz="4" w:space="0" w:color="808080"/>
-            </w:tcBorders>
-            <w:tcMar>
-              <w:top w:w="60" w:type="dxa"/>
-              <w:left w:w="100" w:type="dxa"/>
-              <w:bottom w:w="60" w:type="dxa"/>
-              <w:right w:w="100" w:type="dxa"/>
-            </w:tcMar>
-            <w:vAlign w:val="center"/>
-          </w:tcPr>
-          <w:p>
-            <w:pPr>
-              <w:jc w:val="center"/>
-            </w:pPr>
-            <w:r>
-              <w:t>xxx (</w:t>
-            </w:r>
-            <w:proofErr w:type="spellStart"/>
-            <w:r>
-              <w:t>xx.x</w:t>
-            </w:r>
-            <w:proofErr w:type="spellEnd"/>
-            <w:r>
-              <w:t>)</w:t>
-            </w:r>
-          </w:p>
-        </w:tc>
-      </w:tr>
-      <w:tr>
-        <w:tc>
-          <w:tcPr>
-            <w:tcW w:w="4680" w:type="dxa"/>
-            <w:tcBorders>
-              <w:top w:val="single" w:sz="4" w:space="0" w:color="808080"/>
-              <w:left w:val="single" w:sz="4" w:space="0" w:color="808080"/>
-              <w:bottom w:val="single" w:sz="4" w:space="0" w:color="808080"/>
-              <w:right w:val="single" w:sz="4" w:space="0" w:color="808080"/>
-            </w:tcBorders>
-            <w:tcMar>
-              <w:top w:w="60" w:type="dxa"/>
-              <w:left w:w="100" w:type="dxa"/>
-              <w:bottom w:w="60" w:type="dxa"/>
-              <w:right w:w="100" w:type="dxa"/>
-            </w:tcMar>
-            <w:vAlign w:val="center"/>
-          </w:tcPr>
-          <w:p>
-            <w:r>
-              <w:t xml:space="preserve">    </w:t>
-            </w:r>
-            <w:proofErr w:type="spellStart"/>
-            <w:r>
-              <w:t>Wk</w:t>
-            </w:r>
-            <w:proofErr w:type="spellEnd"/>
-            <w:r>
-              <w:t xml:space="preserve"> 52</w:t>
-            </w:r>
-          </w:p>
-        </w:tc>
-        <w:tc>
-          <w:tcPr>
-            <w:tcW w:w="2340" w:type="dxa"/>
-            <w:tcBorders>
-              <w:top w:val="single" w:sz="4" w:space="0" w:color="808080"/>
-              <w:left w:val="single" w:sz="4" w:space="0" w:color="808080"/>
-              <w:bottom w:val="single" w:sz="4" w:space="0" w:color="808080"/>
-              <w:right w:val="single" w:sz="4" w:space="0" w:color="808080"/>
-            </w:tcBorders>
-            <w:tcMar>
-              <w:top w:w="60" w:type="dxa"/>
-              <w:left w:w="100" w:type="dxa"/>
-              <w:bottom w:w="60" w:type="dxa"/>
-              <w:right w:w="100" w:type="dxa"/>
-            </w:tcMar>
-            <w:vAlign w:val="center"/>
-          </w:tcPr>
-          <w:p>
-            <w:pPr>
-              <w:jc w:val="center"/>
-            </w:pPr>
-            <w:r>
-              <w:t>xxx (</w:t>
-            </w:r>
-            <w:proofErr w:type="spellStart"/>
-            <w:r>
-              <w:t>xx.x</w:t>
-            </w:r>
-            <w:proofErr w:type="spellEnd"/>
-            <w:r>
-              <w:t>)</w:t>
-            </w:r>
-          </w:p>
-        </w:tc>
-        <w:tc>
-          <w:tcPr>
-            <w:tcW w:w="2340" w:type="dxa"/>
-            <w:tcBorders>
-              <w:top w:val="single" w:sz="4" w:space="0" w:color="808080"/>
-              <w:left w:val="single" w:sz="4" w:space="0" w:color="808080"/>
-              <w:bottom w:val="single" w:sz="4" w:space="0" w:color="808080"/>
-              <w:right w:val="single" w:sz="4" w:space="0" w:color="808080"/>
-            </w:tcBorders>
-            <w:tcMar>
-              <w:top w:w="60" w:type="dxa"/>
-              <w:left w:w="100" w:type="dxa"/>
-              <w:bottom w:w="60" w:type="dxa"/>
-              <w:right w:w="100" w:type="dxa"/>
-            </w:tcMar>
-            <w:vAlign w:val="center"/>
-          </w:tcPr>
-          <w:p>
-            <w:pPr>
-              <w:jc w:val="center"/>
-            </w:pPr>
-            <w:r>
-              <w:t>xxx (</w:t>
-            </w:r>
-            <w:proofErr w:type="spellStart"/>
-            <w:r>
-              <w:t>xx.x</w:t>
-            </w:r>
-            <w:proofErr w:type="spellEnd"/>
-            <w:r>
-              <w:t>)</w:t>
-            </w:r>
-          </w:p>
-        </w:tc>
-        <w:tc>
-          <w:tcPr>
-            <w:tcW w:w="2340" w:type="dxa"/>
-            <w:tcBorders>
-              <w:top w:val="single" w:sz="4" w:space="0" w:color="808080"/>
-              <w:left w:val="single" w:sz="4" w:space="0" w:color="808080"/>
-              <w:bottom w:val="single" w:sz="4" w:space="0" w:color="808080"/>
-              <w:right w:val="single" w:sz="4" w:space="0" w:color="808080"/>
-            </w:tcBorders>
-            <w:tcMar>
-              <w:top w:w="60" w:type="dxa"/>
-              <w:left w:w="100" w:type="dxa"/>
-              <w:bottom w:w="60" w:type="dxa"/>
-              <w:right w:w="100" w:type="dxa"/>
-            </w:tcMar>
-            <w:vAlign w:val="center"/>
-          </w:tcPr>
-          <w:p>
-            <w:pPr>
-              <w:jc w:val="center"/>
-            </w:pPr>
-            <w:r>
-              <w:t>xxx (</w:t>
-            </w:r>
-            <w:proofErr w:type="spellStart"/>
-            <w:r>
-              <w:t>xx.x</w:t>
-            </w:r>
-            <w:proofErr w:type="spellEnd"/>
-            <w:r>
-              <w:t>)</w:t>
-            </w:r>
-          </w:p>
-        </w:tc>
-      </w:tr>
-      <w:tr>
-        <w:tc>
-          <w:tcPr>
-            <w:tcW w:w="4680" w:type="dxa"/>
-            <w:tcBorders>
-              <w:top w:val="single" w:sz="4" w:space="0" w:color="808080"/>
-              <w:left w:val="single" w:sz="4" w:space="0" w:color="808080"/>
-              <w:bottom w:val="single" w:sz="4" w:space="0" w:color="808080"/>
-              <w:right w:val="single" w:sz="4" w:space="0" w:color="808080"/>
-            </w:tcBorders>
-            <w:tcMar>
-              <w:top w:w="60" w:type="dxa"/>
-              <w:left w:w="100" w:type="dxa"/>
-              <w:bottom w:w="60" w:type="dxa"/>
-              <w:right w:w="100" w:type="dxa"/>
-            </w:tcMar>
-            <w:vAlign w:val="center"/>
-          </w:tcPr>
-          <w:p>
-            <w:r>
-              <w:t xml:space="preserve">    </w:t>
-            </w:r>
-            <w:proofErr w:type="spellStart"/>
-            <w:r>
-              <w:t>Wk</w:t>
-            </w:r>
-            <w:proofErr w:type="spellEnd"/>
-            <w:r>
-              <w:t xml:space="preserve"> 104</w:t>
-            </w:r>
-          </w:p>
-        </w:tc>
-        <w:tc>
-          <w:tcPr>
-            <w:tcW w:w="2340" w:type="dxa"/>
-            <w:tcBorders>
-              <w:top w:val="single" w:sz="4" w:space="0" w:color="808080"/>
-              <w:left w:val="single" w:sz="4" w:space="0" w:color="808080"/>
-              <w:bottom w:val="single" w:sz="4" w:space="0" w:color="808080"/>
-              <w:right w:val="single" w:sz="4" w:space="0" w:color="808080"/>
-            </w:tcBorders>
-            <w:tcMar>
-              <w:top w:w="60" w:type="dxa"/>
-              <w:left w:w="100" w:type="dxa"/>
-              <w:bottom w:w="60" w:type="dxa"/>
-              <w:right w:w="100" w:type="dxa"/>
-            </w:tcMar>
-            <w:vAlign w:val="center"/>
-          </w:tcPr>
-          <w:p>
-            <w:pPr>
-              <w:jc w:val="center"/>
-            </w:pPr>
-            <w:r>
-              <w:t>xxx (</w:t>
-            </w:r>
-            <w:proofErr w:type="spellStart"/>
-            <w:r>
-              <w:t>xx.x</w:t>
-            </w:r>
-            <w:proofErr w:type="spellEnd"/>
-            <w:r>
-              <w:t>)</w:t>
-            </w:r>
-          </w:p>
-        </w:tc>
-        <w:tc>
-          <w:tcPr>
-            <w:tcW w:w="2340" w:type="dxa"/>
-            <w:tcBorders>
-              <w:top w:val="single" w:sz="4" w:space="0" w:color="808080"/>
-              <w:left w:val="single" w:sz="4" w:space="0" w:color="808080"/>
-              <w:bottom w:val="single" w:sz="4" w:space="0" w:color="808080"/>
-              <w:right w:val="single" w:sz="4" w:space="0" w:color="808080"/>
-            </w:tcBorders>
-            <w:tcMar>
-              <w:top w:w="60" w:type="dxa"/>
-              <w:left w:w="100" w:type="dxa"/>
-              <w:bottom w:w="60" w:type="dxa"/>
-              <w:right w:w="100" w:type="dxa"/>
-            </w:tcMar>
-            <w:vAlign w:val="center"/>
-          </w:tcPr>
-          <w:p>
-            <w:pPr>
-              <w:jc w:val="center"/>
-            </w:pPr>
-            <w:r>
-              <w:t>xxx (</w:t>
-            </w:r>
-            <w:proofErr w:type="spellStart"/>
-            <w:r>
-              <w:t>xx.x</w:t>
-            </w:r>
-            <w:proofErr w:type="spellEnd"/>
-            <w:r>
-              <w:t>)</w:t>
-            </w:r>
-          </w:p>
-        </w:tc>
-        <w:tc>
-          <w:tcPr>
-            <w:tcW w:w="2340" w:type="dxa"/>
-            <w:tcBorders>
-              <w:top w:val="single" w:sz="4" w:space="0" w:color="808080"/>
-              <w:left w:val="single" w:sz="4" w:space="0" w:color="808080"/>
-              <w:bottom w:val="single" w:sz="4" w:space="0" w:color="808080"/>
-              <w:right w:val="single" w:sz="4" w:space="0" w:color="808080"/>
-            </w:tcBorders>
-            <w:tcMar>
-              <w:top w:w="60" w:type="dxa"/>
-              <w:left w:w="100" w:type="dxa"/>
-              <w:bottom w:w="60" w:type="dxa"/>
-              <w:right w:w="100" w:type="dxa"/>
-            </w:tcMar>
-            <w:vAlign w:val="center"/>
-          </w:tcPr>
-          <w:p>
-            <w:pPr>
-              <w:jc w:val="center"/>
-            </w:pPr>
-            <w:r>
-              <w:t>xxx (</w:t>
-            </w:r>
-            <w:proofErr w:type="spellStart"/>
-            <w:r>
-              <w:t>xx.x</w:t>
-            </w:r>
-            <w:proofErr w:type="spellEnd"/>
-            <w:r>
-              <w:t>)</w:t>
-            </w:r>
-          </w:p>
-        </w:tc>
-      </w:tr>
-      <w:tr>
-        <w:tc>
-          <w:tcPr>
-            <w:tcW w:w="4680" w:type="dxa"/>
-            <w:tcBorders>
-              <w:top w:val="single" w:sz="4" w:space="0" w:color="808080"/>
-              <w:left w:val="single" w:sz="4" w:space="0" w:color="808080"/>
-              <w:bottom w:val="single" w:sz="4" w:space="0" w:color="808080"/>
-              <w:right w:val="single" w:sz="4" w:space="0" w:color="808080"/>
-            </w:tcBorders>
-            <w:tcMar>
-              <w:top w:w="60" w:type="dxa"/>
-              <w:left w:w="100" w:type="dxa"/>
-              <w:bottom w:w="60" w:type="dxa"/>
-              <w:right w:w="100" w:type="dxa"/>
-            </w:tcMar>
-            <w:vAlign w:val="center"/>
-          </w:tcPr>
-          <w:p>
-            <w:r>
-              <w:t xml:space="preserve">    </w:t>
-            </w:r>
-            <w:proofErr w:type="spellStart"/>
-            <w:r>
-              <w:t>Wk</w:t>
-            </w:r>
-            <w:proofErr w:type="spellEnd"/>
-            <w:r>
-              <w:t xml:space="preserve"> 140</w:t>
             </w:r>
           </w:p>
         </w:tc>
@@ -29562,1602 +28741,6 @@
           <w:szCs w:val="22"/>
         </w:rPr>
         <w:lastRenderedPageBreak/>
-        <w:t>Table 14.3.2</w:t>
-      </w:r>
-    </w:p>
-    <w:p>
-      <w:pPr>
-        <w:spacing w:after="60"/>
-        <w:jc w:val="center"/>
-      </w:pPr>
-      <w:r>
-        <w:rPr>
-          <w:b/>
-          <w:bCs/>
-          <w:sz w:val="22"/>
-          <w:szCs w:val="22"/>
-        </w:rPr>
-        <w:t>Most Common Treatment-Emergent Adverse Events Through Week 140 (≥ 5 E/100 PY in any treatment group, by Preferred Term)</w:t>
-      </w:r>
-    </w:p>
-    <w:p>
-      <w:pPr>
-        <w:spacing w:after="200"/>
-        <w:jc w:val="center"/>
-      </w:pPr>
-      <w:r>
-        <w:t>Safety Population (</w:t>
-      </w:r>
-      <w:r>
-        <w:rPr>
-          <w:color w:val="C00000"/>
-        </w:rPr>
-        <w:t>ADSL.SAFFL='Y'</w:t>
-      </w:r>
-      <w:r>
-        <w:t>)</w:t>
-      </w:r>
-    </w:p>
-    <w:tbl>
-      <w:tblPr>
-        <w:tblW w:w="9300" w:type="dxa"/>
-        <w:tblBorders>
-          <w:top w:val="single" w:sz="4" w:space="0" w:color="auto"/>
-          <w:left w:val="single" w:sz="4" w:space="0" w:color="auto"/>
-          <w:bottom w:val="single" w:sz="4" w:space="0" w:color="auto"/>
-          <w:right w:val="single" w:sz="4" w:space="0" w:color="auto"/>
-          <w:insideH w:val="single" w:sz="4" w:space="0" w:color="auto"/>
-          <w:insideV w:val="single" w:sz="4" w:space="0" w:color="auto"/>
-        </w:tblBorders>
-        <w:tblCellMar>
-          <w:left w:w="10" w:type="dxa"/>
-          <w:right w:w="10" w:type="dxa"/>
-        </w:tblCellMar>
-        <w:tblLook w:val="0000" w:firstRow="0" w:lastRow="0" w:firstColumn="0" w:lastColumn="0" w:noHBand="0" w:noVBand="0"/>
-      </w:tblPr>
-      <w:tblGrid>
-        <w:gridCol w:w="4500"/>
-        <w:gridCol w:w="2400"/>
-        <w:gridCol w:w="2400"/>
-      </w:tblGrid>
-      <w:tr>
-        <w:trPr>
-          <w:tblHeader/>
-        </w:trPr>
-        <w:tc>
-          <w:tcPr>
-            <w:tcW w:w="4500" w:type="dxa"/>
-            <w:tcBorders>
-              <w:top w:val="single" w:sz="4" w:space="0" w:color="808080"/>
-              <w:left w:val="single" w:sz="4" w:space="0" w:color="808080"/>
-              <w:bottom w:val="single" w:sz="4" w:space="0" w:color="808080"/>
-              <w:right w:val="single" w:sz="4" w:space="0" w:color="808080"/>
-            </w:tcBorders>
-            <w:shd w:val="clear" w:color="auto" w:fill="D9E2F3"/>
-            <w:tcMar>
-              <w:top w:w="60" w:type="dxa"/>
-              <w:left w:w="100" w:type="dxa"/>
-              <w:bottom w:w="60" w:type="dxa"/>
-              <w:right w:w="100" w:type="dxa"/>
-            </w:tcMar>
-            <w:vAlign w:val="center"/>
-          </w:tcPr>
-          <w:p>
-            <w:r>
-              <w:rPr>
-                <w:b/>
-                <w:bCs/>
-              </w:rPr>
-              <w:t>Preferred Term</w:t>
-            </w:r>
-          </w:p>
-        </w:tc>
-        <w:tc>
-          <w:tcPr>
-            <w:tcW w:w="2400" w:type="dxa"/>
-            <w:tcBorders>
-              <w:top w:val="single" w:sz="4" w:space="0" w:color="808080"/>
-              <w:left w:val="single" w:sz="4" w:space="0" w:color="808080"/>
-              <w:bottom w:val="single" w:sz="4" w:space="0" w:color="808080"/>
-              <w:right w:val="single" w:sz="4" w:space="0" w:color="808080"/>
-            </w:tcBorders>
-            <w:shd w:val="clear" w:color="auto" w:fill="D9E2F3"/>
-            <w:tcMar>
-              <w:top w:w="60" w:type="dxa"/>
-              <w:left w:w="100" w:type="dxa"/>
-              <w:bottom w:w="60" w:type="dxa"/>
-              <w:right w:w="100" w:type="dxa"/>
-            </w:tcMar>
-            <w:vAlign w:val="center"/>
-          </w:tcPr>
-          <w:p>
-            <w:pPr>
-              <w:jc w:val="center"/>
-            </w:pPr>
-            <w:r>
-              <w:rPr>
-                <w:b/>
-                <w:bCs/>
-              </w:rPr>
-              <w:t>UPADALIMIB 15 mg (N=200) E (E/100 PY)</w:t>
-            </w:r>
-          </w:p>
-        </w:tc>
-        <w:tc>
-          <w:tcPr>
-            <w:tcW w:w="2400" w:type="dxa"/>
-            <w:tcBorders>
-              <w:top w:val="single" w:sz="4" w:space="0" w:color="808080"/>
-              <w:left w:val="single" w:sz="4" w:space="0" w:color="808080"/>
-              <w:bottom w:val="single" w:sz="4" w:space="0" w:color="808080"/>
-              <w:right w:val="single" w:sz="4" w:space="0" w:color="808080"/>
-            </w:tcBorders>
-            <w:shd w:val="clear" w:color="auto" w:fill="D9E2F3"/>
-            <w:tcMar>
-              <w:top w:w="60" w:type="dxa"/>
-              <w:left w:w="100" w:type="dxa"/>
-              <w:bottom w:w="60" w:type="dxa"/>
-              <w:right w:w="100" w:type="dxa"/>
-            </w:tcMar>
-            <w:vAlign w:val="center"/>
-          </w:tcPr>
-          <w:p>
-            <w:pPr>
-              <w:jc w:val="center"/>
-            </w:pPr>
-            <w:r>
-              <w:rPr>
-                <w:b/>
-                <w:bCs/>
-              </w:rPr>
-              <w:t>UPADALIMIB 30 mg (N=200) E (E/100 PY)</w:t>
-            </w:r>
-          </w:p>
-        </w:tc>
-      </w:tr>
-      <w:tr>
-        <w:tc>
-          <w:tcPr>
-            <w:tcW w:w="4500" w:type="dxa"/>
-            <w:tcBorders>
-              <w:top w:val="single" w:sz="4" w:space="0" w:color="808080"/>
-              <w:left w:val="single" w:sz="4" w:space="0" w:color="808080"/>
-              <w:bottom w:val="single" w:sz="4" w:space="0" w:color="808080"/>
-              <w:right w:val="single" w:sz="4" w:space="0" w:color="808080"/>
-            </w:tcBorders>
-            <w:tcMar>
-              <w:top w:w="60" w:type="dxa"/>
-              <w:left w:w="100" w:type="dxa"/>
-              <w:bottom w:w="60" w:type="dxa"/>
-              <w:right w:w="100" w:type="dxa"/>
-            </w:tcMar>
-            <w:vAlign w:val="center"/>
-          </w:tcPr>
-          <w:p>
-            <w:r>
-              <w:t>COVID-19</w:t>
-            </w:r>
-          </w:p>
-        </w:tc>
-        <w:tc>
-          <w:tcPr>
-            <w:tcW w:w="2400" w:type="dxa"/>
-            <w:tcBorders>
-              <w:top w:val="single" w:sz="4" w:space="0" w:color="808080"/>
-              <w:left w:val="single" w:sz="4" w:space="0" w:color="808080"/>
-              <w:bottom w:val="single" w:sz="4" w:space="0" w:color="808080"/>
-              <w:right w:val="single" w:sz="4" w:space="0" w:color="808080"/>
-            </w:tcBorders>
-            <w:tcMar>
-              <w:top w:w="60" w:type="dxa"/>
-              <w:left w:w="100" w:type="dxa"/>
-              <w:bottom w:w="60" w:type="dxa"/>
-              <w:right w:w="100" w:type="dxa"/>
-            </w:tcMar>
-            <w:vAlign w:val="center"/>
-          </w:tcPr>
-          <w:p>
-            <w:pPr>
-              <w:jc w:val="center"/>
-            </w:pPr>
-            <w:r>
-              <w:t>xxx (</w:t>
-            </w:r>
-            <w:proofErr w:type="spellStart"/>
-            <w:r>
-              <w:t>xx.x</w:t>
-            </w:r>
-            <w:proofErr w:type="spellEnd"/>
-            <w:r>
-              <w:t>)</w:t>
-            </w:r>
-          </w:p>
-        </w:tc>
-        <w:tc>
-          <w:tcPr>
-            <w:tcW w:w="2400" w:type="dxa"/>
-            <w:tcBorders>
-              <w:top w:val="single" w:sz="4" w:space="0" w:color="808080"/>
-              <w:left w:val="single" w:sz="4" w:space="0" w:color="808080"/>
-              <w:bottom w:val="single" w:sz="4" w:space="0" w:color="808080"/>
-              <w:right w:val="single" w:sz="4" w:space="0" w:color="808080"/>
-            </w:tcBorders>
-            <w:tcMar>
-              <w:top w:w="60" w:type="dxa"/>
-              <w:left w:w="100" w:type="dxa"/>
-              <w:bottom w:w="60" w:type="dxa"/>
-              <w:right w:w="100" w:type="dxa"/>
-            </w:tcMar>
-            <w:vAlign w:val="center"/>
-          </w:tcPr>
-          <w:p>
-            <w:pPr>
-              <w:jc w:val="center"/>
-            </w:pPr>
-            <w:r>
-              <w:t>xxx (</w:t>
-            </w:r>
-            <w:proofErr w:type="spellStart"/>
-            <w:r>
-              <w:t>xx.x</w:t>
-            </w:r>
-            <w:proofErr w:type="spellEnd"/>
-            <w:r>
-              <w:t>)</w:t>
-            </w:r>
-          </w:p>
-        </w:tc>
-      </w:tr>
-      <w:tr>
-        <w:tc>
-          <w:tcPr>
-            <w:tcW w:w="4500" w:type="dxa"/>
-            <w:tcBorders>
-              <w:top w:val="single" w:sz="4" w:space="0" w:color="808080"/>
-              <w:left w:val="single" w:sz="4" w:space="0" w:color="808080"/>
-              <w:bottom w:val="single" w:sz="4" w:space="0" w:color="808080"/>
-              <w:right w:val="single" w:sz="4" w:space="0" w:color="808080"/>
-            </w:tcBorders>
-            <w:tcMar>
-              <w:top w:w="60" w:type="dxa"/>
-              <w:left w:w="100" w:type="dxa"/>
-              <w:bottom w:w="60" w:type="dxa"/>
-              <w:right w:w="100" w:type="dxa"/>
-            </w:tcMar>
-            <w:vAlign w:val="center"/>
-          </w:tcPr>
-          <w:p>
-            <w:r>
-              <w:t>Nasopharyngitis</w:t>
-            </w:r>
-          </w:p>
-        </w:tc>
-        <w:tc>
-          <w:tcPr>
-            <w:tcW w:w="2400" w:type="dxa"/>
-            <w:tcBorders>
-              <w:top w:val="single" w:sz="4" w:space="0" w:color="808080"/>
-              <w:left w:val="single" w:sz="4" w:space="0" w:color="808080"/>
-              <w:bottom w:val="single" w:sz="4" w:space="0" w:color="808080"/>
-              <w:right w:val="single" w:sz="4" w:space="0" w:color="808080"/>
-            </w:tcBorders>
-            <w:tcMar>
-              <w:top w:w="60" w:type="dxa"/>
-              <w:left w:w="100" w:type="dxa"/>
-              <w:bottom w:w="60" w:type="dxa"/>
-              <w:right w:w="100" w:type="dxa"/>
-            </w:tcMar>
-            <w:vAlign w:val="center"/>
-          </w:tcPr>
-          <w:p>
-            <w:pPr>
-              <w:jc w:val="center"/>
-            </w:pPr>
-            <w:r>
-              <w:t>xxx (</w:t>
-            </w:r>
-            <w:proofErr w:type="spellStart"/>
-            <w:r>
-              <w:t>xx.x</w:t>
-            </w:r>
-            <w:proofErr w:type="spellEnd"/>
-            <w:r>
-              <w:t>)</w:t>
-            </w:r>
-          </w:p>
-        </w:tc>
-        <w:tc>
-          <w:tcPr>
-            <w:tcW w:w="2400" w:type="dxa"/>
-            <w:tcBorders>
-              <w:top w:val="single" w:sz="4" w:space="0" w:color="808080"/>
-              <w:left w:val="single" w:sz="4" w:space="0" w:color="808080"/>
-              <w:bottom w:val="single" w:sz="4" w:space="0" w:color="808080"/>
-              <w:right w:val="single" w:sz="4" w:space="0" w:color="808080"/>
-            </w:tcBorders>
-            <w:tcMar>
-              <w:top w:w="60" w:type="dxa"/>
-              <w:left w:w="100" w:type="dxa"/>
-              <w:bottom w:w="60" w:type="dxa"/>
-              <w:right w:w="100" w:type="dxa"/>
-            </w:tcMar>
-            <w:vAlign w:val="center"/>
-          </w:tcPr>
-          <w:p>
-            <w:pPr>
-              <w:jc w:val="center"/>
-            </w:pPr>
-            <w:r>
-              <w:t>xxx (</w:t>
-            </w:r>
-            <w:proofErr w:type="spellStart"/>
-            <w:r>
-              <w:t>xx.x</w:t>
-            </w:r>
-            <w:proofErr w:type="spellEnd"/>
-            <w:r>
-              <w:t>)</w:t>
-            </w:r>
-          </w:p>
-        </w:tc>
-      </w:tr>
-      <w:tr>
-        <w:tc>
-          <w:tcPr>
-            <w:tcW w:w="4500" w:type="dxa"/>
-            <w:tcBorders>
-              <w:top w:val="single" w:sz="4" w:space="0" w:color="808080"/>
-              <w:left w:val="single" w:sz="4" w:space="0" w:color="808080"/>
-              <w:bottom w:val="single" w:sz="4" w:space="0" w:color="808080"/>
-              <w:right w:val="single" w:sz="4" w:space="0" w:color="808080"/>
-            </w:tcBorders>
-            <w:tcMar>
-              <w:top w:w="60" w:type="dxa"/>
-              <w:left w:w="100" w:type="dxa"/>
-              <w:bottom w:w="60" w:type="dxa"/>
-              <w:right w:w="100" w:type="dxa"/>
-            </w:tcMar>
-            <w:vAlign w:val="center"/>
-          </w:tcPr>
-          <w:p>
-            <w:r>
-              <w:t>Acne</w:t>
-            </w:r>
-          </w:p>
-        </w:tc>
-        <w:tc>
-          <w:tcPr>
-            <w:tcW w:w="2400" w:type="dxa"/>
-            <w:tcBorders>
-              <w:top w:val="single" w:sz="4" w:space="0" w:color="808080"/>
-              <w:left w:val="single" w:sz="4" w:space="0" w:color="808080"/>
-              <w:bottom w:val="single" w:sz="4" w:space="0" w:color="808080"/>
-              <w:right w:val="single" w:sz="4" w:space="0" w:color="808080"/>
-            </w:tcBorders>
-            <w:tcMar>
-              <w:top w:w="60" w:type="dxa"/>
-              <w:left w:w="100" w:type="dxa"/>
-              <w:bottom w:w="60" w:type="dxa"/>
-              <w:right w:w="100" w:type="dxa"/>
-            </w:tcMar>
-            <w:vAlign w:val="center"/>
-          </w:tcPr>
-          <w:p>
-            <w:pPr>
-              <w:jc w:val="center"/>
-            </w:pPr>
-            <w:r>
-              <w:t>xxx (</w:t>
-            </w:r>
-            <w:proofErr w:type="spellStart"/>
-            <w:r>
-              <w:t>xx.x</w:t>
-            </w:r>
-            <w:proofErr w:type="spellEnd"/>
-            <w:r>
-              <w:t>)</w:t>
-            </w:r>
-          </w:p>
-        </w:tc>
-        <w:tc>
-          <w:tcPr>
-            <w:tcW w:w="2400" w:type="dxa"/>
-            <w:tcBorders>
-              <w:top w:val="single" w:sz="4" w:space="0" w:color="808080"/>
-              <w:left w:val="single" w:sz="4" w:space="0" w:color="808080"/>
-              <w:bottom w:val="single" w:sz="4" w:space="0" w:color="808080"/>
-              <w:right w:val="single" w:sz="4" w:space="0" w:color="808080"/>
-            </w:tcBorders>
-            <w:tcMar>
-              <w:top w:w="60" w:type="dxa"/>
-              <w:left w:w="100" w:type="dxa"/>
-              <w:bottom w:w="60" w:type="dxa"/>
-              <w:right w:w="100" w:type="dxa"/>
-            </w:tcMar>
-            <w:vAlign w:val="center"/>
-          </w:tcPr>
-          <w:p>
-            <w:pPr>
-              <w:jc w:val="center"/>
-            </w:pPr>
-            <w:r>
-              <w:t>xxx (</w:t>
-            </w:r>
-            <w:proofErr w:type="spellStart"/>
-            <w:r>
-              <w:t>xx.x</w:t>
-            </w:r>
-            <w:proofErr w:type="spellEnd"/>
-            <w:r>
-              <w:t>)</w:t>
-            </w:r>
-          </w:p>
-        </w:tc>
-      </w:tr>
-      <w:tr>
-        <w:tc>
-          <w:tcPr>
-            <w:tcW w:w="4500" w:type="dxa"/>
-            <w:tcBorders>
-              <w:top w:val="single" w:sz="4" w:space="0" w:color="808080"/>
-              <w:left w:val="single" w:sz="4" w:space="0" w:color="808080"/>
-              <w:bottom w:val="single" w:sz="4" w:space="0" w:color="808080"/>
-              <w:right w:val="single" w:sz="4" w:space="0" w:color="808080"/>
-            </w:tcBorders>
-            <w:tcMar>
-              <w:top w:w="60" w:type="dxa"/>
-              <w:left w:w="100" w:type="dxa"/>
-              <w:bottom w:w="60" w:type="dxa"/>
-              <w:right w:w="100" w:type="dxa"/>
-            </w:tcMar>
-            <w:vAlign w:val="center"/>
-          </w:tcPr>
-          <w:p>
-            <w:r>
-              <w:t>Upper respiratory tract infection</w:t>
-            </w:r>
-          </w:p>
-        </w:tc>
-        <w:tc>
-          <w:tcPr>
-            <w:tcW w:w="2400" w:type="dxa"/>
-            <w:tcBorders>
-              <w:top w:val="single" w:sz="4" w:space="0" w:color="808080"/>
-              <w:left w:val="single" w:sz="4" w:space="0" w:color="808080"/>
-              <w:bottom w:val="single" w:sz="4" w:space="0" w:color="808080"/>
-              <w:right w:val="single" w:sz="4" w:space="0" w:color="808080"/>
-            </w:tcBorders>
-            <w:tcMar>
-              <w:top w:w="60" w:type="dxa"/>
-              <w:left w:w="100" w:type="dxa"/>
-              <w:bottom w:w="60" w:type="dxa"/>
-              <w:right w:w="100" w:type="dxa"/>
-            </w:tcMar>
-            <w:vAlign w:val="center"/>
-          </w:tcPr>
-          <w:p>
-            <w:pPr>
-              <w:jc w:val="center"/>
-            </w:pPr>
-            <w:r>
-              <w:t>xxx (</w:t>
-            </w:r>
-            <w:proofErr w:type="spellStart"/>
-            <w:r>
-              <w:t>xx.x</w:t>
-            </w:r>
-            <w:proofErr w:type="spellEnd"/>
-            <w:r>
-              <w:t>)</w:t>
-            </w:r>
-          </w:p>
-        </w:tc>
-        <w:tc>
-          <w:tcPr>
-            <w:tcW w:w="2400" w:type="dxa"/>
-            <w:tcBorders>
-              <w:top w:val="single" w:sz="4" w:space="0" w:color="808080"/>
-              <w:left w:val="single" w:sz="4" w:space="0" w:color="808080"/>
-              <w:bottom w:val="single" w:sz="4" w:space="0" w:color="808080"/>
-              <w:right w:val="single" w:sz="4" w:space="0" w:color="808080"/>
-            </w:tcBorders>
-            <w:tcMar>
-              <w:top w:w="60" w:type="dxa"/>
-              <w:left w:w="100" w:type="dxa"/>
-              <w:bottom w:w="60" w:type="dxa"/>
-              <w:right w:w="100" w:type="dxa"/>
-            </w:tcMar>
-            <w:vAlign w:val="center"/>
-          </w:tcPr>
-          <w:p>
-            <w:pPr>
-              <w:jc w:val="center"/>
-            </w:pPr>
-            <w:r>
-              <w:t>xxx (</w:t>
-            </w:r>
-            <w:proofErr w:type="spellStart"/>
-            <w:r>
-              <w:t>xx.x</w:t>
-            </w:r>
-            <w:proofErr w:type="spellEnd"/>
-            <w:r>
-              <w:t>)</w:t>
-            </w:r>
-          </w:p>
-        </w:tc>
-      </w:tr>
-      <w:tr>
-        <w:tc>
-          <w:tcPr>
-            <w:tcW w:w="4500" w:type="dxa"/>
-            <w:tcBorders>
-              <w:top w:val="single" w:sz="4" w:space="0" w:color="808080"/>
-              <w:left w:val="single" w:sz="4" w:space="0" w:color="808080"/>
-              <w:bottom w:val="single" w:sz="4" w:space="0" w:color="808080"/>
-              <w:right w:val="single" w:sz="4" w:space="0" w:color="808080"/>
-            </w:tcBorders>
-            <w:tcMar>
-              <w:top w:w="60" w:type="dxa"/>
-              <w:left w:w="100" w:type="dxa"/>
-              <w:bottom w:w="60" w:type="dxa"/>
-              <w:right w:w="100" w:type="dxa"/>
-            </w:tcMar>
-            <w:vAlign w:val="center"/>
-          </w:tcPr>
-          <w:p>
-            <w:r>
-              <w:t>Worsening of atopic dermatitis</w:t>
-            </w:r>
-          </w:p>
-        </w:tc>
-        <w:tc>
-          <w:tcPr>
-            <w:tcW w:w="2400" w:type="dxa"/>
-            <w:tcBorders>
-              <w:top w:val="single" w:sz="4" w:space="0" w:color="808080"/>
-              <w:left w:val="single" w:sz="4" w:space="0" w:color="808080"/>
-              <w:bottom w:val="single" w:sz="4" w:space="0" w:color="808080"/>
-              <w:right w:val="single" w:sz="4" w:space="0" w:color="808080"/>
-            </w:tcBorders>
-            <w:tcMar>
-              <w:top w:w="60" w:type="dxa"/>
-              <w:left w:w="100" w:type="dxa"/>
-              <w:bottom w:w="60" w:type="dxa"/>
-              <w:right w:w="100" w:type="dxa"/>
-            </w:tcMar>
-            <w:vAlign w:val="center"/>
-          </w:tcPr>
-          <w:p>
-            <w:pPr>
-              <w:jc w:val="center"/>
-            </w:pPr>
-            <w:r>
-              <w:t>xxx (</w:t>
-            </w:r>
-            <w:proofErr w:type="spellStart"/>
-            <w:r>
-              <w:t>xx.x</w:t>
-            </w:r>
-            <w:proofErr w:type="spellEnd"/>
-            <w:r>
-              <w:t>)</w:t>
-            </w:r>
-          </w:p>
-        </w:tc>
-        <w:tc>
-          <w:tcPr>
-            <w:tcW w:w="2400" w:type="dxa"/>
-            <w:tcBorders>
-              <w:top w:val="single" w:sz="4" w:space="0" w:color="808080"/>
-              <w:left w:val="single" w:sz="4" w:space="0" w:color="808080"/>
-              <w:bottom w:val="single" w:sz="4" w:space="0" w:color="808080"/>
-              <w:right w:val="single" w:sz="4" w:space="0" w:color="808080"/>
-            </w:tcBorders>
-            <w:tcMar>
-              <w:top w:w="60" w:type="dxa"/>
-              <w:left w:w="100" w:type="dxa"/>
-              <w:bottom w:w="60" w:type="dxa"/>
-              <w:right w:w="100" w:type="dxa"/>
-            </w:tcMar>
-            <w:vAlign w:val="center"/>
-          </w:tcPr>
-          <w:p>
-            <w:pPr>
-              <w:jc w:val="center"/>
-            </w:pPr>
-            <w:r>
-              <w:t>xxx (</w:t>
-            </w:r>
-            <w:proofErr w:type="spellStart"/>
-            <w:r>
-              <w:t>xx.x</w:t>
-            </w:r>
-            <w:proofErr w:type="spellEnd"/>
-            <w:r>
-              <w:t>)</w:t>
-            </w:r>
-          </w:p>
-        </w:tc>
-      </w:tr>
-      <w:tr>
-        <w:tc>
-          <w:tcPr>
-            <w:tcW w:w="4500" w:type="dxa"/>
-            <w:tcBorders>
-              <w:top w:val="single" w:sz="4" w:space="0" w:color="808080"/>
-              <w:left w:val="single" w:sz="4" w:space="0" w:color="808080"/>
-              <w:bottom w:val="single" w:sz="4" w:space="0" w:color="808080"/>
-              <w:right w:val="single" w:sz="4" w:space="0" w:color="808080"/>
-            </w:tcBorders>
-            <w:tcMar>
-              <w:top w:w="60" w:type="dxa"/>
-              <w:left w:w="100" w:type="dxa"/>
-              <w:bottom w:w="60" w:type="dxa"/>
-              <w:right w:w="100" w:type="dxa"/>
-            </w:tcMar>
-            <w:vAlign w:val="center"/>
-          </w:tcPr>
-          <w:p>
-            <w:r>
-              <w:t>Blood creatine phosphokinase increased</w:t>
-            </w:r>
-          </w:p>
-        </w:tc>
-        <w:tc>
-          <w:tcPr>
-            <w:tcW w:w="2400" w:type="dxa"/>
-            <w:tcBorders>
-              <w:top w:val="single" w:sz="4" w:space="0" w:color="808080"/>
-              <w:left w:val="single" w:sz="4" w:space="0" w:color="808080"/>
-              <w:bottom w:val="single" w:sz="4" w:space="0" w:color="808080"/>
-              <w:right w:val="single" w:sz="4" w:space="0" w:color="808080"/>
-            </w:tcBorders>
-            <w:tcMar>
-              <w:top w:w="60" w:type="dxa"/>
-              <w:left w:w="100" w:type="dxa"/>
-              <w:bottom w:w="60" w:type="dxa"/>
-              <w:right w:w="100" w:type="dxa"/>
-            </w:tcMar>
-            <w:vAlign w:val="center"/>
-          </w:tcPr>
-          <w:p>
-            <w:pPr>
-              <w:jc w:val="center"/>
-            </w:pPr>
-            <w:r>
-              <w:t>xxx (</w:t>
-            </w:r>
-            <w:proofErr w:type="spellStart"/>
-            <w:r>
-              <w:t>xx.x</w:t>
-            </w:r>
-            <w:proofErr w:type="spellEnd"/>
-            <w:r>
-              <w:t>)</w:t>
-            </w:r>
-          </w:p>
-        </w:tc>
-        <w:tc>
-          <w:tcPr>
-            <w:tcW w:w="2400" w:type="dxa"/>
-            <w:tcBorders>
-              <w:top w:val="single" w:sz="4" w:space="0" w:color="808080"/>
-              <w:left w:val="single" w:sz="4" w:space="0" w:color="808080"/>
-              <w:bottom w:val="single" w:sz="4" w:space="0" w:color="808080"/>
-              <w:right w:val="single" w:sz="4" w:space="0" w:color="808080"/>
-            </w:tcBorders>
-            <w:tcMar>
-              <w:top w:w="60" w:type="dxa"/>
-              <w:left w:w="100" w:type="dxa"/>
-              <w:bottom w:w="60" w:type="dxa"/>
-              <w:right w:w="100" w:type="dxa"/>
-            </w:tcMar>
-            <w:vAlign w:val="center"/>
-          </w:tcPr>
-          <w:p>
-            <w:pPr>
-              <w:jc w:val="center"/>
-            </w:pPr>
-            <w:r>
-              <w:t>xxx (</w:t>
-            </w:r>
-            <w:proofErr w:type="spellStart"/>
-            <w:r>
-              <w:t>xx.x</w:t>
-            </w:r>
-            <w:proofErr w:type="spellEnd"/>
-            <w:r>
-              <w:t>)</w:t>
-            </w:r>
-          </w:p>
-        </w:tc>
-      </w:tr>
-      <w:tr>
-        <w:tc>
-          <w:tcPr>
-            <w:tcW w:w="4500" w:type="dxa"/>
-            <w:tcBorders>
-              <w:top w:val="single" w:sz="4" w:space="0" w:color="808080"/>
-              <w:left w:val="single" w:sz="4" w:space="0" w:color="808080"/>
-              <w:bottom w:val="single" w:sz="4" w:space="0" w:color="808080"/>
-              <w:right w:val="single" w:sz="4" w:space="0" w:color="808080"/>
-            </w:tcBorders>
-            <w:tcMar>
-              <w:top w:w="60" w:type="dxa"/>
-              <w:left w:w="100" w:type="dxa"/>
-              <w:bottom w:w="60" w:type="dxa"/>
-              <w:right w:w="100" w:type="dxa"/>
-            </w:tcMar>
-            <w:vAlign w:val="center"/>
-          </w:tcPr>
-          <w:p>
-            <w:r>
-              <w:t>Oral herpes</w:t>
-            </w:r>
-          </w:p>
-        </w:tc>
-        <w:tc>
-          <w:tcPr>
-            <w:tcW w:w="2400" w:type="dxa"/>
-            <w:tcBorders>
-              <w:top w:val="single" w:sz="4" w:space="0" w:color="808080"/>
-              <w:left w:val="single" w:sz="4" w:space="0" w:color="808080"/>
-              <w:bottom w:val="single" w:sz="4" w:space="0" w:color="808080"/>
-              <w:right w:val="single" w:sz="4" w:space="0" w:color="808080"/>
-            </w:tcBorders>
-            <w:tcMar>
-              <w:top w:w="60" w:type="dxa"/>
-              <w:left w:w="100" w:type="dxa"/>
-              <w:bottom w:w="60" w:type="dxa"/>
-              <w:right w:w="100" w:type="dxa"/>
-            </w:tcMar>
-            <w:vAlign w:val="center"/>
-          </w:tcPr>
-          <w:p>
-            <w:pPr>
-              <w:jc w:val="center"/>
-            </w:pPr>
-            <w:r>
-              <w:t>xxx (</w:t>
-            </w:r>
-            <w:proofErr w:type="spellStart"/>
-            <w:r>
-              <w:t>xx.x</w:t>
-            </w:r>
-            <w:proofErr w:type="spellEnd"/>
-            <w:r>
-              <w:t>)</w:t>
-            </w:r>
-          </w:p>
-        </w:tc>
-        <w:tc>
-          <w:tcPr>
-            <w:tcW w:w="2400" w:type="dxa"/>
-            <w:tcBorders>
-              <w:top w:val="single" w:sz="4" w:space="0" w:color="808080"/>
-              <w:left w:val="single" w:sz="4" w:space="0" w:color="808080"/>
-              <w:bottom w:val="single" w:sz="4" w:space="0" w:color="808080"/>
-              <w:right w:val="single" w:sz="4" w:space="0" w:color="808080"/>
-            </w:tcBorders>
-            <w:tcMar>
-              <w:top w:w="60" w:type="dxa"/>
-              <w:left w:w="100" w:type="dxa"/>
-              <w:bottom w:w="60" w:type="dxa"/>
-              <w:right w:w="100" w:type="dxa"/>
-            </w:tcMar>
-            <w:vAlign w:val="center"/>
-          </w:tcPr>
-          <w:p>
-            <w:pPr>
-              <w:jc w:val="center"/>
-            </w:pPr>
-            <w:r>
-              <w:t>xxx (</w:t>
-            </w:r>
-            <w:proofErr w:type="spellStart"/>
-            <w:r>
-              <w:t>xx.x</w:t>
-            </w:r>
-            <w:proofErr w:type="spellEnd"/>
-            <w:r>
-              <w:t>)</w:t>
-            </w:r>
-          </w:p>
-        </w:tc>
-      </w:tr>
-      <w:tr>
-        <w:tc>
-          <w:tcPr>
-            <w:tcW w:w="4500" w:type="dxa"/>
-            <w:tcBorders>
-              <w:top w:val="single" w:sz="4" w:space="0" w:color="808080"/>
-              <w:left w:val="single" w:sz="4" w:space="0" w:color="808080"/>
-              <w:bottom w:val="single" w:sz="4" w:space="0" w:color="808080"/>
-              <w:right w:val="single" w:sz="4" w:space="0" w:color="808080"/>
-            </w:tcBorders>
-            <w:tcMar>
-              <w:top w:w="60" w:type="dxa"/>
-              <w:left w:w="100" w:type="dxa"/>
-              <w:bottom w:w="60" w:type="dxa"/>
-              <w:right w:w="100" w:type="dxa"/>
-            </w:tcMar>
-            <w:vAlign w:val="center"/>
-          </w:tcPr>
-          <w:p>
-            <w:r>
-              <w:t>Headache</w:t>
-            </w:r>
-          </w:p>
-        </w:tc>
-        <w:tc>
-          <w:tcPr>
-            <w:tcW w:w="2400" w:type="dxa"/>
-            <w:tcBorders>
-              <w:top w:val="single" w:sz="4" w:space="0" w:color="808080"/>
-              <w:left w:val="single" w:sz="4" w:space="0" w:color="808080"/>
-              <w:bottom w:val="single" w:sz="4" w:space="0" w:color="808080"/>
-              <w:right w:val="single" w:sz="4" w:space="0" w:color="808080"/>
-            </w:tcBorders>
-            <w:tcMar>
-              <w:top w:w="60" w:type="dxa"/>
-              <w:left w:w="100" w:type="dxa"/>
-              <w:bottom w:w="60" w:type="dxa"/>
-              <w:right w:w="100" w:type="dxa"/>
-            </w:tcMar>
-            <w:vAlign w:val="center"/>
-          </w:tcPr>
-          <w:p>
-            <w:pPr>
-              <w:jc w:val="center"/>
-            </w:pPr>
-            <w:r>
-              <w:t>xxx (</w:t>
-            </w:r>
-            <w:proofErr w:type="spellStart"/>
-            <w:r>
-              <w:t>xx.x</w:t>
-            </w:r>
-            <w:proofErr w:type="spellEnd"/>
-            <w:r>
-              <w:t>)</w:t>
-            </w:r>
-          </w:p>
-        </w:tc>
-        <w:tc>
-          <w:tcPr>
-            <w:tcW w:w="2400" w:type="dxa"/>
-            <w:tcBorders>
-              <w:top w:val="single" w:sz="4" w:space="0" w:color="808080"/>
-              <w:left w:val="single" w:sz="4" w:space="0" w:color="808080"/>
-              <w:bottom w:val="single" w:sz="4" w:space="0" w:color="808080"/>
-              <w:right w:val="single" w:sz="4" w:space="0" w:color="808080"/>
-            </w:tcBorders>
-            <w:tcMar>
-              <w:top w:w="60" w:type="dxa"/>
-              <w:left w:w="100" w:type="dxa"/>
-              <w:bottom w:w="60" w:type="dxa"/>
-              <w:right w:w="100" w:type="dxa"/>
-            </w:tcMar>
-            <w:vAlign w:val="center"/>
-          </w:tcPr>
-          <w:p>
-            <w:pPr>
-              <w:jc w:val="center"/>
-            </w:pPr>
-            <w:r>
-              <w:t>xxx (</w:t>
-            </w:r>
-            <w:proofErr w:type="spellStart"/>
-            <w:r>
-              <w:t>xx.x</w:t>
-            </w:r>
-            <w:proofErr w:type="spellEnd"/>
-            <w:r>
-              <w:t>)</w:t>
-            </w:r>
-          </w:p>
-        </w:tc>
-      </w:tr>
-      <w:tr>
-        <w:tc>
-          <w:tcPr>
-            <w:tcW w:w="4500" w:type="dxa"/>
-            <w:tcBorders>
-              <w:top w:val="single" w:sz="4" w:space="0" w:color="808080"/>
-              <w:left w:val="single" w:sz="4" w:space="0" w:color="808080"/>
-              <w:bottom w:val="single" w:sz="4" w:space="0" w:color="808080"/>
-              <w:right w:val="single" w:sz="4" w:space="0" w:color="808080"/>
-            </w:tcBorders>
-            <w:tcMar>
-              <w:top w:w="60" w:type="dxa"/>
-              <w:left w:w="100" w:type="dxa"/>
-              <w:bottom w:w="60" w:type="dxa"/>
-              <w:right w:w="100" w:type="dxa"/>
-            </w:tcMar>
-            <w:vAlign w:val="center"/>
-          </w:tcPr>
-          <w:p>
-            <w:r>
-              <w:t>Folliculitis</w:t>
-            </w:r>
-          </w:p>
-        </w:tc>
-        <w:tc>
-          <w:tcPr>
-            <w:tcW w:w="2400" w:type="dxa"/>
-            <w:tcBorders>
-              <w:top w:val="single" w:sz="4" w:space="0" w:color="808080"/>
-              <w:left w:val="single" w:sz="4" w:space="0" w:color="808080"/>
-              <w:bottom w:val="single" w:sz="4" w:space="0" w:color="808080"/>
-              <w:right w:val="single" w:sz="4" w:space="0" w:color="808080"/>
-            </w:tcBorders>
-            <w:tcMar>
-              <w:top w:w="60" w:type="dxa"/>
-              <w:left w:w="100" w:type="dxa"/>
-              <w:bottom w:w="60" w:type="dxa"/>
-              <w:right w:w="100" w:type="dxa"/>
-            </w:tcMar>
-            <w:vAlign w:val="center"/>
-          </w:tcPr>
-          <w:p>
-            <w:pPr>
-              <w:jc w:val="center"/>
-            </w:pPr>
-            <w:r>
-              <w:t>xxx (</w:t>
-            </w:r>
-            <w:proofErr w:type="spellStart"/>
-            <w:r>
-              <w:t>xx.x</w:t>
-            </w:r>
-            <w:proofErr w:type="spellEnd"/>
-            <w:r>
-              <w:t>)</w:t>
-            </w:r>
-          </w:p>
-        </w:tc>
-        <w:tc>
-          <w:tcPr>
-            <w:tcW w:w="2400" w:type="dxa"/>
-            <w:tcBorders>
-              <w:top w:val="single" w:sz="4" w:space="0" w:color="808080"/>
-              <w:left w:val="single" w:sz="4" w:space="0" w:color="808080"/>
-              <w:bottom w:val="single" w:sz="4" w:space="0" w:color="808080"/>
-              <w:right w:val="single" w:sz="4" w:space="0" w:color="808080"/>
-            </w:tcBorders>
-            <w:tcMar>
-              <w:top w:w="60" w:type="dxa"/>
-              <w:left w:w="100" w:type="dxa"/>
-              <w:bottom w:w="60" w:type="dxa"/>
-              <w:right w:w="100" w:type="dxa"/>
-            </w:tcMar>
-            <w:vAlign w:val="center"/>
-          </w:tcPr>
-          <w:p>
-            <w:pPr>
-              <w:jc w:val="center"/>
-            </w:pPr>
-            <w:r>
-              <w:t>xxx (</w:t>
-            </w:r>
-            <w:proofErr w:type="spellStart"/>
-            <w:r>
-              <w:t>xx.x</w:t>
-            </w:r>
-            <w:proofErr w:type="spellEnd"/>
-            <w:r>
-              <w:t>)</w:t>
-            </w:r>
-          </w:p>
-        </w:tc>
-      </w:tr>
-      <w:tr>
-        <w:tc>
-          <w:tcPr>
-            <w:tcW w:w="4500" w:type="dxa"/>
-            <w:tcBorders>
-              <w:top w:val="single" w:sz="4" w:space="0" w:color="808080"/>
-              <w:left w:val="single" w:sz="4" w:space="0" w:color="808080"/>
-              <w:bottom w:val="single" w:sz="4" w:space="0" w:color="808080"/>
-              <w:right w:val="single" w:sz="4" w:space="0" w:color="808080"/>
-            </w:tcBorders>
-            <w:tcMar>
-              <w:top w:w="60" w:type="dxa"/>
-              <w:left w:w="100" w:type="dxa"/>
-              <w:bottom w:w="60" w:type="dxa"/>
-              <w:right w:w="100" w:type="dxa"/>
-            </w:tcMar>
-            <w:vAlign w:val="center"/>
-          </w:tcPr>
-          <w:p>
-            <w:r>
-              <w:t>Influenza</w:t>
-            </w:r>
-          </w:p>
-        </w:tc>
-        <w:tc>
-          <w:tcPr>
-            <w:tcW w:w="2400" w:type="dxa"/>
-            <w:tcBorders>
-              <w:top w:val="single" w:sz="4" w:space="0" w:color="808080"/>
-              <w:left w:val="single" w:sz="4" w:space="0" w:color="808080"/>
-              <w:bottom w:val="single" w:sz="4" w:space="0" w:color="808080"/>
-              <w:right w:val="single" w:sz="4" w:space="0" w:color="808080"/>
-            </w:tcBorders>
-            <w:tcMar>
-              <w:top w:w="60" w:type="dxa"/>
-              <w:left w:w="100" w:type="dxa"/>
-              <w:bottom w:w="60" w:type="dxa"/>
-              <w:right w:w="100" w:type="dxa"/>
-            </w:tcMar>
-            <w:vAlign w:val="center"/>
-          </w:tcPr>
-          <w:p>
-            <w:pPr>
-              <w:jc w:val="center"/>
-            </w:pPr>
-            <w:r>
-              <w:t>xxx (</w:t>
-            </w:r>
-            <w:proofErr w:type="spellStart"/>
-            <w:r>
-              <w:t>xx.x</w:t>
-            </w:r>
-            <w:proofErr w:type="spellEnd"/>
-            <w:r>
-              <w:t>)</w:t>
-            </w:r>
-          </w:p>
-        </w:tc>
-        <w:tc>
-          <w:tcPr>
-            <w:tcW w:w="2400" w:type="dxa"/>
-            <w:tcBorders>
-              <w:top w:val="single" w:sz="4" w:space="0" w:color="808080"/>
-              <w:left w:val="single" w:sz="4" w:space="0" w:color="808080"/>
-              <w:bottom w:val="single" w:sz="4" w:space="0" w:color="808080"/>
-              <w:right w:val="single" w:sz="4" w:space="0" w:color="808080"/>
-            </w:tcBorders>
-            <w:tcMar>
-              <w:top w:w="60" w:type="dxa"/>
-              <w:left w:w="100" w:type="dxa"/>
-              <w:bottom w:w="60" w:type="dxa"/>
-              <w:right w:w="100" w:type="dxa"/>
-            </w:tcMar>
-            <w:vAlign w:val="center"/>
-          </w:tcPr>
-          <w:p>
-            <w:pPr>
-              <w:jc w:val="center"/>
-            </w:pPr>
-            <w:r>
-              <w:t>xxx (</w:t>
-            </w:r>
-            <w:proofErr w:type="spellStart"/>
-            <w:r>
-              <w:t>xx.x</w:t>
-            </w:r>
-            <w:proofErr w:type="spellEnd"/>
-            <w:r>
-              <w:t>)</w:t>
-            </w:r>
-          </w:p>
-        </w:tc>
-      </w:tr>
-      <w:tr>
-        <w:tc>
-          <w:tcPr>
-            <w:tcW w:w="4500" w:type="dxa"/>
-            <w:tcBorders>
-              <w:top w:val="single" w:sz="4" w:space="0" w:color="808080"/>
-              <w:left w:val="single" w:sz="4" w:space="0" w:color="808080"/>
-              <w:bottom w:val="single" w:sz="4" w:space="0" w:color="808080"/>
-              <w:right w:val="single" w:sz="4" w:space="0" w:color="808080"/>
-            </w:tcBorders>
-            <w:tcMar>
-              <w:top w:w="60" w:type="dxa"/>
-              <w:left w:w="100" w:type="dxa"/>
-              <w:bottom w:w="60" w:type="dxa"/>
-              <w:right w:w="100" w:type="dxa"/>
-            </w:tcMar>
-            <w:vAlign w:val="center"/>
-          </w:tcPr>
-          <w:p>
-            <w:r>
-              <w:t>Sinusitis</w:t>
-            </w:r>
-          </w:p>
-        </w:tc>
-        <w:tc>
-          <w:tcPr>
-            <w:tcW w:w="2400" w:type="dxa"/>
-            <w:tcBorders>
-              <w:top w:val="single" w:sz="4" w:space="0" w:color="808080"/>
-              <w:left w:val="single" w:sz="4" w:space="0" w:color="808080"/>
-              <w:bottom w:val="single" w:sz="4" w:space="0" w:color="808080"/>
-              <w:right w:val="single" w:sz="4" w:space="0" w:color="808080"/>
-            </w:tcBorders>
-            <w:tcMar>
-              <w:top w:w="60" w:type="dxa"/>
-              <w:left w:w="100" w:type="dxa"/>
-              <w:bottom w:w="60" w:type="dxa"/>
-              <w:right w:w="100" w:type="dxa"/>
-            </w:tcMar>
-            <w:vAlign w:val="center"/>
-          </w:tcPr>
-          <w:p>
-            <w:pPr>
-              <w:jc w:val="center"/>
-            </w:pPr>
-            <w:r>
-              <w:t>xxx (</w:t>
-            </w:r>
-            <w:proofErr w:type="spellStart"/>
-            <w:r>
-              <w:t>xx.x</w:t>
-            </w:r>
-            <w:proofErr w:type="spellEnd"/>
-            <w:r>
-              <w:t>)</w:t>
-            </w:r>
-          </w:p>
-        </w:tc>
-        <w:tc>
-          <w:tcPr>
-            <w:tcW w:w="2400" w:type="dxa"/>
-            <w:tcBorders>
-              <w:top w:val="single" w:sz="4" w:space="0" w:color="808080"/>
-              <w:left w:val="single" w:sz="4" w:space="0" w:color="808080"/>
-              <w:bottom w:val="single" w:sz="4" w:space="0" w:color="808080"/>
-              <w:right w:val="single" w:sz="4" w:space="0" w:color="808080"/>
-            </w:tcBorders>
-            <w:tcMar>
-              <w:top w:w="60" w:type="dxa"/>
-              <w:left w:w="100" w:type="dxa"/>
-              <w:bottom w:w="60" w:type="dxa"/>
-              <w:right w:w="100" w:type="dxa"/>
-            </w:tcMar>
-            <w:vAlign w:val="center"/>
-          </w:tcPr>
-          <w:p>
-            <w:pPr>
-              <w:jc w:val="center"/>
-            </w:pPr>
-            <w:r>
-              <w:t>xxx (</w:t>
-            </w:r>
-            <w:proofErr w:type="spellStart"/>
-            <w:r>
-              <w:t>xx.x</w:t>
-            </w:r>
-            <w:proofErr w:type="spellEnd"/>
-            <w:r>
-              <w:t>)</w:t>
-            </w:r>
-          </w:p>
-        </w:tc>
-      </w:tr>
-      <w:tr>
-        <w:tc>
-          <w:tcPr>
-            <w:tcW w:w="4500" w:type="dxa"/>
-            <w:tcBorders>
-              <w:top w:val="single" w:sz="4" w:space="0" w:color="808080"/>
-              <w:left w:val="single" w:sz="4" w:space="0" w:color="808080"/>
-              <w:bottom w:val="single" w:sz="4" w:space="0" w:color="808080"/>
-              <w:right w:val="single" w:sz="4" w:space="0" w:color="808080"/>
-            </w:tcBorders>
-            <w:tcMar>
-              <w:top w:w="60" w:type="dxa"/>
-              <w:left w:w="100" w:type="dxa"/>
-              <w:bottom w:w="60" w:type="dxa"/>
-              <w:right w:w="100" w:type="dxa"/>
-            </w:tcMar>
-            <w:vAlign w:val="center"/>
-          </w:tcPr>
-          <w:p>
-            <w:r>
-              <w:t>Bronchitis</w:t>
-            </w:r>
-          </w:p>
-        </w:tc>
-        <w:tc>
-          <w:tcPr>
-            <w:tcW w:w="2400" w:type="dxa"/>
-            <w:tcBorders>
-              <w:top w:val="single" w:sz="4" w:space="0" w:color="808080"/>
-              <w:left w:val="single" w:sz="4" w:space="0" w:color="808080"/>
-              <w:bottom w:val="single" w:sz="4" w:space="0" w:color="808080"/>
-              <w:right w:val="single" w:sz="4" w:space="0" w:color="808080"/>
-            </w:tcBorders>
-            <w:tcMar>
-              <w:top w:w="60" w:type="dxa"/>
-              <w:left w:w="100" w:type="dxa"/>
-              <w:bottom w:w="60" w:type="dxa"/>
-              <w:right w:w="100" w:type="dxa"/>
-            </w:tcMar>
-            <w:vAlign w:val="center"/>
-          </w:tcPr>
-          <w:p>
-            <w:pPr>
-              <w:jc w:val="center"/>
-            </w:pPr>
-            <w:r>
-              <w:t>xxx (</w:t>
-            </w:r>
-            <w:proofErr w:type="spellStart"/>
-            <w:r>
-              <w:t>xx.x</w:t>
-            </w:r>
-            <w:proofErr w:type="spellEnd"/>
-            <w:r>
-              <w:t>)</w:t>
-            </w:r>
-          </w:p>
-        </w:tc>
-        <w:tc>
-          <w:tcPr>
-            <w:tcW w:w="2400" w:type="dxa"/>
-            <w:tcBorders>
-              <w:top w:val="single" w:sz="4" w:space="0" w:color="808080"/>
-              <w:left w:val="single" w:sz="4" w:space="0" w:color="808080"/>
-              <w:bottom w:val="single" w:sz="4" w:space="0" w:color="808080"/>
-              <w:right w:val="single" w:sz="4" w:space="0" w:color="808080"/>
-            </w:tcBorders>
-            <w:tcMar>
-              <w:top w:w="60" w:type="dxa"/>
-              <w:left w:w="100" w:type="dxa"/>
-              <w:bottom w:w="60" w:type="dxa"/>
-              <w:right w:w="100" w:type="dxa"/>
-            </w:tcMar>
-            <w:vAlign w:val="center"/>
-          </w:tcPr>
-          <w:p>
-            <w:pPr>
-              <w:jc w:val="center"/>
-            </w:pPr>
-            <w:r>
-              <w:t>xxx (</w:t>
-            </w:r>
-            <w:proofErr w:type="spellStart"/>
-            <w:r>
-              <w:t>xx.x</w:t>
-            </w:r>
-            <w:proofErr w:type="spellEnd"/>
-            <w:r>
-              <w:t>)</w:t>
-            </w:r>
-          </w:p>
-        </w:tc>
-      </w:tr>
-      <w:tr>
-        <w:tc>
-          <w:tcPr>
-            <w:tcW w:w="4500" w:type="dxa"/>
-            <w:tcBorders>
-              <w:top w:val="single" w:sz="4" w:space="0" w:color="808080"/>
-              <w:left w:val="single" w:sz="4" w:space="0" w:color="808080"/>
-              <w:bottom w:val="single" w:sz="4" w:space="0" w:color="808080"/>
-              <w:right w:val="single" w:sz="4" w:space="0" w:color="808080"/>
-            </w:tcBorders>
-            <w:tcMar>
-              <w:top w:w="60" w:type="dxa"/>
-              <w:left w:w="100" w:type="dxa"/>
-              <w:bottom w:w="60" w:type="dxa"/>
-              <w:right w:w="100" w:type="dxa"/>
-            </w:tcMar>
-            <w:vAlign w:val="center"/>
-          </w:tcPr>
-          <w:p>
-            <w:r>
-              <w:t>Urinary tract infection</w:t>
-            </w:r>
-          </w:p>
-        </w:tc>
-        <w:tc>
-          <w:tcPr>
-            <w:tcW w:w="2400" w:type="dxa"/>
-            <w:tcBorders>
-              <w:top w:val="single" w:sz="4" w:space="0" w:color="808080"/>
-              <w:left w:val="single" w:sz="4" w:space="0" w:color="808080"/>
-              <w:bottom w:val="single" w:sz="4" w:space="0" w:color="808080"/>
-              <w:right w:val="single" w:sz="4" w:space="0" w:color="808080"/>
-            </w:tcBorders>
-            <w:tcMar>
-              <w:top w:w="60" w:type="dxa"/>
-              <w:left w:w="100" w:type="dxa"/>
-              <w:bottom w:w="60" w:type="dxa"/>
-              <w:right w:w="100" w:type="dxa"/>
-            </w:tcMar>
-            <w:vAlign w:val="center"/>
-          </w:tcPr>
-          <w:p>
-            <w:pPr>
-              <w:jc w:val="center"/>
-            </w:pPr>
-            <w:r>
-              <w:t>xxx (</w:t>
-            </w:r>
-            <w:proofErr w:type="spellStart"/>
-            <w:r>
-              <w:t>xx.x</w:t>
-            </w:r>
-            <w:proofErr w:type="spellEnd"/>
-            <w:r>
-              <w:t>)</w:t>
-            </w:r>
-          </w:p>
-        </w:tc>
-        <w:tc>
-          <w:tcPr>
-            <w:tcW w:w="2400" w:type="dxa"/>
-            <w:tcBorders>
-              <w:top w:val="single" w:sz="4" w:space="0" w:color="808080"/>
-              <w:left w:val="single" w:sz="4" w:space="0" w:color="808080"/>
-              <w:bottom w:val="single" w:sz="4" w:space="0" w:color="808080"/>
-              <w:right w:val="single" w:sz="4" w:space="0" w:color="808080"/>
-            </w:tcBorders>
-            <w:tcMar>
-              <w:top w:w="60" w:type="dxa"/>
-              <w:left w:w="100" w:type="dxa"/>
-              <w:bottom w:w="60" w:type="dxa"/>
-              <w:right w:w="100" w:type="dxa"/>
-            </w:tcMar>
-            <w:vAlign w:val="center"/>
-          </w:tcPr>
-          <w:p>
-            <w:pPr>
-              <w:jc w:val="center"/>
-            </w:pPr>
-            <w:r>
-              <w:t>xxx (</w:t>
-            </w:r>
-            <w:proofErr w:type="spellStart"/>
-            <w:r>
-              <w:t>xx.x</w:t>
-            </w:r>
-            <w:proofErr w:type="spellEnd"/>
-            <w:r>
-              <w:t>)</w:t>
-            </w:r>
-          </w:p>
-        </w:tc>
-      </w:tr>
-      <w:tr>
-        <w:tc>
-          <w:tcPr>
-            <w:tcW w:w="4500" w:type="dxa"/>
-            <w:tcBorders>
-              <w:top w:val="single" w:sz="4" w:space="0" w:color="808080"/>
-              <w:left w:val="single" w:sz="4" w:space="0" w:color="808080"/>
-              <w:bottom w:val="single" w:sz="4" w:space="0" w:color="808080"/>
-              <w:right w:val="single" w:sz="4" w:space="0" w:color="808080"/>
-            </w:tcBorders>
-            <w:tcMar>
-              <w:top w:w="60" w:type="dxa"/>
-              <w:left w:w="100" w:type="dxa"/>
-              <w:bottom w:w="60" w:type="dxa"/>
-              <w:right w:w="100" w:type="dxa"/>
-            </w:tcMar>
-            <w:vAlign w:val="center"/>
-          </w:tcPr>
-          <w:p>
-            <w:r>
-              <w:t>Diarrhoea</w:t>
-            </w:r>
-          </w:p>
-        </w:tc>
-        <w:tc>
-          <w:tcPr>
-            <w:tcW w:w="2400" w:type="dxa"/>
-            <w:tcBorders>
-              <w:top w:val="single" w:sz="4" w:space="0" w:color="808080"/>
-              <w:left w:val="single" w:sz="4" w:space="0" w:color="808080"/>
-              <w:bottom w:val="single" w:sz="4" w:space="0" w:color="808080"/>
-              <w:right w:val="single" w:sz="4" w:space="0" w:color="808080"/>
-            </w:tcBorders>
-            <w:tcMar>
-              <w:top w:w="60" w:type="dxa"/>
-              <w:left w:w="100" w:type="dxa"/>
-              <w:bottom w:w="60" w:type="dxa"/>
-              <w:right w:w="100" w:type="dxa"/>
-            </w:tcMar>
-            <w:vAlign w:val="center"/>
-          </w:tcPr>
-          <w:p>
-            <w:pPr>
-              <w:jc w:val="center"/>
-            </w:pPr>
-            <w:r>
-              <w:t>xxx (</w:t>
-            </w:r>
-            <w:proofErr w:type="spellStart"/>
-            <w:r>
-              <w:t>xx.x</w:t>
-            </w:r>
-            <w:proofErr w:type="spellEnd"/>
-            <w:r>
-              <w:t>)</w:t>
-            </w:r>
-          </w:p>
-        </w:tc>
-        <w:tc>
-          <w:tcPr>
-            <w:tcW w:w="2400" w:type="dxa"/>
-            <w:tcBorders>
-              <w:top w:val="single" w:sz="4" w:space="0" w:color="808080"/>
-              <w:left w:val="single" w:sz="4" w:space="0" w:color="808080"/>
-              <w:bottom w:val="single" w:sz="4" w:space="0" w:color="808080"/>
-              <w:right w:val="single" w:sz="4" w:space="0" w:color="808080"/>
-            </w:tcBorders>
-            <w:tcMar>
-              <w:top w:w="60" w:type="dxa"/>
-              <w:left w:w="100" w:type="dxa"/>
-              <w:bottom w:w="60" w:type="dxa"/>
-              <w:right w:w="100" w:type="dxa"/>
-            </w:tcMar>
-            <w:vAlign w:val="center"/>
-          </w:tcPr>
-          <w:p>
-            <w:pPr>
-              <w:jc w:val="center"/>
-            </w:pPr>
-            <w:r>
-              <w:t>xxx (</w:t>
-            </w:r>
-            <w:proofErr w:type="spellStart"/>
-            <w:r>
-              <w:t>xx.x</w:t>
-            </w:r>
-            <w:proofErr w:type="spellEnd"/>
-            <w:r>
-              <w:t>)</w:t>
-            </w:r>
-          </w:p>
-        </w:tc>
-      </w:tr>
-      <w:tr>
-        <w:tc>
-          <w:tcPr>
-            <w:tcW w:w="4500" w:type="dxa"/>
-            <w:tcBorders>
-              <w:top w:val="single" w:sz="4" w:space="0" w:color="808080"/>
-              <w:left w:val="single" w:sz="4" w:space="0" w:color="808080"/>
-              <w:bottom w:val="single" w:sz="4" w:space="0" w:color="808080"/>
-              <w:right w:val="single" w:sz="4" w:space="0" w:color="808080"/>
-            </w:tcBorders>
-            <w:tcMar>
-              <w:top w:w="60" w:type="dxa"/>
-              <w:left w:w="100" w:type="dxa"/>
-              <w:bottom w:w="60" w:type="dxa"/>
-              <w:right w:w="100" w:type="dxa"/>
-            </w:tcMar>
-            <w:vAlign w:val="center"/>
-          </w:tcPr>
-          <w:p>
-            <w:r>
-              <w:t>Back pain</w:t>
-            </w:r>
-          </w:p>
-        </w:tc>
-        <w:tc>
-          <w:tcPr>
-            <w:tcW w:w="2400" w:type="dxa"/>
-            <w:tcBorders>
-              <w:top w:val="single" w:sz="4" w:space="0" w:color="808080"/>
-              <w:left w:val="single" w:sz="4" w:space="0" w:color="808080"/>
-              <w:bottom w:val="single" w:sz="4" w:space="0" w:color="808080"/>
-              <w:right w:val="single" w:sz="4" w:space="0" w:color="808080"/>
-            </w:tcBorders>
-            <w:tcMar>
-              <w:top w:w="60" w:type="dxa"/>
-              <w:left w:w="100" w:type="dxa"/>
-              <w:bottom w:w="60" w:type="dxa"/>
-              <w:right w:w="100" w:type="dxa"/>
-            </w:tcMar>
-            <w:vAlign w:val="center"/>
-          </w:tcPr>
-          <w:p>
-            <w:pPr>
-              <w:jc w:val="center"/>
-            </w:pPr>
-            <w:r>
-              <w:t>xxx (</w:t>
-            </w:r>
-            <w:proofErr w:type="spellStart"/>
-            <w:r>
-              <w:t>xx.x</w:t>
-            </w:r>
-            <w:proofErr w:type="spellEnd"/>
-            <w:r>
-              <w:t>)</w:t>
-            </w:r>
-          </w:p>
-        </w:tc>
-        <w:tc>
-          <w:tcPr>
-            <w:tcW w:w="2400" w:type="dxa"/>
-            <w:tcBorders>
-              <w:top w:val="single" w:sz="4" w:space="0" w:color="808080"/>
-              <w:left w:val="single" w:sz="4" w:space="0" w:color="808080"/>
-              <w:bottom w:val="single" w:sz="4" w:space="0" w:color="808080"/>
-              <w:right w:val="single" w:sz="4" w:space="0" w:color="808080"/>
-            </w:tcBorders>
-            <w:tcMar>
-              <w:top w:w="60" w:type="dxa"/>
-              <w:left w:w="100" w:type="dxa"/>
-              <w:bottom w:w="60" w:type="dxa"/>
-              <w:right w:w="100" w:type="dxa"/>
-            </w:tcMar>
-            <w:vAlign w:val="center"/>
-          </w:tcPr>
-          <w:p>
-            <w:pPr>
-              <w:jc w:val="center"/>
-            </w:pPr>
-            <w:r>
-              <w:t>xxx (</w:t>
-            </w:r>
-            <w:proofErr w:type="spellStart"/>
-            <w:r>
-              <w:t>xx.x</w:t>
-            </w:r>
-            <w:proofErr w:type="spellEnd"/>
-            <w:r>
-              <w:t>)</w:t>
-            </w:r>
-          </w:p>
-        </w:tc>
-      </w:tr>
-    </w:tbl>
-    <w:p>
-      <w:pPr>
-        <w:spacing w:before="100"/>
-      </w:pPr>
-      <w:r>
-        <w:rPr>
-          <w:i/>
-          <w:iCs/>
-          <w:sz w:val="16"/>
-          <w:szCs w:val="16"/>
-        </w:rPr>
-        <w:t>Most common TEAEs are defined as Preferred Terms with exposure-adjusted event rate ≥ 5 E/100 PY in either UPADALIMIB treatment group through Week 140. Adverse events are coded using MedDRA (current version at database lock). PTs are sorted in descending order by combined event rate across UPADALIMIB arms.</w:t>
-      </w:r>
-    </w:p>
-    <w:p>
-      <w:pPr>
-        <w:spacing w:before="60"/>
-      </w:pPr>
-      <w:r>
-        <w:rPr>
-          <w:i/>
-          <w:iCs/>
-          <w:color w:val="808080"/>
-          <w:sz w:val="14"/>
-          <w:szCs w:val="14"/>
-        </w:rPr>
-        <w:t>Source: ADAE (TRTEMFL='Y').</w:t>
-      </w:r>
-    </w:p>
-    <w:p>
-      <w:r>
-        <w:br w:type="page"/>
-      </w:r>
-    </w:p>
-    <w:p>
-      <w:pPr>
-        <w:spacing w:before="240" w:after="60"/>
-        <w:jc w:val="center"/>
-      </w:pPr>
-      <w:r>
-        <w:rPr>
-          <w:b/>
-          <w:bCs/>
-          <w:sz w:val="22"/>
-          <w:szCs w:val="22"/>
-        </w:rPr>
-        <w:lastRenderedPageBreak/>
         <w:t>Figure 14.2.1</w:t>
       </w:r>
     </w:p>
@@ -31259,3815 +28842,6 @@
           <w:szCs w:val="16"/>
         </w:rPr>
         <w:t>Source: ADEFF (PARAMCD='EASI75|EASI90|EASI100'). Each timepoint plots the observed-case response rate with a 95% normal-approximation confidence interval.</w:t>
-      </w:r>
-    </w:p>
-    <w:p>
-      <w:r>
-        <w:br w:type="page"/>
-      </w:r>
-    </w:p>
-    <w:p>
-      <w:pPr>
-        <w:spacing w:before="240" w:after="60"/>
-        <w:jc w:val="center"/>
-      </w:pPr>
-      <w:r>
-        <w:rPr>
-          <w:b/>
-          <w:bCs/>
-          <w:sz w:val="22"/>
-          <w:szCs w:val="22"/>
-        </w:rPr>
-        <w:lastRenderedPageBreak/>
-        <w:t>Listing 16.2.4.1</w:t>
-      </w:r>
-    </w:p>
-    <w:p>
-      <w:pPr>
-        <w:spacing w:after="60"/>
-        <w:jc w:val="center"/>
-      </w:pPr>
-      <w:r>
-        <w:rPr>
-          <w:b/>
-          <w:bCs/>
-          <w:sz w:val="22"/>
-          <w:szCs w:val="22"/>
-        </w:rPr>
-        <w:t>All Treatment-Emergent Adverse Events</w:t>
-      </w:r>
-    </w:p>
-    <w:p>
-      <w:pPr>
-        <w:spacing w:after="200"/>
-        <w:jc w:val="center"/>
-      </w:pPr>
-      <w:r>
-        <w:t>Safety Population (</w:t>
-      </w:r>
-      <w:r>
-        <w:rPr>
-          <w:color w:val="C00000"/>
-        </w:rPr>
-        <w:t>ADSL.SAFFL='Y'</w:t>
-      </w:r>
-      <w:r>
-        <w:t>)</w:t>
-      </w:r>
-    </w:p>
-    <w:tbl>
-      <w:tblPr>
-        <w:tblW w:w="16500" w:type="dxa"/>
-        <w:tblBorders>
-          <w:top w:val="single" w:sz="4" w:space="0" w:color="auto"/>
-          <w:left w:val="single" w:sz="4" w:space="0" w:color="auto"/>
-          <w:bottom w:val="single" w:sz="4" w:space="0" w:color="auto"/>
-          <w:right w:val="single" w:sz="4" w:space="0" w:color="auto"/>
-          <w:insideH w:val="single" w:sz="4" w:space="0" w:color="auto"/>
-          <w:insideV w:val="single" w:sz="4" w:space="0" w:color="auto"/>
-        </w:tblBorders>
-        <w:tblCellMar>
-          <w:left w:w="10" w:type="dxa"/>
-          <w:right w:w="10" w:type="dxa"/>
-        </w:tblCellMar>
-        <w:tblLook w:val="0000" w:firstRow="0" w:lastRow="0" w:firstColumn="0" w:lastColumn="0" w:noHBand="0" w:noVBand="0"/>
-      </w:tblPr>
-      <w:tblGrid>
-        <w:gridCol w:w="1479"/>
-        <w:gridCol w:w="1240"/>
-        <w:gridCol w:w="3115"/>
-        <w:gridCol w:w="2352"/>
-        <w:gridCol w:w="1290"/>
-        <w:gridCol w:w="1094"/>
-        <w:gridCol w:w="1092"/>
-        <w:gridCol w:w="971"/>
-        <w:gridCol w:w="1281"/>
-        <w:gridCol w:w="1299"/>
-        <w:gridCol w:w="1287"/>
-      </w:tblGrid>
-      <w:tr>
-        <w:trPr>
-          <w:tblHeader/>
-        </w:trPr>
-        <w:tc>
-          <w:tcPr>
-            <w:tcW w:w="1500" w:type="dxa"/>
-            <w:tcBorders>
-              <w:top w:val="single" w:sz="4" w:space="0" w:color="808080"/>
-              <w:left w:val="single" w:sz="4" w:space="0" w:color="808080"/>
-              <w:bottom w:val="single" w:sz="4" w:space="0" w:color="808080"/>
-              <w:right w:val="single" w:sz="4" w:space="0" w:color="808080"/>
-            </w:tcBorders>
-            <w:shd w:val="clear" w:color="auto" w:fill="D9E2F3"/>
-            <w:tcMar>
-              <w:top w:w="60" w:type="dxa"/>
-              <w:left w:w="100" w:type="dxa"/>
-              <w:bottom w:w="60" w:type="dxa"/>
-              <w:right w:w="100" w:type="dxa"/>
-            </w:tcMar>
-            <w:vAlign w:val="center"/>
-          </w:tcPr>
-          <w:p>
-            <w:pPr>
-              <w:jc w:val="center"/>
-            </w:pPr>
-            <w:r>
-              <w:rPr>
-                <w:b/>
-                <w:bCs/>
-              </w:rPr>
-              <w:t>Subject ID USUBJID</w:t>
-            </w:r>
-          </w:p>
-        </w:tc>
-        <w:tc>
-          <w:tcPr>
-            <w:tcW w:w="1100" w:type="dxa"/>
-            <w:tcBorders>
-              <w:top w:val="single" w:sz="4" w:space="0" w:color="808080"/>
-              <w:left w:val="single" w:sz="4" w:space="0" w:color="808080"/>
-              <w:bottom w:val="single" w:sz="4" w:space="0" w:color="808080"/>
-              <w:right w:val="single" w:sz="4" w:space="0" w:color="808080"/>
-            </w:tcBorders>
-            <w:shd w:val="clear" w:color="auto" w:fill="D9E2F3"/>
-            <w:tcMar>
-              <w:top w:w="60" w:type="dxa"/>
-              <w:left w:w="100" w:type="dxa"/>
-              <w:bottom w:w="60" w:type="dxa"/>
-              <w:right w:w="100" w:type="dxa"/>
-            </w:tcMar>
-            <w:vAlign w:val="center"/>
-          </w:tcPr>
-          <w:p>
-            <w:pPr>
-              <w:jc w:val="center"/>
-            </w:pPr>
-            <w:r>
-              <w:rPr>
-                <w:b/>
-                <w:bCs/>
-              </w:rPr>
-              <w:t>Arm ACTARMCD</w:t>
-            </w:r>
-          </w:p>
-        </w:tc>
-        <w:tc>
-          <w:tcPr>
-            <w:tcW w:w="3200" w:type="dxa"/>
-            <w:tcBorders>
-              <w:top w:val="single" w:sz="4" w:space="0" w:color="808080"/>
-              <w:left w:val="single" w:sz="4" w:space="0" w:color="808080"/>
-              <w:bottom w:val="single" w:sz="4" w:space="0" w:color="808080"/>
-              <w:right w:val="single" w:sz="4" w:space="0" w:color="808080"/>
-            </w:tcBorders>
-            <w:shd w:val="clear" w:color="auto" w:fill="D9E2F3"/>
-            <w:tcMar>
-              <w:top w:w="60" w:type="dxa"/>
-              <w:left w:w="100" w:type="dxa"/>
-              <w:bottom w:w="60" w:type="dxa"/>
-              <w:right w:w="100" w:type="dxa"/>
-            </w:tcMar>
-            <w:vAlign w:val="center"/>
-          </w:tcPr>
-          <w:p>
-            <w:pPr>
-              <w:jc w:val="center"/>
-            </w:pPr>
-            <w:r>
-              <w:rPr>
-                <w:b/>
-                <w:bCs/>
-              </w:rPr>
-              <w:t>AE PT (Verbatim) AEDECOD (AETERM)</w:t>
-            </w:r>
-          </w:p>
-        </w:tc>
-        <w:tc>
-          <w:tcPr>
-            <w:tcW w:w="2400" w:type="dxa"/>
-            <w:tcBorders>
-              <w:top w:val="single" w:sz="4" w:space="0" w:color="808080"/>
-              <w:left w:val="single" w:sz="4" w:space="0" w:color="808080"/>
-              <w:bottom w:val="single" w:sz="4" w:space="0" w:color="808080"/>
-              <w:right w:val="single" w:sz="4" w:space="0" w:color="808080"/>
-            </w:tcBorders>
-            <w:shd w:val="clear" w:color="auto" w:fill="D9E2F3"/>
-            <w:tcMar>
-              <w:top w:w="60" w:type="dxa"/>
-              <w:left w:w="100" w:type="dxa"/>
-              <w:bottom w:w="60" w:type="dxa"/>
-              <w:right w:w="100" w:type="dxa"/>
-            </w:tcMar>
-            <w:vAlign w:val="center"/>
-          </w:tcPr>
-          <w:p>
-            <w:pPr>
-              <w:jc w:val="center"/>
-            </w:pPr>
-            <w:r>
-              <w:rPr>
-                <w:b/>
-                <w:bCs/>
-              </w:rPr>
-              <w:t>SOC AEBODSYS</w:t>
-            </w:r>
-          </w:p>
-        </w:tc>
-        <w:tc>
-          <w:tcPr>
-            <w:tcW w:w="1300" w:type="dxa"/>
-            <w:tcBorders>
-              <w:top w:val="single" w:sz="4" w:space="0" w:color="808080"/>
-              <w:left w:val="single" w:sz="4" w:space="0" w:color="808080"/>
-              <w:bottom w:val="single" w:sz="4" w:space="0" w:color="808080"/>
-              <w:right w:val="single" w:sz="4" w:space="0" w:color="808080"/>
-            </w:tcBorders>
-            <w:shd w:val="clear" w:color="auto" w:fill="D9E2F3"/>
-            <w:tcMar>
-              <w:top w:w="60" w:type="dxa"/>
-              <w:left w:w="100" w:type="dxa"/>
-              <w:bottom w:w="60" w:type="dxa"/>
-              <w:right w:w="100" w:type="dxa"/>
-            </w:tcMar>
-            <w:vAlign w:val="center"/>
-          </w:tcPr>
-          <w:p>
-            <w:pPr>
-              <w:jc w:val="center"/>
-            </w:pPr>
-            <w:r>
-              <w:rPr>
-                <w:b/>
-                <w:bCs/>
-              </w:rPr>
-              <w:t>Onset Date AESTDTC</w:t>
-            </w:r>
-          </w:p>
-        </w:tc>
-        <w:tc>
-          <w:tcPr>
-            <w:tcW w:w="1100" w:type="dxa"/>
-            <w:tcBorders>
-              <w:top w:val="single" w:sz="4" w:space="0" w:color="808080"/>
-              <w:left w:val="single" w:sz="4" w:space="0" w:color="808080"/>
-              <w:bottom w:val="single" w:sz="4" w:space="0" w:color="808080"/>
-              <w:right w:val="single" w:sz="4" w:space="0" w:color="808080"/>
-            </w:tcBorders>
-            <w:shd w:val="clear" w:color="auto" w:fill="D9E2F3"/>
-            <w:tcMar>
-              <w:top w:w="60" w:type="dxa"/>
-              <w:left w:w="100" w:type="dxa"/>
-              <w:bottom w:w="60" w:type="dxa"/>
-              <w:right w:w="100" w:type="dxa"/>
-            </w:tcMar>
-            <w:vAlign w:val="center"/>
-          </w:tcPr>
-          <w:p>
-            <w:pPr>
-              <w:jc w:val="center"/>
-            </w:pPr>
-            <w:r>
-              <w:rPr>
-                <w:b/>
-                <w:bCs/>
-              </w:rPr>
-              <w:t>Duration ADUR</w:t>
-            </w:r>
-          </w:p>
-        </w:tc>
-        <w:tc>
-          <w:tcPr>
-            <w:tcW w:w="1100" w:type="dxa"/>
-            <w:tcBorders>
-              <w:top w:val="single" w:sz="4" w:space="0" w:color="808080"/>
-              <w:left w:val="single" w:sz="4" w:space="0" w:color="808080"/>
-              <w:bottom w:val="single" w:sz="4" w:space="0" w:color="808080"/>
-              <w:right w:val="single" w:sz="4" w:space="0" w:color="808080"/>
-            </w:tcBorders>
-            <w:shd w:val="clear" w:color="auto" w:fill="D9E2F3"/>
-            <w:tcMar>
-              <w:top w:w="60" w:type="dxa"/>
-              <w:left w:w="100" w:type="dxa"/>
-              <w:bottom w:w="60" w:type="dxa"/>
-              <w:right w:w="100" w:type="dxa"/>
-            </w:tcMar>
-            <w:vAlign w:val="center"/>
-          </w:tcPr>
-          <w:p>
-            <w:pPr>
-              <w:jc w:val="center"/>
-            </w:pPr>
-            <w:r>
-              <w:rPr>
-                <w:b/>
-                <w:bCs/>
-              </w:rPr>
-              <w:t>Severity AESEV</w:t>
-            </w:r>
-          </w:p>
-        </w:tc>
-        <w:tc>
-          <w:tcPr>
-            <w:tcW w:w="900" w:type="dxa"/>
-            <w:tcBorders>
-              <w:top w:val="single" w:sz="4" w:space="0" w:color="808080"/>
-              <w:left w:val="single" w:sz="4" w:space="0" w:color="808080"/>
-              <w:bottom w:val="single" w:sz="4" w:space="0" w:color="808080"/>
-              <w:right w:val="single" w:sz="4" w:space="0" w:color="808080"/>
-            </w:tcBorders>
-            <w:shd w:val="clear" w:color="auto" w:fill="D9E2F3"/>
-            <w:tcMar>
-              <w:top w:w="60" w:type="dxa"/>
-              <w:left w:w="100" w:type="dxa"/>
-              <w:bottom w:w="60" w:type="dxa"/>
-              <w:right w:w="100" w:type="dxa"/>
-            </w:tcMar>
-            <w:vAlign w:val="center"/>
-          </w:tcPr>
-          <w:p>
-            <w:pPr>
-              <w:jc w:val="center"/>
-            </w:pPr>
-            <w:r>
-              <w:rPr>
-                <w:b/>
-                <w:bCs/>
-              </w:rPr>
-              <w:t>Serious? AESER</w:t>
-            </w:r>
-          </w:p>
-        </w:tc>
-        <w:tc>
-          <w:tcPr>
-            <w:tcW w:w="1300" w:type="dxa"/>
-            <w:tcBorders>
-              <w:top w:val="single" w:sz="4" w:space="0" w:color="808080"/>
-              <w:left w:val="single" w:sz="4" w:space="0" w:color="808080"/>
-              <w:bottom w:val="single" w:sz="4" w:space="0" w:color="808080"/>
-              <w:right w:val="single" w:sz="4" w:space="0" w:color="808080"/>
-            </w:tcBorders>
-            <w:shd w:val="clear" w:color="auto" w:fill="D9E2F3"/>
-            <w:tcMar>
-              <w:top w:w="60" w:type="dxa"/>
-              <w:left w:w="100" w:type="dxa"/>
-              <w:bottom w:w="60" w:type="dxa"/>
-              <w:right w:w="100" w:type="dxa"/>
-            </w:tcMar>
-            <w:vAlign w:val="center"/>
-          </w:tcPr>
-          <w:p>
-            <w:pPr>
-              <w:jc w:val="center"/>
-            </w:pPr>
-            <w:r>
-              <w:rPr>
-                <w:b/>
-                <w:bCs/>
-              </w:rPr>
-              <w:t>Action AEACN</w:t>
-            </w:r>
-          </w:p>
-        </w:tc>
-        <w:tc>
-          <w:tcPr>
-            <w:tcW w:w="1300" w:type="dxa"/>
-            <w:tcBorders>
-              <w:top w:val="single" w:sz="4" w:space="0" w:color="808080"/>
-              <w:left w:val="single" w:sz="4" w:space="0" w:color="808080"/>
-              <w:bottom w:val="single" w:sz="4" w:space="0" w:color="808080"/>
-              <w:right w:val="single" w:sz="4" w:space="0" w:color="808080"/>
-            </w:tcBorders>
-            <w:shd w:val="clear" w:color="auto" w:fill="D9E2F3"/>
-            <w:tcMar>
-              <w:top w:w="60" w:type="dxa"/>
-              <w:left w:w="100" w:type="dxa"/>
-              <w:bottom w:w="60" w:type="dxa"/>
-              <w:right w:w="100" w:type="dxa"/>
-            </w:tcMar>
-            <w:vAlign w:val="center"/>
-          </w:tcPr>
-          <w:p>
-            <w:pPr>
-              <w:jc w:val="center"/>
-            </w:pPr>
-            <w:r>
-              <w:rPr>
-                <w:b/>
-                <w:bCs/>
-              </w:rPr>
-              <w:t>Relationship AEREL</w:t>
-            </w:r>
-          </w:p>
-        </w:tc>
-        <w:tc>
-          <w:tcPr>
-            <w:tcW w:w="1300" w:type="dxa"/>
-            <w:tcBorders>
-              <w:top w:val="single" w:sz="4" w:space="0" w:color="808080"/>
-              <w:left w:val="single" w:sz="4" w:space="0" w:color="808080"/>
-              <w:bottom w:val="single" w:sz="4" w:space="0" w:color="808080"/>
-              <w:right w:val="single" w:sz="4" w:space="0" w:color="808080"/>
-            </w:tcBorders>
-            <w:shd w:val="clear" w:color="auto" w:fill="D9E2F3"/>
-            <w:tcMar>
-              <w:top w:w="60" w:type="dxa"/>
-              <w:left w:w="100" w:type="dxa"/>
-              <w:bottom w:w="60" w:type="dxa"/>
-              <w:right w:w="100" w:type="dxa"/>
-            </w:tcMar>
-            <w:vAlign w:val="center"/>
-          </w:tcPr>
-          <w:p>
-            <w:pPr>
-              <w:jc w:val="center"/>
-            </w:pPr>
-            <w:r>
-              <w:rPr>
-                <w:b/>
-                <w:bCs/>
-              </w:rPr>
-              <w:t>Outcome AEOUT</w:t>
-            </w:r>
-          </w:p>
-        </w:tc>
-      </w:tr>
-      <w:tr>
-        <w:tc>
-          <w:tcPr>
-            <w:tcW w:w="1500" w:type="dxa"/>
-            <w:tcBorders>
-              <w:top w:val="single" w:sz="4" w:space="0" w:color="808080"/>
-              <w:left w:val="single" w:sz="4" w:space="0" w:color="808080"/>
-              <w:bottom w:val="single" w:sz="4" w:space="0" w:color="808080"/>
-              <w:right w:val="single" w:sz="4" w:space="0" w:color="808080"/>
-            </w:tcBorders>
-            <w:tcMar>
-              <w:top w:w="60" w:type="dxa"/>
-              <w:left w:w="100" w:type="dxa"/>
-              <w:bottom w:w="60" w:type="dxa"/>
-              <w:right w:w="100" w:type="dxa"/>
-            </w:tcMar>
-            <w:vAlign w:val="center"/>
-          </w:tcPr>
-          <w:p>
-            <w:pPr>
-              <w:jc w:val="center"/>
-            </w:pPr>
-            <w:r>
-              <w:t>xxx</w:t>
-            </w:r>
-          </w:p>
-        </w:tc>
-        <w:tc>
-          <w:tcPr>
-            <w:tcW w:w="1100" w:type="dxa"/>
-            <w:tcBorders>
-              <w:top w:val="single" w:sz="4" w:space="0" w:color="808080"/>
-              <w:left w:val="single" w:sz="4" w:space="0" w:color="808080"/>
-              <w:bottom w:val="single" w:sz="4" w:space="0" w:color="808080"/>
-              <w:right w:val="single" w:sz="4" w:space="0" w:color="808080"/>
-            </w:tcBorders>
-            <w:tcMar>
-              <w:top w:w="60" w:type="dxa"/>
-              <w:left w:w="100" w:type="dxa"/>
-              <w:bottom w:w="60" w:type="dxa"/>
-              <w:right w:w="100" w:type="dxa"/>
-            </w:tcMar>
-            <w:vAlign w:val="center"/>
-          </w:tcPr>
-          <w:p>
-            <w:pPr>
-              <w:jc w:val="center"/>
-            </w:pPr>
-            <w:r>
-              <w:t>xxx</w:t>
-            </w:r>
-          </w:p>
-        </w:tc>
-        <w:tc>
-          <w:tcPr>
-            <w:tcW w:w="3200" w:type="dxa"/>
-            <w:tcBorders>
-              <w:top w:val="single" w:sz="4" w:space="0" w:color="808080"/>
-              <w:left w:val="single" w:sz="4" w:space="0" w:color="808080"/>
-              <w:bottom w:val="single" w:sz="4" w:space="0" w:color="808080"/>
-              <w:right w:val="single" w:sz="4" w:space="0" w:color="808080"/>
-            </w:tcBorders>
-            <w:tcMar>
-              <w:top w:w="60" w:type="dxa"/>
-              <w:left w:w="100" w:type="dxa"/>
-              <w:bottom w:w="60" w:type="dxa"/>
-              <w:right w:w="100" w:type="dxa"/>
-            </w:tcMar>
-            <w:vAlign w:val="center"/>
-          </w:tcPr>
-          <w:p>
-            <w:pPr>
-              <w:jc w:val="center"/>
-            </w:pPr>
-            <w:r>
-              <w:t>xxx</w:t>
-            </w:r>
-          </w:p>
-        </w:tc>
-        <w:tc>
-          <w:tcPr>
-            <w:tcW w:w="2400" w:type="dxa"/>
-            <w:tcBorders>
-              <w:top w:val="single" w:sz="4" w:space="0" w:color="808080"/>
-              <w:left w:val="single" w:sz="4" w:space="0" w:color="808080"/>
-              <w:bottom w:val="single" w:sz="4" w:space="0" w:color="808080"/>
-              <w:right w:val="single" w:sz="4" w:space="0" w:color="808080"/>
-            </w:tcBorders>
-            <w:tcMar>
-              <w:top w:w="60" w:type="dxa"/>
-              <w:left w:w="100" w:type="dxa"/>
-              <w:bottom w:w="60" w:type="dxa"/>
-              <w:right w:w="100" w:type="dxa"/>
-            </w:tcMar>
-            <w:vAlign w:val="center"/>
-          </w:tcPr>
-          <w:p>
-            <w:pPr>
-              <w:jc w:val="center"/>
-            </w:pPr>
-            <w:r>
-              <w:t>xxx</w:t>
-            </w:r>
-          </w:p>
-        </w:tc>
-        <w:tc>
-          <w:tcPr>
-            <w:tcW w:w="1300" w:type="dxa"/>
-            <w:tcBorders>
-              <w:top w:val="single" w:sz="4" w:space="0" w:color="808080"/>
-              <w:left w:val="single" w:sz="4" w:space="0" w:color="808080"/>
-              <w:bottom w:val="single" w:sz="4" w:space="0" w:color="808080"/>
-              <w:right w:val="single" w:sz="4" w:space="0" w:color="808080"/>
-            </w:tcBorders>
-            <w:tcMar>
-              <w:top w:w="60" w:type="dxa"/>
-              <w:left w:w="100" w:type="dxa"/>
-              <w:bottom w:w="60" w:type="dxa"/>
-              <w:right w:w="100" w:type="dxa"/>
-            </w:tcMar>
-            <w:vAlign w:val="center"/>
-          </w:tcPr>
-          <w:p>
-            <w:pPr>
-              <w:jc w:val="center"/>
-            </w:pPr>
-            <w:r>
-              <w:t>xxx</w:t>
-            </w:r>
-          </w:p>
-        </w:tc>
-        <w:tc>
-          <w:tcPr>
-            <w:tcW w:w="1100" w:type="dxa"/>
-            <w:tcBorders>
-              <w:top w:val="single" w:sz="4" w:space="0" w:color="808080"/>
-              <w:left w:val="single" w:sz="4" w:space="0" w:color="808080"/>
-              <w:bottom w:val="single" w:sz="4" w:space="0" w:color="808080"/>
-              <w:right w:val="single" w:sz="4" w:space="0" w:color="808080"/>
-            </w:tcBorders>
-            <w:tcMar>
-              <w:top w:w="60" w:type="dxa"/>
-              <w:left w:w="100" w:type="dxa"/>
-              <w:bottom w:w="60" w:type="dxa"/>
-              <w:right w:w="100" w:type="dxa"/>
-            </w:tcMar>
-            <w:vAlign w:val="center"/>
-          </w:tcPr>
-          <w:p>
-            <w:pPr>
-              <w:jc w:val="center"/>
-            </w:pPr>
-            <w:r>
-              <w:t>xxx</w:t>
-            </w:r>
-          </w:p>
-        </w:tc>
-        <w:tc>
-          <w:tcPr>
-            <w:tcW w:w="1100" w:type="dxa"/>
-            <w:tcBorders>
-              <w:top w:val="single" w:sz="4" w:space="0" w:color="808080"/>
-              <w:left w:val="single" w:sz="4" w:space="0" w:color="808080"/>
-              <w:bottom w:val="single" w:sz="4" w:space="0" w:color="808080"/>
-              <w:right w:val="single" w:sz="4" w:space="0" w:color="808080"/>
-            </w:tcBorders>
-            <w:tcMar>
-              <w:top w:w="60" w:type="dxa"/>
-              <w:left w:w="100" w:type="dxa"/>
-              <w:bottom w:w="60" w:type="dxa"/>
-              <w:right w:w="100" w:type="dxa"/>
-            </w:tcMar>
-            <w:vAlign w:val="center"/>
-          </w:tcPr>
-          <w:p>
-            <w:pPr>
-              <w:jc w:val="center"/>
-            </w:pPr>
-            <w:r>
-              <w:t>xxx</w:t>
-            </w:r>
-          </w:p>
-        </w:tc>
-        <w:tc>
-          <w:tcPr>
-            <w:tcW w:w="900" w:type="dxa"/>
-            <w:tcBorders>
-              <w:top w:val="single" w:sz="4" w:space="0" w:color="808080"/>
-              <w:left w:val="single" w:sz="4" w:space="0" w:color="808080"/>
-              <w:bottom w:val="single" w:sz="4" w:space="0" w:color="808080"/>
-              <w:right w:val="single" w:sz="4" w:space="0" w:color="808080"/>
-            </w:tcBorders>
-            <w:tcMar>
-              <w:top w:w="60" w:type="dxa"/>
-              <w:left w:w="100" w:type="dxa"/>
-              <w:bottom w:w="60" w:type="dxa"/>
-              <w:right w:w="100" w:type="dxa"/>
-            </w:tcMar>
-            <w:vAlign w:val="center"/>
-          </w:tcPr>
-          <w:p>
-            <w:pPr>
-              <w:jc w:val="center"/>
-            </w:pPr>
-            <w:r>
-              <w:t>xxx</w:t>
-            </w:r>
-          </w:p>
-        </w:tc>
-        <w:tc>
-          <w:tcPr>
-            <w:tcW w:w="1300" w:type="dxa"/>
-            <w:tcBorders>
-              <w:top w:val="single" w:sz="4" w:space="0" w:color="808080"/>
-              <w:left w:val="single" w:sz="4" w:space="0" w:color="808080"/>
-              <w:bottom w:val="single" w:sz="4" w:space="0" w:color="808080"/>
-              <w:right w:val="single" w:sz="4" w:space="0" w:color="808080"/>
-            </w:tcBorders>
-            <w:tcMar>
-              <w:top w:w="60" w:type="dxa"/>
-              <w:left w:w="100" w:type="dxa"/>
-              <w:bottom w:w="60" w:type="dxa"/>
-              <w:right w:w="100" w:type="dxa"/>
-            </w:tcMar>
-            <w:vAlign w:val="center"/>
-          </w:tcPr>
-          <w:p>
-            <w:pPr>
-              <w:jc w:val="center"/>
-            </w:pPr>
-            <w:r>
-              <w:t>xxx</w:t>
-            </w:r>
-          </w:p>
-        </w:tc>
-        <w:tc>
-          <w:tcPr>
-            <w:tcW w:w="1300" w:type="dxa"/>
-            <w:tcBorders>
-              <w:top w:val="single" w:sz="4" w:space="0" w:color="808080"/>
-              <w:left w:val="single" w:sz="4" w:space="0" w:color="808080"/>
-              <w:bottom w:val="single" w:sz="4" w:space="0" w:color="808080"/>
-              <w:right w:val="single" w:sz="4" w:space="0" w:color="808080"/>
-            </w:tcBorders>
-            <w:tcMar>
-              <w:top w:w="60" w:type="dxa"/>
-              <w:left w:w="100" w:type="dxa"/>
-              <w:bottom w:w="60" w:type="dxa"/>
-              <w:right w:w="100" w:type="dxa"/>
-            </w:tcMar>
-            <w:vAlign w:val="center"/>
-          </w:tcPr>
-          <w:p>
-            <w:pPr>
-              <w:jc w:val="center"/>
-            </w:pPr>
-            <w:r>
-              <w:t>xxx</w:t>
-            </w:r>
-          </w:p>
-        </w:tc>
-        <w:tc>
-          <w:tcPr>
-            <w:tcW w:w="1300" w:type="dxa"/>
-            <w:tcBorders>
-              <w:top w:val="single" w:sz="4" w:space="0" w:color="808080"/>
-              <w:left w:val="single" w:sz="4" w:space="0" w:color="808080"/>
-              <w:bottom w:val="single" w:sz="4" w:space="0" w:color="808080"/>
-              <w:right w:val="single" w:sz="4" w:space="0" w:color="808080"/>
-            </w:tcBorders>
-            <w:tcMar>
-              <w:top w:w="60" w:type="dxa"/>
-              <w:left w:w="100" w:type="dxa"/>
-              <w:bottom w:w="60" w:type="dxa"/>
-              <w:right w:w="100" w:type="dxa"/>
-            </w:tcMar>
-            <w:vAlign w:val="center"/>
-          </w:tcPr>
-          <w:p>
-            <w:pPr>
-              <w:jc w:val="center"/>
-            </w:pPr>
-            <w:r>
-              <w:t>xxx</w:t>
-            </w:r>
-          </w:p>
-        </w:tc>
-      </w:tr>
-      <w:tr>
-        <w:tc>
-          <w:tcPr>
-            <w:tcW w:w="1500" w:type="dxa"/>
-            <w:tcBorders>
-              <w:top w:val="single" w:sz="4" w:space="0" w:color="808080"/>
-              <w:left w:val="single" w:sz="4" w:space="0" w:color="808080"/>
-              <w:bottom w:val="single" w:sz="4" w:space="0" w:color="808080"/>
-              <w:right w:val="single" w:sz="4" w:space="0" w:color="808080"/>
-            </w:tcBorders>
-            <w:tcMar>
-              <w:top w:w="60" w:type="dxa"/>
-              <w:left w:w="100" w:type="dxa"/>
-              <w:bottom w:w="60" w:type="dxa"/>
-              <w:right w:w="100" w:type="dxa"/>
-            </w:tcMar>
-            <w:vAlign w:val="center"/>
-          </w:tcPr>
-          <w:p>
-            <w:pPr>
-              <w:jc w:val="center"/>
-            </w:pPr>
-            <w:r>
-              <w:t>xxx</w:t>
-            </w:r>
-          </w:p>
-        </w:tc>
-        <w:tc>
-          <w:tcPr>
-            <w:tcW w:w="1100" w:type="dxa"/>
-            <w:tcBorders>
-              <w:top w:val="single" w:sz="4" w:space="0" w:color="808080"/>
-              <w:left w:val="single" w:sz="4" w:space="0" w:color="808080"/>
-              <w:bottom w:val="single" w:sz="4" w:space="0" w:color="808080"/>
-              <w:right w:val="single" w:sz="4" w:space="0" w:color="808080"/>
-            </w:tcBorders>
-            <w:tcMar>
-              <w:top w:w="60" w:type="dxa"/>
-              <w:left w:w="100" w:type="dxa"/>
-              <w:bottom w:w="60" w:type="dxa"/>
-              <w:right w:w="100" w:type="dxa"/>
-            </w:tcMar>
-            <w:vAlign w:val="center"/>
-          </w:tcPr>
-          <w:p>
-            <w:pPr>
-              <w:jc w:val="center"/>
-            </w:pPr>
-            <w:r>
-              <w:t>xxx</w:t>
-            </w:r>
-          </w:p>
-        </w:tc>
-        <w:tc>
-          <w:tcPr>
-            <w:tcW w:w="3200" w:type="dxa"/>
-            <w:tcBorders>
-              <w:top w:val="single" w:sz="4" w:space="0" w:color="808080"/>
-              <w:left w:val="single" w:sz="4" w:space="0" w:color="808080"/>
-              <w:bottom w:val="single" w:sz="4" w:space="0" w:color="808080"/>
-              <w:right w:val="single" w:sz="4" w:space="0" w:color="808080"/>
-            </w:tcBorders>
-            <w:tcMar>
-              <w:top w:w="60" w:type="dxa"/>
-              <w:left w:w="100" w:type="dxa"/>
-              <w:bottom w:w="60" w:type="dxa"/>
-              <w:right w:w="100" w:type="dxa"/>
-            </w:tcMar>
-            <w:vAlign w:val="center"/>
-          </w:tcPr>
-          <w:p>
-            <w:pPr>
-              <w:jc w:val="center"/>
-            </w:pPr>
-            <w:r>
-              <w:t>xxx</w:t>
-            </w:r>
-          </w:p>
-        </w:tc>
-        <w:tc>
-          <w:tcPr>
-            <w:tcW w:w="2400" w:type="dxa"/>
-            <w:tcBorders>
-              <w:top w:val="single" w:sz="4" w:space="0" w:color="808080"/>
-              <w:left w:val="single" w:sz="4" w:space="0" w:color="808080"/>
-              <w:bottom w:val="single" w:sz="4" w:space="0" w:color="808080"/>
-              <w:right w:val="single" w:sz="4" w:space="0" w:color="808080"/>
-            </w:tcBorders>
-            <w:tcMar>
-              <w:top w:w="60" w:type="dxa"/>
-              <w:left w:w="100" w:type="dxa"/>
-              <w:bottom w:w="60" w:type="dxa"/>
-              <w:right w:w="100" w:type="dxa"/>
-            </w:tcMar>
-            <w:vAlign w:val="center"/>
-          </w:tcPr>
-          <w:p>
-            <w:pPr>
-              <w:jc w:val="center"/>
-            </w:pPr>
-            <w:r>
-              <w:t>xxx</w:t>
-            </w:r>
-          </w:p>
-        </w:tc>
-        <w:tc>
-          <w:tcPr>
-            <w:tcW w:w="1300" w:type="dxa"/>
-            <w:tcBorders>
-              <w:top w:val="single" w:sz="4" w:space="0" w:color="808080"/>
-              <w:left w:val="single" w:sz="4" w:space="0" w:color="808080"/>
-              <w:bottom w:val="single" w:sz="4" w:space="0" w:color="808080"/>
-              <w:right w:val="single" w:sz="4" w:space="0" w:color="808080"/>
-            </w:tcBorders>
-            <w:tcMar>
-              <w:top w:w="60" w:type="dxa"/>
-              <w:left w:w="100" w:type="dxa"/>
-              <w:bottom w:w="60" w:type="dxa"/>
-              <w:right w:w="100" w:type="dxa"/>
-            </w:tcMar>
-            <w:vAlign w:val="center"/>
-          </w:tcPr>
-          <w:p>
-            <w:pPr>
-              <w:jc w:val="center"/>
-            </w:pPr>
-            <w:r>
-              <w:t>xxx</w:t>
-            </w:r>
-          </w:p>
-        </w:tc>
-        <w:tc>
-          <w:tcPr>
-            <w:tcW w:w="1100" w:type="dxa"/>
-            <w:tcBorders>
-              <w:top w:val="single" w:sz="4" w:space="0" w:color="808080"/>
-              <w:left w:val="single" w:sz="4" w:space="0" w:color="808080"/>
-              <w:bottom w:val="single" w:sz="4" w:space="0" w:color="808080"/>
-              <w:right w:val="single" w:sz="4" w:space="0" w:color="808080"/>
-            </w:tcBorders>
-            <w:tcMar>
-              <w:top w:w="60" w:type="dxa"/>
-              <w:left w:w="100" w:type="dxa"/>
-              <w:bottom w:w="60" w:type="dxa"/>
-              <w:right w:w="100" w:type="dxa"/>
-            </w:tcMar>
-            <w:vAlign w:val="center"/>
-          </w:tcPr>
-          <w:p>
-            <w:pPr>
-              <w:jc w:val="center"/>
-            </w:pPr>
-            <w:r>
-              <w:t>xxx</w:t>
-            </w:r>
-          </w:p>
-        </w:tc>
-        <w:tc>
-          <w:tcPr>
-            <w:tcW w:w="1100" w:type="dxa"/>
-            <w:tcBorders>
-              <w:top w:val="single" w:sz="4" w:space="0" w:color="808080"/>
-              <w:left w:val="single" w:sz="4" w:space="0" w:color="808080"/>
-              <w:bottom w:val="single" w:sz="4" w:space="0" w:color="808080"/>
-              <w:right w:val="single" w:sz="4" w:space="0" w:color="808080"/>
-            </w:tcBorders>
-            <w:tcMar>
-              <w:top w:w="60" w:type="dxa"/>
-              <w:left w:w="100" w:type="dxa"/>
-              <w:bottom w:w="60" w:type="dxa"/>
-              <w:right w:w="100" w:type="dxa"/>
-            </w:tcMar>
-            <w:vAlign w:val="center"/>
-          </w:tcPr>
-          <w:p>
-            <w:pPr>
-              <w:jc w:val="center"/>
-            </w:pPr>
-            <w:r>
-              <w:t>xxx</w:t>
-            </w:r>
-          </w:p>
-        </w:tc>
-        <w:tc>
-          <w:tcPr>
-            <w:tcW w:w="900" w:type="dxa"/>
-            <w:tcBorders>
-              <w:top w:val="single" w:sz="4" w:space="0" w:color="808080"/>
-              <w:left w:val="single" w:sz="4" w:space="0" w:color="808080"/>
-              <w:bottom w:val="single" w:sz="4" w:space="0" w:color="808080"/>
-              <w:right w:val="single" w:sz="4" w:space="0" w:color="808080"/>
-            </w:tcBorders>
-            <w:tcMar>
-              <w:top w:w="60" w:type="dxa"/>
-              <w:left w:w="100" w:type="dxa"/>
-              <w:bottom w:w="60" w:type="dxa"/>
-              <w:right w:w="100" w:type="dxa"/>
-            </w:tcMar>
-            <w:vAlign w:val="center"/>
-          </w:tcPr>
-          <w:p>
-            <w:pPr>
-              <w:jc w:val="center"/>
-            </w:pPr>
-            <w:r>
-              <w:t>xxx</w:t>
-            </w:r>
-          </w:p>
-        </w:tc>
-        <w:tc>
-          <w:tcPr>
-            <w:tcW w:w="1300" w:type="dxa"/>
-            <w:tcBorders>
-              <w:top w:val="single" w:sz="4" w:space="0" w:color="808080"/>
-              <w:left w:val="single" w:sz="4" w:space="0" w:color="808080"/>
-              <w:bottom w:val="single" w:sz="4" w:space="0" w:color="808080"/>
-              <w:right w:val="single" w:sz="4" w:space="0" w:color="808080"/>
-            </w:tcBorders>
-            <w:tcMar>
-              <w:top w:w="60" w:type="dxa"/>
-              <w:left w:w="100" w:type="dxa"/>
-              <w:bottom w:w="60" w:type="dxa"/>
-              <w:right w:w="100" w:type="dxa"/>
-            </w:tcMar>
-            <w:vAlign w:val="center"/>
-          </w:tcPr>
-          <w:p>
-            <w:pPr>
-              <w:jc w:val="center"/>
-            </w:pPr>
-            <w:r>
-              <w:t>xxx</w:t>
-            </w:r>
-          </w:p>
-        </w:tc>
-        <w:tc>
-          <w:tcPr>
-            <w:tcW w:w="1300" w:type="dxa"/>
-            <w:tcBorders>
-              <w:top w:val="single" w:sz="4" w:space="0" w:color="808080"/>
-              <w:left w:val="single" w:sz="4" w:space="0" w:color="808080"/>
-              <w:bottom w:val="single" w:sz="4" w:space="0" w:color="808080"/>
-              <w:right w:val="single" w:sz="4" w:space="0" w:color="808080"/>
-            </w:tcBorders>
-            <w:tcMar>
-              <w:top w:w="60" w:type="dxa"/>
-              <w:left w:w="100" w:type="dxa"/>
-              <w:bottom w:w="60" w:type="dxa"/>
-              <w:right w:w="100" w:type="dxa"/>
-            </w:tcMar>
-            <w:vAlign w:val="center"/>
-          </w:tcPr>
-          <w:p>
-            <w:pPr>
-              <w:jc w:val="center"/>
-            </w:pPr>
-            <w:r>
-              <w:t>xxx</w:t>
-            </w:r>
-          </w:p>
-        </w:tc>
-        <w:tc>
-          <w:tcPr>
-            <w:tcW w:w="1300" w:type="dxa"/>
-            <w:tcBorders>
-              <w:top w:val="single" w:sz="4" w:space="0" w:color="808080"/>
-              <w:left w:val="single" w:sz="4" w:space="0" w:color="808080"/>
-              <w:bottom w:val="single" w:sz="4" w:space="0" w:color="808080"/>
-              <w:right w:val="single" w:sz="4" w:space="0" w:color="808080"/>
-            </w:tcBorders>
-            <w:tcMar>
-              <w:top w:w="60" w:type="dxa"/>
-              <w:left w:w="100" w:type="dxa"/>
-              <w:bottom w:w="60" w:type="dxa"/>
-              <w:right w:w="100" w:type="dxa"/>
-            </w:tcMar>
-            <w:vAlign w:val="center"/>
-          </w:tcPr>
-          <w:p>
-            <w:pPr>
-              <w:jc w:val="center"/>
-            </w:pPr>
-            <w:r>
-              <w:t>xxx</w:t>
-            </w:r>
-          </w:p>
-        </w:tc>
-      </w:tr>
-      <w:tr>
-        <w:tc>
-          <w:tcPr>
-            <w:tcW w:w="1500" w:type="dxa"/>
-            <w:tcBorders>
-              <w:top w:val="single" w:sz="4" w:space="0" w:color="808080"/>
-              <w:left w:val="single" w:sz="4" w:space="0" w:color="808080"/>
-              <w:bottom w:val="single" w:sz="4" w:space="0" w:color="808080"/>
-              <w:right w:val="single" w:sz="4" w:space="0" w:color="808080"/>
-            </w:tcBorders>
-            <w:tcMar>
-              <w:top w:w="60" w:type="dxa"/>
-              <w:left w:w="100" w:type="dxa"/>
-              <w:bottom w:w="60" w:type="dxa"/>
-              <w:right w:w="100" w:type="dxa"/>
-            </w:tcMar>
-            <w:vAlign w:val="center"/>
-          </w:tcPr>
-          <w:p>
-            <w:pPr>
-              <w:jc w:val="center"/>
-            </w:pPr>
-            <w:r>
-              <w:t>xxx</w:t>
-            </w:r>
-          </w:p>
-        </w:tc>
-        <w:tc>
-          <w:tcPr>
-            <w:tcW w:w="1100" w:type="dxa"/>
-            <w:tcBorders>
-              <w:top w:val="single" w:sz="4" w:space="0" w:color="808080"/>
-              <w:left w:val="single" w:sz="4" w:space="0" w:color="808080"/>
-              <w:bottom w:val="single" w:sz="4" w:space="0" w:color="808080"/>
-              <w:right w:val="single" w:sz="4" w:space="0" w:color="808080"/>
-            </w:tcBorders>
-            <w:tcMar>
-              <w:top w:w="60" w:type="dxa"/>
-              <w:left w:w="100" w:type="dxa"/>
-              <w:bottom w:w="60" w:type="dxa"/>
-              <w:right w:w="100" w:type="dxa"/>
-            </w:tcMar>
-            <w:vAlign w:val="center"/>
-          </w:tcPr>
-          <w:p>
-            <w:pPr>
-              <w:jc w:val="center"/>
-            </w:pPr>
-            <w:r>
-              <w:t>xxx</w:t>
-            </w:r>
-          </w:p>
-        </w:tc>
-        <w:tc>
-          <w:tcPr>
-            <w:tcW w:w="3200" w:type="dxa"/>
-            <w:tcBorders>
-              <w:top w:val="single" w:sz="4" w:space="0" w:color="808080"/>
-              <w:left w:val="single" w:sz="4" w:space="0" w:color="808080"/>
-              <w:bottom w:val="single" w:sz="4" w:space="0" w:color="808080"/>
-              <w:right w:val="single" w:sz="4" w:space="0" w:color="808080"/>
-            </w:tcBorders>
-            <w:tcMar>
-              <w:top w:w="60" w:type="dxa"/>
-              <w:left w:w="100" w:type="dxa"/>
-              <w:bottom w:w="60" w:type="dxa"/>
-              <w:right w:w="100" w:type="dxa"/>
-            </w:tcMar>
-            <w:vAlign w:val="center"/>
-          </w:tcPr>
-          <w:p>
-            <w:pPr>
-              <w:jc w:val="center"/>
-            </w:pPr>
-            <w:r>
-              <w:t>xxx</w:t>
-            </w:r>
-          </w:p>
-        </w:tc>
-        <w:tc>
-          <w:tcPr>
-            <w:tcW w:w="2400" w:type="dxa"/>
-            <w:tcBorders>
-              <w:top w:val="single" w:sz="4" w:space="0" w:color="808080"/>
-              <w:left w:val="single" w:sz="4" w:space="0" w:color="808080"/>
-              <w:bottom w:val="single" w:sz="4" w:space="0" w:color="808080"/>
-              <w:right w:val="single" w:sz="4" w:space="0" w:color="808080"/>
-            </w:tcBorders>
-            <w:tcMar>
-              <w:top w:w="60" w:type="dxa"/>
-              <w:left w:w="100" w:type="dxa"/>
-              <w:bottom w:w="60" w:type="dxa"/>
-              <w:right w:w="100" w:type="dxa"/>
-            </w:tcMar>
-            <w:vAlign w:val="center"/>
-          </w:tcPr>
-          <w:p>
-            <w:pPr>
-              <w:jc w:val="center"/>
-            </w:pPr>
-            <w:r>
-              <w:t>xxx</w:t>
-            </w:r>
-          </w:p>
-        </w:tc>
-        <w:tc>
-          <w:tcPr>
-            <w:tcW w:w="1300" w:type="dxa"/>
-            <w:tcBorders>
-              <w:top w:val="single" w:sz="4" w:space="0" w:color="808080"/>
-              <w:left w:val="single" w:sz="4" w:space="0" w:color="808080"/>
-              <w:bottom w:val="single" w:sz="4" w:space="0" w:color="808080"/>
-              <w:right w:val="single" w:sz="4" w:space="0" w:color="808080"/>
-            </w:tcBorders>
-            <w:tcMar>
-              <w:top w:w="60" w:type="dxa"/>
-              <w:left w:w="100" w:type="dxa"/>
-              <w:bottom w:w="60" w:type="dxa"/>
-              <w:right w:w="100" w:type="dxa"/>
-            </w:tcMar>
-            <w:vAlign w:val="center"/>
-          </w:tcPr>
-          <w:p>
-            <w:pPr>
-              <w:jc w:val="center"/>
-            </w:pPr>
-            <w:r>
-              <w:t>xxx</w:t>
-            </w:r>
-          </w:p>
-        </w:tc>
-        <w:tc>
-          <w:tcPr>
-            <w:tcW w:w="1100" w:type="dxa"/>
-            <w:tcBorders>
-              <w:top w:val="single" w:sz="4" w:space="0" w:color="808080"/>
-              <w:left w:val="single" w:sz="4" w:space="0" w:color="808080"/>
-              <w:bottom w:val="single" w:sz="4" w:space="0" w:color="808080"/>
-              <w:right w:val="single" w:sz="4" w:space="0" w:color="808080"/>
-            </w:tcBorders>
-            <w:tcMar>
-              <w:top w:w="60" w:type="dxa"/>
-              <w:left w:w="100" w:type="dxa"/>
-              <w:bottom w:w="60" w:type="dxa"/>
-              <w:right w:w="100" w:type="dxa"/>
-            </w:tcMar>
-            <w:vAlign w:val="center"/>
-          </w:tcPr>
-          <w:p>
-            <w:pPr>
-              <w:jc w:val="center"/>
-            </w:pPr>
-            <w:r>
-              <w:t>xxx</w:t>
-            </w:r>
-          </w:p>
-        </w:tc>
-        <w:tc>
-          <w:tcPr>
-            <w:tcW w:w="1100" w:type="dxa"/>
-            <w:tcBorders>
-              <w:top w:val="single" w:sz="4" w:space="0" w:color="808080"/>
-              <w:left w:val="single" w:sz="4" w:space="0" w:color="808080"/>
-              <w:bottom w:val="single" w:sz="4" w:space="0" w:color="808080"/>
-              <w:right w:val="single" w:sz="4" w:space="0" w:color="808080"/>
-            </w:tcBorders>
-            <w:tcMar>
-              <w:top w:w="60" w:type="dxa"/>
-              <w:left w:w="100" w:type="dxa"/>
-              <w:bottom w:w="60" w:type="dxa"/>
-              <w:right w:w="100" w:type="dxa"/>
-            </w:tcMar>
-            <w:vAlign w:val="center"/>
-          </w:tcPr>
-          <w:p>
-            <w:pPr>
-              <w:jc w:val="center"/>
-            </w:pPr>
-            <w:r>
-              <w:t>xxx</w:t>
-            </w:r>
-          </w:p>
-        </w:tc>
-        <w:tc>
-          <w:tcPr>
-            <w:tcW w:w="900" w:type="dxa"/>
-            <w:tcBorders>
-              <w:top w:val="single" w:sz="4" w:space="0" w:color="808080"/>
-              <w:left w:val="single" w:sz="4" w:space="0" w:color="808080"/>
-              <w:bottom w:val="single" w:sz="4" w:space="0" w:color="808080"/>
-              <w:right w:val="single" w:sz="4" w:space="0" w:color="808080"/>
-            </w:tcBorders>
-            <w:tcMar>
-              <w:top w:w="60" w:type="dxa"/>
-              <w:left w:w="100" w:type="dxa"/>
-              <w:bottom w:w="60" w:type="dxa"/>
-              <w:right w:w="100" w:type="dxa"/>
-            </w:tcMar>
-            <w:vAlign w:val="center"/>
-          </w:tcPr>
-          <w:p>
-            <w:pPr>
-              <w:jc w:val="center"/>
-            </w:pPr>
-            <w:r>
-              <w:t>xxx</w:t>
-            </w:r>
-          </w:p>
-        </w:tc>
-        <w:tc>
-          <w:tcPr>
-            <w:tcW w:w="1300" w:type="dxa"/>
-            <w:tcBorders>
-              <w:top w:val="single" w:sz="4" w:space="0" w:color="808080"/>
-              <w:left w:val="single" w:sz="4" w:space="0" w:color="808080"/>
-              <w:bottom w:val="single" w:sz="4" w:space="0" w:color="808080"/>
-              <w:right w:val="single" w:sz="4" w:space="0" w:color="808080"/>
-            </w:tcBorders>
-            <w:tcMar>
-              <w:top w:w="60" w:type="dxa"/>
-              <w:left w:w="100" w:type="dxa"/>
-              <w:bottom w:w="60" w:type="dxa"/>
-              <w:right w:w="100" w:type="dxa"/>
-            </w:tcMar>
-            <w:vAlign w:val="center"/>
-          </w:tcPr>
-          <w:p>
-            <w:pPr>
-              <w:jc w:val="center"/>
-            </w:pPr>
-            <w:r>
-              <w:t>xxx</w:t>
-            </w:r>
-          </w:p>
-        </w:tc>
-        <w:tc>
-          <w:tcPr>
-            <w:tcW w:w="1300" w:type="dxa"/>
-            <w:tcBorders>
-              <w:top w:val="single" w:sz="4" w:space="0" w:color="808080"/>
-              <w:left w:val="single" w:sz="4" w:space="0" w:color="808080"/>
-              <w:bottom w:val="single" w:sz="4" w:space="0" w:color="808080"/>
-              <w:right w:val="single" w:sz="4" w:space="0" w:color="808080"/>
-            </w:tcBorders>
-            <w:tcMar>
-              <w:top w:w="60" w:type="dxa"/>
-              <w:left w:w="100" w:type="dxa"/>
-              <w:bottom w:w="60" w:type="dxa"/>
-              <w:right w:w="100" w:type="dxa"/>
-            </w:tcMar>
-            <w:vAlign w:val="center"/>
-          </w:tcPr>
-          <w:p>
-            <w:pPr>
-              <w:jc w:val="center"/>
-            </w:pPr>
-            <w:r>
-              <w:t>xxx</w:t>
-            </w:r>
-          </w:p>
-        </w:tc>
-        <w:tc>
-          <w:tcPr>
-            <w:tcW w:w="1300" w:type="dxa"/>
-            <w:tcBorders>
-              <w:top w:val="single" w:sz="4" w:space="0" w:color="808080"/>
-              <w:left w:val="single" w:sz="4" w:space="0" w:color="808080"/>
-              <w:bottom w:val="single" w:sz="4" w:space="0" w:color="808080"/>
-              <w:right w:val="single" w:sz="4" w:space="0" w:color="808080"/>
-            </w:tcBorders>
-            <w:tcMar>
-              <w:top w:w="60" w:type="dxa"/>
-              <w:left w:w="100" w:type="dxa"/>
-              <w:bottom w:w="60" w:type="dxa"/>
-              <w:right w:w="100" w:type="dxa"/>
-            </w:tcMar>
-            <w:vAlign w:val="center"/>
-          </w:tcPr>
-          <w:p>
-            <w:pPr>
-              <w:jc w:val="center"/>
-            </w:pPr>
-            <w:r>
-              <w:t>xxx</w:t>
-            </w:r>
-          </w:p>
-        </w:tc>
-      </w:tr>
-      <w:tr>
-        <w:tc>
-          <w:tcPr>
-            <w:tcW w:w="1500" w:type="dxa"/>
-            <w:tcBorders>
-              <w:top w:val="single" w:sz="4" w:space="0" w:color="808080"/>
-              <w:left w:val="single" w:sz="4" w:space="0" w:color="808080"/>
-              <w:bottom w:val="single" w:sz="4" w:space="0" w:color="808080"/>
-              <w:right w:val="single" w:sz="4" w:space="0" w:color="808080"/>
-            </w:tcBorders>
-            <w:tcMar>
-              <w:top w:w="60" w:type="dxa"/>
-              <w:left w:w="100" w:type="dxa"/>
-              <w:bottom w:w="60" w:type="dxa"/>
-              <w:right w:w="100" w:type="dxa"/>
-            </w:tcMar>
-            <w:vAlign w:val="center"/>
-          </w:tcPr>
-          <w:p>
-            <w:pPr>
-              <w:jc w:val="center"/>
-            </w:pPr>
-            <w:r>
-              <w:t>xxx</w:t>
-            </w:r>
-          </w:p>
-        </w:tc>
-        <w:tc>
-          <w:tcPr>
-            <w:tcW w:w="1100" w:type="dxa"/>
-            <w:tcBorders>
-              <w:top w:val="single" w:sz="4" w:space="0" w:color="808080"/>
-              <w:left w:val="single" w:sz="4" w:space="0" w:color="808080"/>
-              <w:bottom w:val="single" w:sz="4" w:space="0" w:color="808080"/>
-              <w:right w:val="single" w:sz="4" w:space="0" w:color="808080"/>
-            </w:tcBorders>
-            <w:tcMar>
-              <w:top w:w="60" w:type="dxa"/>
-              <w:left w:w="100" w:type="dxa"/>
-              <w:bottom w:w="60" w:type="dxa"/>
-              <w:right w:w="100" w:type="dxa"/>
-            </w:tcMar>
-            <w:vAlign w:val="center"/>
-          </w:tcPr>
-          <w:p>
-            <w:pPr>
-              <w:jc w:val="center"/>
-            </w:pPr>
-            <w:r>
-              <w:t>xxx</w:t>
-            </w:r>
-          </w:p>
-        </w:tc>
-        <w:tc>
-          <w:tcPr>
-            <w:tcW w:w="3200" w:type="dxa"/>
-            <w:tcBorders>
-              <w:top w:val="single" w:sz="4" w:space="0" w:color="808080"/>
-              <w:left w:val="single" w:sz="4" w:space="0" w:color="808080"/>
-              <w:bottom w:val="single" w:sz="4" w:space="0" w:color="808080"/>
-              <w:right w:val="single" w:sz="4" w:space="0" w:color="808080"/>
-            </w:tcBorders>
-            <w:tcMar>
-              <w:top w:w="60" w:type="dxa"/>
-              <w:left w:w="100" w:type="dxa"/>
-              <w:bottom w:w="60" w:type="dxa"/>
-              <w:right w:w="100" w:type="dxa"/>
-            </w:tcMar>
-            <w:vAlign w:val="center"/>
-          </w:tcPr>
-          <w:p>
-            <w:pPr>
-              <w:jc w:val="center"/>
-            </w:pPr>
-            <w:r>
-              <w:t>xxx</w:t>
-            </w:r>
-          </w:p>
-        </w:tc>
-        <w:tc>
-          <w:tcPr>
-            <w:tcW w:w="2400" w:type="dxa"/>
-            <w:tcBorders>
-              <w:top w:val="single" w:sz="4" w:space="0" w:color="808080"/>
-              <w:left w:val="single" w:sz="4" w:space="0" w:color="808080"/>
-              <w:bottom w:val="single" w:sz="4" w:space="0" w:color="808080"/>
-              <w:right w:val="single" w:sz="4" w:space="0" w:color="808080"/>
-            </w:tcBorders>
-            <w:tcMar>
-              <w:top w:w="60" w:type="dxa"/>
-              <w:left w:w="100" w:type="dxa"/>
-              <w:bottom w:w="60" w:type="dxa"/>
-              <w:right w:w="100" w:type="dxa"/>
-            </w:tcMar>
-            <w:vAlign w:val="center"/>
-          </w:tcPr>
-          <w:p>
-            <w:pPr>
-              <w:jc w:val="center"/>
-            </w:pPr>
-            <w:r>
-              <w:t>xxx</w:t>
-            </w:r>
-          </w:p>
-        </w:tc>
-        <w:tc>
-          <w:tcPr>
-            <w:tcW w:w="1300" w:type="dxa"/>
-            <w:tcBorders>
-              <w:top w:val="single" w:sz="4" w:space="0" w:color="808080"/>
-              <w:left w:val="single" w:sz="4" w:space="0" w:color="808080"/>
-              <w:bottom w:val="single" w:sz="4" w:space="0" w:color="808080"/>
-              <w:right w:val="single" w:sz="4" w:space="0" w:color="808080"/>
-            </w:tcBorders>
-            <w:tcMar>
-              <w:top w:w="60" w:type="dxa"/>
-              <w:left w:w="100" w:type="dxa"/>
-              <w:bottom w:w="60" w:type="dxa"/>
-              <w:right w:w="100" w:type="dxa"/>
-            </w:tcMar>
-            <w:vAlign w:val="center"/>
-          </w:tcPr>
-          <w:p>
-            <w:pPr>
-              <w:jc w:val="center"/>
-            </w:pPr>
-            <w:r>
-              <w:t>xxx</w:t>
-            </w:r>
-          </w:p>
-        </w:tc>
-        <w:tc>
-          <w:tcPr>
-            <w:tcW w:w="1100" w:type="dxa"/>
-            <w:tcBorders>
-              <w:top w:val="single" w:sz="4" w:space="0" w:color="808080"/>
-              <w:left w:val="single" w:sz="4" w:space="0" w:color="808080"/>
-              <w:bottom w:val="single" w:sz="4" w:space="0" w:color="808080"/>
-              <w:right w:val="single" w:sz="4" w:space="0" w:color="808080"/>
-            </w:tcBorders>
-            <w:tcMar>
-              <w:top w:w="60" w:type="dxa"/>
-              <w:left w:w="100" w:type="dxa"/>
-              <w:bottom w:w="60" w:type="dxa"/>
-              <w:right w:w="100" w:type="dxa"/>
-            </w:tcMar>
-            <w:vAlign w:val="center"/>
-          </w:tcPr>
-          <w:p>
-            <w:pPr>
-              <w:jc w:val="center"/>
-            </w:pPr>
-            <w:r>
-              <w:t>xxx</w:t>
-            </w:r>
-          </w:p>
-        </w:tc>
-        <w:tc>
-          <w:tcPr>
-            <w:tcW w:w="1100" w:type="dxa"/>
-            <w:tcBorders>
-              <w:top w:val="single" w:sz="4" w:space="0" w:color="808080"/>
-              <w:left w:val="single" w:sz="4" w:space="0" w:color="808080"/>
-              <w:bottom w:val="single" w:sz="4" w:space="0" w:color="808080"/>
-              <w:right w:val="single" w:sz="4" w:space="0" w:color="808080"/>
-            </w:tcBorders>
-            <w:tcMar>
-              <w:top w:w="60" w:type="dxa"/>
-              <w:left w:w="100" w:type="dxa"/>
-              <w:bottom w:w="60" w:type="dxa"/>
-              <w:right w:w="100" w:type="dxa"/>
-            </w:tcMar>
-            <w:vAlign w:val="center"/>
-          </w:tcPr>
-          <w:p>
-            <w:pPr>
-              <w:jc w:val="center"/>
-            </w:pPr>
-            <w:r>
-              <w:t>xxx</w:t>
-            </w:r>
-          </w:p>
-        </w:tc>
-        <w:tc>
-          <w:tcPr>
-            <w:tcW w:w="900" w:type="dxa"/>
-            <w:tcBorders>
-              <w:top w:val="single" w:sz="4" w:space="0" w:color="808080"/>
-              <w:left w:val="single" w:sz="4" w:space="0" w:color="808080"/>
-              <w:bottom w:val="single" w:sz="4" w:space="0" w:color="808080"/>
-              <w:right w:val="single" w:sz="4" w:space="0" w:color="808080"/>
-            </w:tcBorders>
-            <w:tcMar>
-              <w:top w:w="60" w:type="dxa"/>
-              <w:left w:w="100" w:type="dxa"/>
-              <w:bottom w:w="60" w:type="dxa"/>
-              <w:right w:w="100" w:type="dxa"/>
-            </w:tcMar>
-            <w:vAlign w:val="center"/>
-          </w:tcPr>
-          <w:p>
-            <w:pPr>
-              <w:jc w:val="center"/>
-            </w:pPr>
-            <w:r>
-              <w:t>xxx</w:t>
-            </w:r>
-          </w:p>
-        </w:tc>
-        <w:tc>
-          <w:tcPr>
-            <w:tcW w:w="1300" w:type="dxa"/>
-            <w:tcBorders>
-              <w:top w:val="single" w:sz="4" w:space="0" w:color="808080"/>
-              <w:left w:val="single" w:sz="4" w:space="0" w:color="808080"/>
-              <w:bottom w:val="single" w:sz="4" w:space="0" w:color="808080"/>
-              <w:right w:val="single" w:sz="4" w:space="0" w:color="808080"/>
-            </w:tcBorders>
-            <w:tcMar>
-              <w:top w:w="60" w:type="dxa"/>
-              <w:left w:w="100" w:type="dxa"/>
-              <w:bottom w:w="60" w:type="dxa"/>
-              <w:right w:w="100" w:type="dxa"/>
-            </w:tcMar>
-            <w:vAlign w:val="center"/>
-          </w:tcPr>
-          <w:p>
-            <w:pPr>
-              <w:jc w:val="center"/>
-            </w:pPr>
-            <w:r>
-              <w:t>xxx</w:t>
-            </w:r>
-          </w:p>
-        </w:tc>
-        <w:tc>
-          <w:tcPr>
-            <w:tcW w:w="1300" w:type="dxa"/>
-            <w:tcBorders>
-              <w:top w:val="single" w:sz="4" w:space="0" w:color="808080"/>
-              <w:left w:val="single" w:sz="4" w:space="0" w:color="808080"/>
-              <w:bottom w:val="single" w:sz="4" w:space="0" w:color="808080"/>
-              <w:right w:val="single" w:sz="4" w:space="0" w:color="808080"/>
-            </w:tcBorders>
-            <w:tcMar>
-              <w:top w:w="60" w:type="dxa"/>
-              <w:left w:w="100" w:type="dxa"/>
-              <w:bottom w:w="60" w:type="dxa"/>
-              <w:right w:w="100" w:type="dxa"/>
-            </w:tcMar>
-            <w:vAlign w:val="center"/>
-          </w:tcPr>
-          <w:p>
-            <w:pPr>
-              <w:jc w:val="center"/>
-            </w:pPr>
-            <w:r>
-              <w:t>xxx</w:t>
-            </w:r>
-          </w:p>
-        </w:tc>
-        <w:tc>
-          <w:tcPr>
-            <w:tcW w:w="1300" w:type="dxa"/>
-            <w:tcBorders>
-              <w:top w:val="single" w:sz="4" w:space="0" w:color="808080"/>
-              <w:left w:val="single" w:sz="4" w:space="0" w:color="808080"/>
-              <w:bottom w:val="single" w:sz="4" w:space="0" w:color="808080"/>
-              <w:right w:val="single" w:sz="4" w:space="0" w:color="808080"/>
-            </w:tcBorders>
-            <w:tcMar>
-              <w:top w:w="60" w:type="dxa"/>
-              <w:left w:w="100" w:type="dxa"/>
-              <w:bottom w:w="60" w:type="dxa"/>
-              <w:right w:w="100" w:type="dxa"/>
-            </w:tcMar>
-            <w:vAlign w:val="center"/>
-          </w:tcPr>
-          <w:p>
-            <w:pPr>
-              <w:jc w:val="center"/>
-            </w:pPr>
-            <w:r>
-              <w:t>xxx</w:t>
-            </w:r>
-          </w:p>
-        </w:tc>
-      </w:tr>
-      <w:tr>
-        <w:tc>
-          <w:tcPr>
-            <w:tcW w:w="1500" w:type="dxa"/>
-            <w:tcBorders>
-              <w:top w:val="single" w:sz="4" w:space="0" w:color="808080"/>
-              <w:left w:val="single" w:sz="4" w:space="0" w:color="808080"/>
-              <w:bottom w:val="single" w:sz="4" w:space="0" w:color="808080"/>
-              <w:right w:val="single" w:sz="4" w:space="0" w:color="808080"/>
-            </w:tcBorders>
-            <w:tcMar>
-              <w:top w:w="60" w:type="dxa"/>
-              <w:left w:w="100" w:type="dxa"/>
-              <w:bottom w:w="60" w:type="dxa"/>
-              <w:right w:w="100" w:type="dxa"/>
-            </w:tcMar>
-            <w:vAlign w:val="center"/>
-          </w:tcPr>
-          <w:p>
-            <w:pPr>
-              <w:jc w:val="center"/>
-            </w:pPr>
-            <w:r>
-              <w:t>xxx</w:t>
-            </w:r>
-          </w:p>
-        </w:tc>
-        <w:tc>
-          <w:tcPr>
-            <w:tcW w:w="1100" w:type="dxa"/>
-            <w:tcBorders>
-              <w:top w:val="single" w:sz="4" w:space="0" w:color="808080"/>
-              <w:left w:val="single" w:sz="4" w:space="0" w:color="808080"/>
-              <w:bottom w:val="single" w:sz="4" w:space="0" w:color="808080"/>
-              <w:right w:val="single" w:sz="4" w:space="0" w:color="808080"/>
-            </w:tcBorders>
-            <w:tcMar>
-              <w:top w:w="60" w:type="dxa"/>
-              <w:left w:w="100" w:type="dxa"/>
-              <w:bottom w:w="60" w:type="dxa"/>
-              <w:right w:w="100" w:type="dxa"/>
-            </w:tcMar>
-            <w:vAlign w:val="center"/>
-          </w:tcPr>
-          <w:p>
-            <w:pPr>
-              <w:jc w:val="center"/>
-            </w:pPr>
-            <w:r>
-              <w:t>xxx</w:t>
-            </w:r>
-          </w:p>
-        </w:tc>
-        <w:tc>
-          <w:tcPr>
-            <w:tcW w:w="3200" w:type="dxa"/>
-            <w:tcBorders>
-              <w:top w:val="single" w:sz="4" w:space="0" w:color="808080"/>
-              <w:left w:val="single" w:sz="4" w:space="0" w:color="808080"/>
-              <w:bottom w:val="single" w:sz="4" w:space="0" w:color="808080"/>
-              <w:right w:val="single" w:sz="4" w:space="0" w:color="808080"/>
-            </w:tcBorders>
-            <w:tcMar>
-              <w:top w:w="60" w:type="dxa"/>
-              <w:left w:w="100" w:type="dxa"/>
-              <w:bottom w:w="60" w:type="dxa"/>
-              <w:right w:w="100" w:type="dxa"/>
-            </w:tcMar>
-            <w:vAlign w:val="center"/>
-          </w:tcPr>
-          <w:p>
-            <w:pPr>
-              <w:jc w:val="center"/>
-            </w:pPr>
-            <w:r>
-              <w:t>xxx</w:t>
-            </w:r>
-          </w:p>
-        </w:tc>
-        <w:tc>
-          <w:tcPr>
-            <w:tcW w:w="2400" w:type="dxa"/>
-            <w:tcBorders>
-              <w:top w:val="single" w:sz="4" w:space="0" w:color="808080"/>
-              <w:left w:val="single" w:sz="4" w:space="0" w:color="808080"/>
-              <w:bottom w:val="single" w:sz="4" w:space="0" w:color="808080"/>
-              <w:right w:val="single" w:sz="4" w:space="0" w:color="808080"/>
-            </w:tcBorders>
-            <w:tcMar>
-              <w:top w:w="60" w:type="dxa"/>
-              <w:left w:w="100" w:type="dxa"/>
-              <w:bottom w:w="60" w:type="dxa"/>
-              <w:right w:w="100" w:type="dxa"/>
-            </w:tcMar>
-            <w:vAlign w:val="center"/>
-          </w:tcPr>
-          <w:p>
-            <w:pPr>
-              <w:jc w:val="center"/>
-            </w:pPr>
-            <w:r>
-              <w:t>xxx</w:t>
-            </w:r>
-          </w:p>
-        </w:tc>
-        <w:tc>
-          <w:tcPr>
-            <w:tcW w:w="1300" w:type="dxa"/>
-            <w:tcBorders>
-              <w:top w:val="single" w:sz="4" w:space="0" w:color="808080"/>
-              <w:left w:val="single" w:sz="4" w:space="0" w:color="808080"/>
-              <w:bottom w:val="single" w:sz="4" w:space="0" w:color="808080"/>
-              <w:right w:val="single" w:sz="4" w:space="0" w:color="808080"/>
-            </w:tcBorders>
-            <w:tcMar>
-              <w:top w:w="60" w:type="dxa"/>
-              <w:left w:w="100" w:type="dxa"/>
-              <w:bottom w:w="60" w:type="dxa"/>
-              <w:right w:w="100" w:type="dxa"/>
-            </w:tcMar>
-            <w:vAlign w:val="center"/>
-          </w:tcPr>
-          <w:p>
-            <w:pPr>
-              <w:jc w:val="center"/>
-            </w:pPr>
-            <w:r>
-              <w:t>xxx</w:t>
-            </w:r>
-          </w:p>
-        </w:tc>
-        <w:tc>
-          <w:tcPr>
-            <w:tcW w:w="1100" w:type="dxa"/>
-            <w:tcBorders>
-              <w:top w:val="single" w:sz="4" w:space="0" w:color="808080"/>
-              <w:left w:val="single" w:sz="4" w:space="0" w:color="808080"/>
-              <w:bottom w:val="single" w:sz="4" w:space="0" w:color="808080"/>
-              <w:right w:val="single" w:sz="4" w:space="0" w:color="808080"/>
-            </w:tcBorders>
-            <w:tcMar>
-              <w:top w:w="60" w:type="dxa"/>
-              <w:left w:w="100" w:type="dxa"/>
-              <w:bottom w:w="60" w:type="dxa"/>
-              <w:right w:w="100" w:type="dxa"/>
-            </w:tcMar>
-            <w:vAlign w:val="center"/>
-          </w:tcPr>
-          <w:p>
-            <w:pPr>
-              <w:jc w:val="center"/>
-            </w:pPr>
-            <w:r>
-              <w:t>xxx</w:t>
-            </w:r>
-          </w:p>
-        </w:tc>
-        <w:tc>
-          <w:tcPr>
-            <w:tcW w:w="1100" w:type="dxa"/>
-            <w:tcBorders>
-              <w:top w:val="single" w:sz="4" w:space="0" w:color="808080"/>
-              <w:left w:val="single" w:sz="4" w:space="0" w:color="808080"/>
-              <w:bottom w:val="single" w:sz="4" w:space="0" w:color="808080"/>
-              <w:right w:val="single" w:sz="4" w:space="0" w:color="808080"/>
-            </w:tcBorders>
-            <w:tcMar>
-              <w:top w:w="60" w:type="dxa"/>
-              <w:left w:w="100" w:type="dxa"/>
-              <w:bottom w:w="60" w:type="dxa"/>
-              <w:right w:w="100" w:type="dxa"/>
-            </w:tcMar>
-            <w:vAlign w:val="center"/>
-          </w:tcPr>
-          <w:p>
-            <w:pPr>
-              <w:jc w:val="center"/>
-            </w:pPr>
-            <w:r>
-              <w:t>xxx</w:t>
-            </w:r>
-          </w:p>
-        </w:tc>
-        <w:tc>
-          <w:tcPr>
-            <w:tcW w:w="900" w:type="dxa"/>
-            <w:tcBorders>
-              <w:top w:val="single" w:sz="4" w:space="0" w:color="808080"/>
-              <w:left w:val="single" w:sz="4" w:space="0" w:color="808080"/>
-              <w:bottom w:val="single" w:sz="4" w:space="0" w:color="808080"/>
-              <w:right w:val="single" w:sz="4" w:space="0" w:color="808080"/>
-            </w:tcBorders>
-            <w:tcMar>
-              <w:top w:w="60" w:type="dxa"/>
-              <w:left w:w="100" w:type="dxa"/>
-              <w:bottom w:w="60" w:type="dxa"/>
-              <w:right w:w="100" w:type="dxa"/>
-            </w:tcMar>
-            <w:vAlign w:val="center"/>
-          </w:tcPr>
-          <w:p>
-            <w:pPr>
-              <w:jc w:val="center"/>
-            </w:pPr>
-            <w:r>
-              <w:t>xxx</w:t>
-            </w:r>
-          </w:p>
-        </w:tc>
-        <w:tc>
-          <w:tcPr>
-            <w:tcW w:w="1300" w:type="dxa"/>
-            <w:tcBorders>
-              <w:top w:val="single" w:sz="4" w:space="0" w:color="808080"/>
-              <w:left w:val="single" w:sz="4" w:space="0" w:color="808080"/>
-              <w:bottom w:val="single" w:sz="4" w:space="0" w:color="808080"/>
-              <w:right w:val="single" w:sz="4" w:space="0" w:color="808080"/>
-            </w:tcBorders>
-            <w:tcMar>
-              <w:top w:w="60" w:type="dxa"/>
-              <w:left w:w="100" w:type="dxa"/>
-              <w:bottom w:w="60" w:type="dxa"/>
-              <w:right w:w="100" w:type="dxa"/>
-            </w:tcMar>
-            <w:vAlign w:val="center"/>
-          </w:tcPr>
-          <w:p>
-            <w:pPr>
-              <w:jc w:val="center"/>
-            </w:pPr>
-            <w:r>
-              <w:t>xxx</w:t>
-            </w:r>
-          </w:p>
-        </w:tc>
-        <w:tc>
-          <w:tcPr>
-            <w:tcW w:w="1300" w:type="dxa"/>
-            <w:tcBorders>
-              <w:top w:val="single" w:sz="4" w:space="0" w:color="808080"/>
-              <w:left w:val="single" w:sz="4" w:space="0" w:color="808080"/>
-              <w:bottom w:val="single" w:sz="4" w:space="0" w:color="808080"/>
-              <w:right w:val="single" w:sz="4" w:space="0" w:color="808080"/>
-            </w:tcBorders>
-            <w:tcMar>
-              <w:top w:w="60" w:type="dxa"/>
-              <w:left w:w="100" w:type="dxa"/>
-              <w:bottom w:w="60" w:type="dxa"/>
-              <w:right w:w="100" w:type="dxa"/>
-            </w:tcMar>
-            <w:vAlign w:val="center"/>
-          </w:tcPr>
-          <w:p>
-            <w:pPr>
-              <w:jc w:val="center"/>
-            </w:pPr>
-            <w:r>
-              <w:t>xxx</w:t>
-            </w:r>
-          </w:p>
-        </w:tc>
-        <w:tc>
-          <w:tcPr>
-            <w:tcW w:w="1300" w:type="dxa"/>
-            <w:tcBorders>
-              <w:top w:val="single" w:sz="4" w:space="0" w:color="808080"/>
-              <w:left w:val="single" w:sz="4" w:space="0" w:color="808080"/>
-              <w:bottom w:val="single" w:sz="4" w:space="0" w:color="808080"/>
-              <w:right w:val="single" w:sz="4" w:space="0" w:color="808080"/>
-            </w:tcBorders>
-            <w:tcMar>
-              <w:top w:w="60" w:type="dxa"/>
-              <w:left w:w="100" w:type="dxa"/>
-              <w:bottom w:w="60" w:type="dxa"/>
-              <w:right w:w="100" w:type="dxa"/>
-            </w:tcMar>
-            <w:vAlign w:val="center"/>
-          </w:tcPr>
-          <w:p>
-            <w:pPr>
-              <w:jc w:val="center"/>
-            </w:pPr>
-            <w:r>
-              <w:t>xxx</w:t>
-            </w:r>
-          </w:p>
-        </w:tc>
-      </w:tr>
-    </w:tbl>
-    <w:p>
-      <w:pPr>
-        <w:spacing w:before="100"/>
-      </w:pPr>
-      <w:r>
-        <w:rPr>
-          <w:i/>
-          <w:iCs/>
-          <w:sz w:val="16"/>
-          <w:szCs w:val="16"/>
-        </w:rPr>
-        <w:t>TEAEs are sorted by USUBJID, then by AE start date. AESI flag and adjudication status (where applicable) are shown in Listing 16.2.4.5.</w:t>
-      </w:r>
-    </w:p>
-    <w:p>
-      <w:pPr>
-        <w:spacing w:before="60"/>
-      </w:pPr>
-      <w:r>
-        <w:rPr>
-          <w:i/>
-          <w:iCs/>
-          <w:color w:val="808080"/>
-          <w:sz w:val="14"/>
-          <w:szCs w:val="14"/>
-        </w:rPr>
-        <w:t>Source: ADAE (TRTEMFL='Y').</w:t>
-      </w:r>
-    </w:p>
-    <w:p>
-      <w:r>
-        <w:br w:type="page"/>
-      </w:r>
-    </w:p>
-    <w:p>
-      <w:pPr>
-        <w:spacing w:before="240" w:after="60"/>
-        <w:jc w:val="center"/>
-      </w:pPr>
-      <w:r>
-        <w:rPr>
-          <w:b/>
-          <w:bCs/>
-          <w:sz w:val="22"/>
-          <w:szCs w:val="22"/>
-        </w:rPr>
-        <w:lastRenderedPageBreak/>
-        <w:t>Listing 16.2.7.1</w:t>
-      </w:r>
-    </w:p>
-    <w:p>
-      <w:pPr>
-        <w:spacing w:after="60"/>
-        <w:jc w:val="center"/>
-      </w:pPr>
-      <w:r>
-        <w:rPr>
-          <w:b/>
-          <w:bCs/>
-          <w:sz w:val="22"/>
-          <w:szCs w:val="22"/>
-        </w:rPr>
-        <w:t>Vital Signs</w:t>
-      </w:r>
-    </w:p>
-    <w:p>
-      <w:pPr>
-        <w:spacing w:after="200"/>
-        <w:jc w:val="center"/>
-      </w:pPr>
-      <w:r>
-        <w:t>Safety Population (</w:t>
-      </w:r>
-      <w:r>
-        <w:rPr>
-          <w:color w:val="C00000"/>
-        </w:rPr>
-        <w:t>ADSL.SAFFL='Y'</w:t>
-      </w:r>
-      <w:r>
-        <w:t>)</w:t>
-      </w:r>
-    </w:p>
-    <w:tbl>
-      <w:tblPr>
-        <w:tblW w:w="14500" w:type="dxa"/>
-        <w:tblBorders>
-          <w:top w:val="single" w:sz="4" w:space="0" w:color="auto"/>
-          <w:left w:val="single" w:sz="4" w:space="0" w:color="auto"/>
-          <w:bottom w:val="single" w:sz="4" w:space="0" w:color="auto"/>
-          <w:right w:val="single" w:sz="4" w:space="0" w:color="auto"/>
-          <w:insideH w:val="single" w:sz="4" w:space="0" w:color="auto"/>
-          <w:insideV w:val="single" w:sz="4" w:space="0" w:color="auto"/>
-        </w:tblBorders>
-        <w:tblCellMar>
-          <w:left w:w="10" w:type="dxa"/>
-          <w:right w:w="10" w:type="dxa"/>
-        </w:tblCellMar>
-        <w:tblLook w:val="0000" w:firstRow="0" w:lastRow="0" w:firstColumn="0" w:lastColumn="0" w:noHBand="0" w:noVBand="0"/>
-      </w:tblPr>
-      <w:tblGrid>
-        <w:gridCol w:w="1496"/>
-        <w:gridCol w:w="1240"/>
-        <w:gridCol w:w="1692"/>
-        <w:gridCol w:w="1295"/>
-        <w:gridCol w:w="1297"/>
-        <w:gridCol w:w="1297"/>
-        <w:gridCol w:w="1197"/>
-        <w:gridCol w:w="1196"/>
-        <w:gridCol w:w="1196"/>
-        <w:gridCol w:w="1297"/>
-        <w:gridCol w:w="1297"/>
-      </w:tblGrid>
-      <w:tr>
-        <w:trPr>
-          <w:tblHeader/>
-        </w:trPr>
-        <w:tc>
-          <w:tcPr>
-            <w:tcW w:w="1500" w:type="dxa"/>
-            <w:tcBorders>
-              <w:top w:val="single" w:sz="4" w:space="0" w:color="808080"/>
-              <w:left w:val="single" w:sz="4" w:space="0" w:color="808080"/>
-              <w:bottom w:val="single" w:sz="4" w:space="0" w:color="808080"/>
-              <w:right w:val="single" w:sz="4" w:space="0" w:color="808080"/>
-            </w:tcBorders>
-            <w:shd w:val="clear" w:color="auto" w:fill="D9E2F3"/>
-            <w:tcMar>
-              <w:top w:w="60" w:type="dxa"/>
-              <w:left w:w="100" w:type="dxa"/>
-              <w:bottom w:w="60" w:type="dxa"/>
-              <w:right w:w="100" w:type="dxa"/>
-            </w:tcMar>
-            <w:vAlign w:val="center"/>
-          </w:tcPr>
-          <w:p>
-            <w:pPr>
-              <w:jc w:val="center"/>
-            </w:pPr>
-            <w:r>
-              <w:rPr>
-                <w:b/>
-                <w:bCs/>
-              </w:rPr>
-              <w:t>Subject ID USUBJID</w:t>
-            </w:r>
-          </w:p>
-        </w:tc>
-        <w:tc>
-          <w:tcPr>
-            <w:tcW w:w="1200" w:type="dxa"/>
-            <w:tcBorders>
-              <w:top w:val="single" w:sz="4" w:space="0" w:color="808080"/>
-              <w:left w:val="single" w:sz="4" w:space="0" w:color="808080"/>
-              <w:bottom w:val="single" w:sz="4" w:space="0" w:color="808080"/>
-              <w:right w:val="single" w:sz="4" w:space="0" w:color="808080"/>
-            </w:tcBorders>
-            <w:shd w:val="clear" w:color="auto" w:fill="D9E2F3"/>
-            <w:tcMar>
-              <w:top w:w="60" w:type="dxa"/>
-              <w:left w:w="100" w:type="dxa"/>
-              <w:bottom w:w="60" w:type="dxa"/>
-              <w:right w:w="100" w:type="dxa"/>
-            </w:tcMar>
-            <w:vAlign w:val="center"/>
-          </w:tcPr>
-          <w:p>
-            <w:pPr>
-              <w:jc w:val="center"/>
-            </w:pPr>
-            <w:r>
-              <w:rPr>
-                <w:b/>
-                <w:bCs/>
-              </w:rPr>
-              <w:t>Arm ACTARMCD</w:t>
-            </w:r>
-          </w:p>
-        </w:tc>
-        <w:tc>
-          <w:tcPr>
-            <w:tcW w:w="1700" w:type="dxa"/>
-            <w:tcBorders>
-              <w:top w:val="single" w:sz="4" w:space="0" w:color="808080"/>
-              <w:left w:val="single" w:sz="4" w:space="0" w:color="808080"/>
-              <w:bottom w:val="single" w:sz="4" w:space="0" w:color="808080"/>
-              <w:right w:val="single" w:sz="4" w:space="0" w:color="808080"/>
-            </w:tcBorders>
-            <w:shd w:val="clear" w:color="auto" w:fill="D9E2F3"/>
-            <w:tcMar>
-              <w:top w:w="60" w:type="dxa"/>
-              <w:left w:w="100" w:type="dxa"/>
-              <w:bottom w:w="60" w:type="dxa"/>
-              <w:right w:w="100" w:type="dxa"/>
-            </w:tcMar>
-            <w:vAlign w:val="center"/>
-          </w:tcPr>
-          <w:p>
-            <w:pPr>
-              <w:jc w:val="center"/>
-            </w:pPr>
-            <w:r>
-              <w:rPr>
-                <w:b/>
-                <w:bCs/>
-              </w:rPr>
-              <w:t xml:space="preserve">Visit </w:t>
-            </w:r>
-            <w:proofErr w:type="spellStart"/>
-            <w:r>
-              <w:rPr>
-                <w:b/>
-                <w:bCs/>
-              </w:rPr>
-              <w:t>VISIT</w:t>
-            </w:r>
-            <w:proofErr w:type="spellEnd"/>
-          </w:p>
-        </w:tc>
-        <w:tc>
-          <w:tcPr>
-            <w:tcW w:w="1300" w:type="dxa"/>
-            <w:tcBorders>
-              <w:top w:val="single" w:sz="4" w:space="0" w:color="808080"/>
-              <w:left w:val="single" w:sz="4" w:space="0" w:color="808080"/>
-              <w:bottom w:val="single" w:sz="4" w:space="0" w:color="808080"/>
-              <w:right w:val="single" w:sz="4" w:space="0" w:color="808080"/>
-            </w:tcBorders>
-            <w:shd w:val="clear" w:color="auto" w:fill="D9E2F3"/>
-            <w:tcMar>
-              <w:top w:w="60" w:type="dxa"/>
-              <w:left w:w="100" w:type="dxa"/>
-              <w:bottom w:w="60" w:type="dxa"/>
-              <w:right w:w="100" w:type="dxa"/>
-            </w:tcMar>
-            <w:vAlign w:val="center"/>
-          </w:tcPr>
-          <w:p>
-            <w:pPr>
-              <w:jc w:val="center"/>
-            </w:pPr>
-            <w:r>
-              <w:rPr>
-                <w:b/>
-                <w:bCs/>
-              </w:rPr>
-              <w:t>Date ADT</w:t>
-            </w:r>
-          </w:p>
-        </w:tc>
-        <w:tc>
-          <w:tcPr>
-            <w:tcW w:w="1300" w:type="dxa"/>
-            <w:tcBorders>
-              <w:top w:val="single" w:sz="4" w:space="0" w:color="808080"/>
-              <w:left w:val="single" w:sz="4" w:space="0" w:color="808080"/>
-              <w:bottom w:val="single" w:sz="4" w:space="0" w:color="808080"/>
-              <w:right w:val="single" w:sz="4" w:space="0" w:color="808080"/>
-            </w:tcBorders>
-            <w:shd w:val="clear" w:color="auto" w:fill="D9E2F3"/>
-            <w:tcMar>
-              <w:top w:w="60" w:type="dxa"/>
-              <w:left w:w="100" w:type="dxa"/>
-              <w:bottom w:w="60" w:type="dxa"/>
-              <w:right w:w="100" w:type="dxa"/>
-            </w:tcMar>
-            <w:vAlign w:val="center"/>
-          </w:tcPr>
-          <w:p>
-            <w:pPr>
-              <w:jc w:val="center"/>
-            </w:pPr>
-            <w:r>
-              <w:rPr>
-                <w:b/>
-                <w:bCs/>
-              </w:rPr>
-              <w:t>SBP (mmHg) SYSBP</w:t>
-            </w:r>
-          </w:p>
-        </w:tc>
-        <w:tc>
-          <w:tcPr>
-            <w:tcW w:w="1300" w:type="dxa"/>
-            <w:tcBorders>
-              <w:top w:val="single" w:sz="4" w:space="0" w:color="808080"/>
-              <w:left w:val="single" w:sz="4" w:space="0" w:color="808080"/>
-              <w:bottom w:val="single" w:sz="4" w:space="0" w:color="808080"/>
-              <w:right w:val="single" w:sz="4" w:space="0" w:color="808080"/>
-            </w:tcBorders>
-            <w:shd w:val="clear" w:color="auto" w:fill="D9E2F3"/>
-            <w:tcMar>
-              <w:top w:w="60" w:type="dxa"/>
-              <w:left w:w="100" w:type="dxa"/>
-              <w:bottom w:w="60" w:type="dxa"/>
-              <w:right w:w="100" w:type="dxa"/>
-            </w:tcMar>
-            <w:vAlign w:val="center"/>
-          </w:tcPr>
-          <w:p>
-            <w:pPr>
-              <w:jc w:val="center"/>
-            </w:pPr>
-            <w:r>
-              <w:rPr>
-                <w:b/>
-                <w:bCs/>
-              </w:rPr>
-              <w:t>DBP (mmHg) DIABP</w:t>
-            </w:r>
-          </w:p>
-        </w:tc>
-        <w:tc>
-          <w:tcPr>
-            <w:tcW w:w="1200" w:type="dxa"/>
-            <w:tcBorders>
-              <w:top w:val="single" w:sz="4" w:space="0" w:color="808080"/>
-              <w:left w:val="single" w:sz="4" w:space="0" w:color="808080"/>
-              <w:bottom w:val="single" w:sz="4" w:space="0" w:color="808080"/>
-              <w:right w:val="single" w:sz="4" w:space="0" w:color="808080"/>
-            </w:tcBorders>
-            <w:shd w:val="clear" w:color="auto" w:fill="D9E2F3"/>
-            <w:tcMar>
-              <w:top w:w="60" w:type="dxa"/>
-              <w:left w:w="100" w:type="dxa"/>
-              <w:bottom w:w="60" w:type="dxa"/>
-              <w:right w:w="100" w:type="dxa"/>
-            </w:tcMar>
-            <w:vAlign w:val="center"/>
-          </w:tcPr>
-          <w:p>
-            <w:pPr>
-              <w:jc w:val="center"/>
-            </w:pPr>
-            <w:r>
-              <w:rPr>
-                <w:b/>
-                <w:bCs/>
-              </w:rPr>
-              <w:t>HR (bpm) PULSE</w:t>
-            </w:r>
-          </w:p>
-        </w:tc>
-        <w:tc>
-          <w:tcPr>
-            <w:tcW w:w="1200" w:type="dxa"/>
-            <w:tcBorders>
-              <w:top w:val="single" w:sz="4" w:space="0" w:color="808080"/>
-              <w:left w:val="single" w:sz="4" w:space="0" w:color="808080"/>
-              <w:bottom w:val="single" w:sz="4" w:space="0" w:color="808080"/>
-              <w:right w:val="single" w:sz="4" w:space="0" w:color="808080"/>
-            </w:tcBorders>
-            <w:shd w:val="clear" w:color="auto" w:fill="D9E2F3"/>
-            <w:tcMar>
-              <w:top w:w="60" w:type="dxa"/>
-              <w:left w:w="100" w:type="dxa"/>
-              <w:bottom w:w="60" w:type="dxa"/>
-              <w:right w:w="100" w:type="dxa"/>
-            </w:tcMar>
-            <w:vAlign w:val="center"/>
-          </w:tcPr>
-          <w:p>
-            <w:pPr>
-              <w:jc w:val="center"/>
-            </w:pPr>
-            <w:r>
-              <w:rPr>
-                <w:b/>
-                <w:bCs/>
-              </w:rPr>
-              <w:t>Temp (°C) TEMP</w:t>
-            </w:r>
-          </w:p>
-        </w:tc>
-        <w:tc>
-          <w:tcPr>
-            <w:tcW w:w="1200" w:type="dxa"/>
-            <w:tcBorders>
-              <w:top w:val="single" w:sz="4" w:space="0" w:color="808080"/>
-              <w:left w:val="single" w:sz="4" w:space="0" w:color="808080"/>
-              <w:bottom w:val="single" w:sz="4" w:space="0" w:color="808080"/>
-              <w:right w:val="single" w:sz="4" w:space="0" w:color="808080"/>
-            </w:tcBorders>
-            <w:shd w:val="clear" w:color="auto" w:fill="D9E2F3"/>
-            <w:tcMar>
-              <w:top w:w="60" w:type="dxa"/>
-              <w:left w:w="100" w:type="dxa"/>
-              <w:bottom w:w="60" w:type="dxa"/>
-              <w:right w:w="100" w:type="dxa"/>
-            </w:tcMar>
-            <w:vAlign w:val="center"/>
-          </w:tcPr>
-          <w:p>
-            <w:pPr>
-              <w:jc w:val="center"/>
-            </w:pPr>
-            <w:r>
-              <w:rPr>
-                <w:b/>
-                <w:bCs/>
-              </w:rPr>
-              <w:t>Resp Rate RESP</w:t>
-            </w:r>
-          </w:p>
-        </w:tc>
-        <w:tc>
-          <w:tcPr>
-            <w:tcW w:w="1300" w:type="dxa"/>
-            <w:tcBorders>
-              <w:top w:val="single" w:sz="4" w:space="0" w:color="808080"/>
-              <w:left w:val="single" w:sz="4" w:space="0" w:color="808080"/>
-              <w:bottom w:val="single" w:sz="4" w:space="0" w:color="808080"/>
-              <w:right w:val="single" w:sz="4" w:space="0" w:color="808080"/>
-            </w:tcBorders>
-            <w:shd w:val="clear" w:color="auto" w:fill="D9E2F3"/>
-            <w:tcMar>
-              <w:top w:w="60" w:type="dxa"/>
-              <w:left w:w="100" w:type="dxa"/>
-              <w:bottom w:w="60" w:type="dxa"/>
-              <w:right w:w="100" w:type="dxa"/>
-            </w:tcMar>
-            <w:vAlign w:val="center"/>
-          </w:tcPr>
-          <w:p>
-            <w:pPr>
-              <w:jc w:val="center"/>
-            </w:pPr>
-            <w:r>
-              <w:rPr>
-                <w:b/>
-                <w:bCs/>
-              </w:rPr>
-              <w:t>Weight (kg) WEIGHT</w:t>
-            </w:r>
-          </w:p>
-        </w:tc>
-        <w:tc>
-          <w:tcPr>
-            <w:tcW w:w="1300" w:type="dxa"/>
-            <w:tcBorders>
-              <w:top w:val="single" w:sz="4" w:space="0" w:color="808080"/>
-              <w:left w:val="single" w:sz="4" w:space="0" w:color="808080"/>
-              <w:bottom w:val="single" w:sz="4" w:space="0" w:color="808080"/>
-              <w:right w:val="single" w:sz="4" w:space="0" w:color="808080"/>
-            </w:tcBorders>
-            <w:shd w:val="clear" w:color="auto" w:fill="D9E2F3"/>
-            <w:tcMar>
-              <w:top w:w="60" w:type="dxa"/>
-              <w:left w:w="100" w:type="dxa"/>
-              <w:bottom w:w="60" w:type="dxa"/>
-              <w:right w:w="100" w:type="dxa"/>
-            </w:tcMar>
-            <w:vAlign w:val="center"/>
-          </w:tcPr>
-          <w:p>
-            <w:pPr>
-              <w:jc w:val="center"/>
-            </w:pPr>
-            <w:r>
-              <w:rPr>
-                <w:b/>
-                <w:bCs/>
-              </w:rPr>
-              <w:t>Height (cm) HEIGHT</w:t>
-            </w:r>
-          </w:p>
-        </w:tc>
-      </w:tr>
-      <w:tr>
-        <w:tc>
-          <w:tcPr>
-            <w:tcW w:w="1500" w:type="dxa"/>
-            <w:tcBorders>
-              <w:top w:val="single" w:sz="4" w:space="0" w:color="808080"/>
-              <w:left w:val="single" w:sz="4" w:space="0" w:color="808080"/>
-              <w:bottom w:val="single" w:sz="4" w:space="0" w:color="808080"/>
-              <w:right w:val="single" w:sz="4" w:space="0" w:color="808080"/>
-            </w:tcBorders>
-            <w:tcMar>
-              <w:top w:w="60" w:type="dxa"/>
-              <w:left w:w="100" w:type="dxa"/>
-              <w:bottom w:w="60" w:type="dxa"/>
-              <w:right w:w="100" w:type="dxa"/>
-            </w:tcMar>
-            <w:vAlign w:val="center"/>
-          </w:tcPr>
-          <w:p>
-            <w:pPr>
-              <w:jc w:val="center"/>
-            </w:pPr>
-            <w:r>
-              <w:t>xxx</w:t>
-            </w:r>
-          </w:p>
-        </w:tc>
-        <w:tc>
-          <w:tcPr>
-            <w:tcW w:w="1200" w:type="dxa"/>
-            <w:tcBorders>
-              <w:top w:val="single" w:sz="4" w:space="0" w:color="808080"/>
-              <w:left w:val="single" w:sz="4" w:space="0" w:color="808080"/>
-              <w:bottom w:val="single" w:sz="4" w:space="0" w:color="808080"/>
-              <w:right w:val="single" w:sz="4" w:space="0" w:color="808080"/>
-            </w:tcBorders>
-            <w:tcMar>
-              <w:top w:w="60" w:type="dxa"/>
-              <w:left w:w="100" w:type="dxa"/>
-              <w:bottom w:w="60" w:type="dxa"/>
-              <w:right w:w="100" w:type="dxa"/>
-            </w:tcMar>
-            <w:vAlign w:val="center"/>
-          </w:tcPr>
-          <w:p>
-            <w:pPr>
-              <w:jc w:val="center"/>
-            </w:pPr>
-            <w:r>
-              <w:t>xxx</w:t>
-            </w:r>
-          </w:p>
-        </w:tc>
-        <w:tc>
-          <w:tcPr>
-            <w:tcW w:w="1700" w:type="dxa"/>
-            <w:tcBorders>
-              <w:top w:val="single" w:sz="4" w:space="0" w:color="808080"/>
-              <w:left w:val="single" w:sz="4" w:space="0" w:color="808080"/>
-              <w:bottom w:val="single" w:sz="4" w:space="0" w:color="808080"/>
-              <w:right w:val="single" w:sz="4" w:space="0" w:color="808080"/>
-            </w:tcBorders>
-            <w:tcMar>
-              <w:top w:w="60" w:type="dxa"/>
-              <w:left w:w="100" w:type="dxa"/>
-              <w:bottom w:w="60" w:type="dxa"/>
-              <w:right w:w="100" w:type="dxa"/>
-            </w:tcMar>
-            <w:vAlign w:val="center"/>
-          </w:tcPr>
-          <w:p>
-            <w:pPr>
-              <w:jc w:val="center"/>
-            </w:pPr>
-            <w:r>
-              <w:t>xxx</w:t>
-            </w:r>
-          </w:p>
-        </w:tc>
-        <w:tc>
-          <w:tcPr>
-            <w:tcW w:w="1300" w:type="dxa"/>
-            <w:tcBorders>
-              <w:top w:val="single" w:sz="4" w:space="0" w:color="808080"/>
-              <w:left w:val="single" w:sz="4" w:space="0" w:color="808080"/>
-              <w:bottom w:val="single" w:sz="4" w:space="0" w:color="808080"/>
-              <w:right w:val="single" w:sz="4" w:space="0" w:color="808080"/>
-            </w:tcBorders>
-            <w:tcMar>
-              <w:top w:w="60" w:type="dxa"/>
-              <w:left w:w="100" w:type="dxa"/>
-              <w:bottom w:w="60" w:type="dxa"/>
-              <w:right w:w="100" w:type="dxa"/>
-            </w:tcMar>
-            <w:vAlign w:val="center"/>
-          </w:tcPr>
-          <w:p>
-            <w:pPr>
-              <w:jc w:val="center"/>
-            </w:pPr>
-            <w:r>
-              <w:t>xxx</w:t>
-            </w:r>
-          </w:p>
-        </w:tc>
-        <w:tc>
-          <w:tcPr>
-            <w:tcW w:w="1300" w:type="dxa"/>
-            <w:tcBorders>
-              <w:top w:val="single" w:sz="4" w:space="0" w:color="808080"/>
-              <w:left w:val="single" w:sz="4" w:space="0" w:color="808080"/>
-              <w:bottom w:val="single" w:sz="4" w:space="0" w:color="808080"/>
-              <w:right w:val="single" w:sz="4" w:space="0" w:color="808080"/>
-            </w:tcBorders>
-            <w:tcMar>
-              <w:top w:w="60" w:type="dxa"/>
-              <w:left w:w="100" w:type="dxa"/>
-              <w:bottom w:w="60" w:type="dxa"/>
-              <w:right w:w="100" w:type="dxa"/>
-            </w:tcMar>
-            <w:vAlign w:val="center"/>
-          </w:tcPr>
-          <w:p>
-            <w:pPr>
-              <w:jc w:val="center"/>
-            </w:pPr>
-            <w:r>
-              <w:t>xxx</w:t>
-            </w:r>
-          </w:p>
-        </w:tc>
-        <w:tc>
-          <w:tcPr>
-            <w:tcW w:w="1300" w:type="dxa"/>
-            <w:tcBorders>
-              <w:top w:val="single" w:sz="4" w:space="0" w:color="808080"/>
-              <w:left w:val="single" w:sz="4" w:space="0" w:color="808080"/>
-              <w:bottom w:val="single" w:sz="4" w:space="0" w:color="808080"/>
-              <w:right w:val="single" w:sz="4" w:space="0" w:color="808080"/>
-            </w:tcBorders>
-            <w:tcMar>
-              <w:top w:w="60" w:type="dxa"/>
-              <w:left w:w="100" w:type="dxa"/>
-              <w:bottom w:w="60" w:type="dxa"/>
-              <w:right w:w="100" w:type="dxa"/>
-            </w:tcMar>
-            <w:vAlign w:val="center"/>
-          </w:tcPr>
-          <w:p>
-            <w:pPr>
-              <w:jc w:val="center"/>
-            </w:pPr>
-            <w:r>
-              <w:t>xxx</w:t>
-            </w:r>
-          </w:p>
-        </w:tc>
-        <w:tc>
-          <w:tcPr>
-            <w:tcW w:w="1200" w:type="dxa"/>
-            <w:tcBorders>
-              <w:top w:val="single" w:sz="4" w:space="0" w:color="808080"/>
-              <w:left w:val="single" w:sz="4" w:space="0" w:color="808080"/>
-              <w:bottom w:val="single" w:sz="4" w:space="0" w:color="808080"/>
-              <w:right w:val="single" w:sz="4" w:space="0" w:color="808080"/>
-            </w:tcBorders>
-            <w:tcMar>
-              <w:top w:w="60" w:type="dxa"/>
-              <w:left w:w="100" w:type="dxa"/>
-              <w:bottom w:w="60" w:type="dxa"/>
-              <w:right w:w="100" w:type="dxa"/>
-            </w:tcMar>
-            <w:vAlign w:val="center"/>
-          </w:tcPr>
-          <w:p>
-            <w:pPr>
-              <w:jc w:val="center"/>
-            </w:pPr>
-            <w:r>
-              <w:t>xxx</w:t>
-            </w:r>
-          </w:p>
-        </w:tc>
-        <w:tc>
-          <w:tcPr>
-            <w:tcW w:w="1200" w:type="dxa"/>
-            <w:tcBorders>
-              <w:top w:val="single" w:sz="4" w:space="0" w:color="808080"/>
-              <w:left w:val="single" w:sz="4" w:space="0" w:color="808080"/>
-              <w:bottom w:val="single" w:sz="4" w:space="0" w:color="808080"/>
-              <w:right w:val="single" w:sz="4" w:space="0" w:color="808080"/>
-            </w:tcBorders>
-            <w:tcMar>
-              <w:top w:w="60" w:type="dxa"/>
-              <w:left w:w="100" w:type="dxa"/>
-              <w:bottom w:w="60" w:type="dxa"/>
-              <w:right w:w="100" w:type="dxa"/>
-            </w:tcMar>
-            <w:vAlign w:val="center"/>
-          </w:tcPr>
-          <w:p>
-            <w:pPr>
-              <w:jc w:val="center"/>
-            </w:pPr>
-            <w:r>
-              <w:t>xxx</w:t>
-            </w:r>
-          </w:p>
-        </w:tc>
-        <w:tc>
-          <w:tcPr>
-            <w:tcW w:w="1200" w:type="dxa"/>
-            <w:tcBorders>
-              <w:top w:val="single" w:sz="4" w:space="0" w:color="808080"/>
-              <w:left w:val="single" w:sz="4" w:space="0" w:color="808080"/>
-              <w:bottom w:val="single" w:sz="4" w:space="0" w:color="808080"/>
-              <w:right w:val="single" w:sz="4" w:space="0" w:color="808080"/>
-            </w:tcBorders>
-            <w:tcMar>
-              <w:top w:w="60" w:type="dxa"/>
-              <w:left w:w="100" w:type="dxa"/>
-              <w:bottom w:w="60" w:type="dxa"/>
-              <w:right w:w="100" w:type="dxa"/>
-            </w:tcMar>
-            <w:vAlign w:val="center"/>
-          </w:tcPr>
-          <w:p>
-            <w:pPr>
-              <w:jc w:val="center"/>
-            </w:pPr>
-            <w:r>
-              <w:t>xxx</w:t>
-            </w:r>
-          </w:p>
-        </w:tc>
-        <w:tc>
-          <w:tcPr>
-            <w:tcW w:w="1300" w:type="dxa"/>
-            <w:tcBorders>
-              <w:top w:val="single" w:sz="4" w:space="0" w:color="808080"/>
-              <w:left w:val="single" w:sz="4" w:space="0" w:color="808080"/>
-              <w:bottom w:val="single" w:sz="4" w:space="0" w:color="808080"/>
-              <w:right w:val="single" w:sz="4" w:space="0" w:color="808080"/>
-            </w:tcBorders>
-            <w:tcMar>
-              <w:top w:w="60" w:type="dxa"/>
-              <w:left w:w="100" w:type="dxa"/>
-              <w:bottom w:w="60" w:type="dxa"/>
-              <w:right w:w="100" w:type="dxa"/>
-            </w:tcMar>
-            <w:vAlign w:val="center"/>
-          </w:tcPr>
-          <w:p>
-            <w:pPr>
-              <w:jc w:val="center"/>
-            </w:pPr>
-            <w:r>
-              <w:t>xxx</w:t>
-            </w:r>
-          </w:p>
-        </w:tc>
-        <w:tc>
-          <w:tcPr>
-            <w:tcW w:w="1300" w:type="dxa"/>
-            <w:tcBorders>
-              <w:top w:val="single" w:sz="4" w:space="0" w:color="808080"/>
-              <w:left w:val="single" w:sz="4" w:space="0" w:color="808080"/>
-              <w:bottom w:val="single" w:sz="4" w:space="0" w:color="808080"/>
-              <w:right w:val="single" w:sz="4" w:space="0" w:color="808080"/>
-            </w:tcBorders>
-            <w:tcMar>
-              <w:top w:w="60" w:type="dxa"/>
-              <w:left w:w="100" w:type="dxa"/>
-              <w:bottom w:w="60" w:type="dxa"/>
-              <w:right w:w="100" w:type="dxa"/>
-            </w:tcMar>
-            <w:vAlign w:val="center"/>
-          </w:tcPr>
-          <w:p>
-            <w:pPr>
-              <w:jc w:val="center"/>
-            </w:pPr>
-            <w:r>
-              <w:t>xxx</w:t>
-            </w:r>
-          </w:p>
-        </w:tc>
-      </w:tr>
-      <w:tr>
-        <w:tc>
-          <w:tcPr>
-            <w:tcW w:w="1500" w:type="dxa"/>
-            <w:tcBorders>
-              <w:top w:val="single" w:sz="4" w:space="0" w:color="808080"/>
-              <w:left w:val="single" w:sz="4" w:space="0" w:color="808080"/>
-              <w:bottom w:val="single" w:sz="4" w:space="0" w:color="808080"/>
-              <w:right w:val="single" w:sz="4" w:space="0" w:color="808080"/>
-            </w:tcBorders>
-            <w:tcMar>
-              <w:top w:w="60" w:type="dxa"/>
-              <w:left w:w="100" w:type="dxa"/>
-              <w:bottom w:w="60" w:type="dxa"/>
-              <w:right w:w="100" w:type="dxa"/>
-            </w:tcMar>
-            <w:vAlign w:val="center"/>
-          </w:tcPr>
-          <w:p>
-            <w:pPr>
-              <w:jc w:val="center"/>
-            </w:pPr>
-            <w:r>
-              <w:t>xxx</w:t>
-            </w:r>
-          </w:p>
-        </w:tc>
-        <w:tc>
-          <w:tcPr>
-            <w:tcW w:w="1200" w:type="dxa"/>
-            <w:tcBorders>
-              <w:top w:val="single" w:sz="4" w:space="0" w:color="808080"/>
-              <w:left w:val="single" w:sz="4" w:space="0" w:color="808080"/>
-              <w:bottom w:val="single" w:sz="4" w:space="0" w:color="808080"/>
-              <w:right w:val="single" w:sz="4" w:space="0" w:color="808080"/>
-            </w:tcBorders>
-            <w:tcMar>
-              <w:top w:w="60" w:type="dxa"/>
-              <w:left w:w="100" w:type="dxa"/>
-              <w:bottom w:w="60" w:type="dxa"/>
-              <w:right w:w="100" w:type="dxa"/>
-            </w:tcMar>
-            <w:vAlign w:val="center"/>
-          </w:tcPr>
-          <w:p>
-            <w:pPr>
-              <w:jc w:val="center"/>
-            </w:pPr>
-            <w:r>
-              <w:t>xxx</w:t>
-            </w:r>
-          </w:p>
-        </w:tc>
-        <w:tc>
-          <w:tcPr>
-            <w:tcW w:w="1700" w:type="dxa"/>
-            <w:tcBorders>
-              <w:top w:val="single" w:sz="4" w:space="0" w:color="808080"/>
-              <w:left w:val="single" w:sz="4" w:space="0" w:color="808080"/>
-              <w:bottom w:val="single" w:sz="4" w:space="0" w:color="808080"/>
-              <w:right w:val="single" w:sz="4" w:space="0" w:color="808080"/>
-            </w:tcBorders>
-            <w:tcMar>
-              <w:top w:w="60" w:type="dxa"/>
-              <w:left w:w="100" w:type="dxa"/>
-              <w:bottom w:w="60" w:type="dxa"/>
-              <w:right w:w="100" w:type="dxa"/>
-            </w:tcMar>
-            <w:vAlign w:val="center"/>
-          </w:tcPr>
-          <w:p>
-            <w:pPr>
-              <w:jc w:val="center"/>
-            </w:pPr>
-            <w:r>
-              <w:t>xxx</w:t>
-            </w:r>
-          </w:p>
-        </w:tc>
-        <w:tc>
-          <w:tcPr>
-            <w:tcW w:w="1300" w:type="dxa"/>
-            <w:tcBorders>
-              <w:top w:val="single" w:sz="4" w:space="0" w:color="808080"/>
-              <w:left w:val="single" w:sz="4" w:space="0" w:color="808080"/>
-              <w:bottom w:val="single" w:sz="4" w:space="0" w:color="808080"/>
-              <w:right w:val="single" w:sz="4" w:space="0" w:color="808080"/>
-            </w:tcBorders>
-            <w:tcMar>
-              <w:top w:w="60" w:type="dxa"/>
-              <w:left w:w="100" w:type="dxa"/>
-              <w:bottom w:w="60" w:type="dxa"/>
-              <w:right w:w="100" w:type="dxa"/>
-            </w:tcMar>
-            <w:vAlign w:val="center"/>
-          </w:tcPr>
-          <w:p>
-            <w:pPr>
-              <w:jc w:val="center"/>
-            </w:pPr>
-            <w:r>
-              <w:t>xxx</w:t>
-            </w:r>
-          </w:p>
-        </w:tc>
-        <w:tc>
-          <w:tcPr>
-            <w:tcW w:w="1300" w:type="dxa"/>
-            <w:tcBorders>
-              <w:top w:val="single" w:sz="4" w:space="0" w:color="808080"/>
-              <w:left w:val="single" w:sz="4" w:space="0" w:color="808080"/>
-              <w:bottom w:val="single" w:sz="4" w:space="0" w:color="808080"/>
-              <w:right w:val="single" w:sz="4" w:space="0" w:color="808080"/>
-            </w:tcBorders>
-            <w:tcMar>
-              <w:top w:w="60" w:type="dxa"/>
-              <w:left w:w="100" w:type="dxa"/>
-              <w:bottom w:w="60" w:type="dxa"/>
-              <w:right w:w="100" w:type="dxa"/>
-            </w:tcMar>
-            <w:vAlign w:val="center"/>
-          </w:tcPr>
-          <w:p>
-            <w:pPr>
-              <w:jc w:val="center"/>
-            </w:pPr>
-            <w:r>
-              <w:t>xxx</w:t>
-            </w:r>
-          </w:p>
-        </w:tc>
-        <w:tc>
-          <w:tcPr>
-            <w:tcW w:w="1300" w:type="dxa"/>
-            <w:tcBorders>
-              <w:top w:val="single" w:sz="4" w:space="0" w:color="808080"/>
-              <w:left w:val="single" w:sz="4" w:space="0" w:color="808080"/>
-              <w:bottom w:val="single" w:sz="4" w:space="0" w:color="808080"/>
-              <w:right w:val="single" w:sz="4" w:space="0" w:color="808080"/>
-            </w:tcBorders>
-            <w:tcMar>
-              <w:top w:w="60" w:type="dxa"/>
-              <w:left w:w="100" w:type="dxa"/>
-              <w:bottom w:w="60" w:type="dxa"/>
-              <w:right w:w="100" w:type="dxa"/>
-            </w:tcMar>
-            <w:vAlign w:val="center"/>
-          </w:tcPr>
-          <w:p>
-            <w:pPr>
-              <w:jc w:val="center"/>
-            </w:pPr>
-            <w:r>
-              <w:t>xxx</w:t>
-            </w:r>
-          </w:p>
-        </w:tc>
-        <w:tc>
-          <w:tcPr>
-            <w:tcW w:w="1200" w:type="dxa"/>
-            <w:tcBorders>
-              <w:top w:val="single" w:sz="4" w:space="0" w:color="808080"/>
-              <w:left w:val="single" w:sz="4" w:space="0" w:color="808080"/>
-              <w:bottom w:val="single" w:sz="4" w:space="0" w:color="808080"/>
-              <w:right w:val="single" w:sz="4" w:space="0" w:color="808080"/>
-            </w:tcBorders>
-            <w:tcMar>
-              <w:top w:w="60" w:type="dxa"/>
-              <w:left w:w="100" w:type="dxa"/>
-              <w:bottom w:w="60" w:type="dxa"/>
-              <w:right w:w="100" w:type="dxa"/>
-            </w:tcMar>
-            <w:vAlign w:val="center"/>
-          </w:tcPr>
-          <w:p>
-            <w:pPr>
-              <w:jc w:val="center"/>
-            </w:pPr>
-            <w:r>
-              <w:t>xxx</w:t>
-            </w:r>
-          </w:p>
-        </w:tc>
-        <w:tc>
-          <w:tcPr>
-            <w:tcW w:w="1200" w:type="dxa"/>
-            <w:tcBorders>
-              <w:top w:val="single" w:sz="4" w:space="0" w:color="808080"/>
-              <w:left w:val="single" w:sz="4" w:space="0" w:color="808080"/>
-              <w:bottom w:val="single" w:sz="4" w:space="0" w:color="808080"/>
-              <w:right w:val="single" w:sz="4" w:space="0" w:color="808080"/>
-            </w:tcBorders>
-            <w:tcMar>
-              <w:top w:w="60" w:type="dxa"/>
-              <w:left w:w="100" w:type="dxa"/>
-              <w:bottom w:w="60" w:type="dxa"/>
-              <w:right w:w="100" w:type="dxa"/>
-            </w:tcMar>
-            <w:vAlign w:val="center"/>
-          </w:tcPr>
-          <w:p>
-            <w:pPr>
-              <w:jc w:val="center"/>
-            </w:pPr>
-            <w:r>
-              <w:t>xxx</w:t>
-            </w:r>
-          </w:p>
-        </w:tc>
-        <w:tc>
-          <w:tcPr>
-            <w:tcW w:w="1200" w:type="dxa"/>
-            <w:tcBorders>
-              <w:top w:val="single" w:sz="4" w:space="0" w:color="808080"/>
-              <w:left w:val="single" w:sz="4" w:space="0" w:color="808080"/>
-              <w:bottom w:val="single" w:sz="4" w:space="0" w:color="808080"/>
-              <w:right w:val="single" w:sz="4" w:space="0" w:color="808080"/>
-            </w:tcBorders>
-            <w:tcMar>
-              <w:top w:w="60" w:type="dxa"/>
-              <w:left w:w="100" w:type="dxa"/>
-              <w:bottom w:w="60" w:type="dxa"/>
-              <w:right w:w="100" w:type="dxa"/>
-            </w:tcMar>
-            <w:vAlign w:val="center"/>
-          </w:tcPr>
-          <w:p>
-            <w:pPr>
-              <w:jc w:val="center"/>
-            </w:pPr>
-            <w:r>
-              <w:t>xxx</w:t>
-            </w:r>
-          </w:p>
-        </w:tc>
-        <w:tc>
-          <w:tcPr>
-            <w:tcW w:w="1300" w:type="dxa"/>
-            <w:tcBorders>
-              <w:top w:val="single" w:sz="4" w:space="0" w:color="808080"/>
-              <w:left w:val="single" w:sz="4" w:space="0" w:color="808080"/>
-              <w:bottom w:val="single" w:sz="4" w:space="0" w:color="808080"/>
-              <w:right w:val="single" w:sz="4" w:space="0" w:color="808080"/>
-            </w:tcBorders>
-            <w:tcMar>
-              <w:top w:w="60" w:type="dxa"/>
-              <w:left w:w="100" w:type="dxa"/>
-              <w:bottom w:w="60" w:type="dxa"/>
-              <w:right w:w="100" w:type="dxa"/>
-            </w:tcMar>
-            <w:vAlign w:val="center"/>
-          </w:tcPr>
-          <w:p>
-            <w:pPr>
-              <w:jc w:val="center"/>
-            </w:pPr>
-            <w:r>
-              <w:t>xxx</w:t>
-            </w:r>
-          </w:p>
-        </w:tc>
-        <w:tc>
-          <w:tcPr>
-            <w:tcW w:w="1300" w:type="dxa"/>
-            <w:tcBorders>
-              <w:top w:val="single" w:sz="4" w:space="0" w:color="808080"/>
-              <w:left w:val="single" w:sz="4" w:space="0" w:color="808080"/>
-              <w:bottom w:val="single" w:sz="4" w:space="0" w:color="808080"/>
-              <w:right w:val="single" w:sz="4" w:space="0" w:color="808080"/>
-            </w:tcBorders>
-            <w:tcMar>
-              <w:top w:w="60" w:type="dxa"/>
-              <w:left w:w="100" w:type="dxa"/>
-              <w:bottom w:w="60" w:type="dxa"/>
-              <w:right w:w="100" w:type="dxa"/>
-            </w:tcMar>
-            <w:vAlign w:val="center"/>
-          </w:tcPr>
-          <w:p>
-            <w:pPr>
-              <w:jc w:val="center"/>
-            </w:pPr>
-            <w:r>
-              <w:t>xxx</w:t>
-            </w:r>
-          </w:p>
-        </w:tc>
-      </w:tr>
-      <w:tr>
-        <w:tc>
-          <w:tcPr>
-            <w:tcW w:w="1500" w:type="dxa"/>
-            <w:tcBorders>
-              <w:top w:val="single" w:sz="4" w:space="0" w:color="808080"/>
-              <w:left w:val="single" w:sz="4" w:space="0" w:color="808080"/>
-              <w:bottom w:val="single" w:sz="4" w:space="0" w:color="808080"/>
-              <w:right w:val="single" w:sz="4" w:space="0" w:color="808080"/>
-            </w:tcBorders>
-            <w:tcMar>
-              <w:top w:w="60" w:type="dxa"/>
-              <w:left w:w="100" w:type="dxa"/>
-              <w:bottom w:w="60" w:type="dxa"/>
-              <w:right w:w="100" w:type="dxa"/>
-            </w:tcMar>
-            <w:vAlign w:val="center"/>
-          </w:tcPr>
-          <w:p>
-            <w:pPr>
-              <w:jc w:val="center"/>
-            </w:pPr>
-            <w:r>
-              <w:t>xxx</w:t>
-            </w:r>
-          </w:p>
-        </w:tc>
-        <w:tc>
-          <w:tcPr>
-            <w:tcW w:w="1200" w:type="dxa"/>
-            <w:tcBorders>
-              <w:top w:val="single" w:sz="4" w:space="0" w:color="808080"/>
-              <w:left w:val="single" w:sz="4" w:space="0" w:color="808080"/>
-              <w:bottom w:val="single" w:sz="4" w:space="0" w:color="808080"/>
-              <w:right w:val="single" w:sz="4" w:space="0" w:color="808080"/>
-            </w:tcBorders>
-            <w:tcMar>
-              <w:top w:w="60" w:type="dxa"/>
-              <w:left w:w="100" w:type="dxa"/>
-              <w:bottom w:w="60" w:type="dxa"/>
-              <w:right w:w="100" w:type="dxa"/>
-            </w:tcMar>
-            <w:vAlign w:val="center"/>
-          </w:tcPr>
-          <w:p>
-            <w:pPr>
-              <w:jc w:val="center"/>
-            </w:pPr>
-            <w:r>
-              <w:t>xxx</w:t>
-            </w:r>
-          </w:p>
-        </w:tc>
-        <w:tc>
-          <w:tcPr>
-            <w:tcW w:w="1700" w:type="dxa"/>
-            <w:tcBorders>
-              <w:top w:val="single" w:sz="4" w:space="0" w:color="808080"/>
-              <w:left w:val="single" w:sz="4" w:space="0" w:color="808080"/>
-              <w:bottom w:val="single" w:sz="4" w:space="0" w:color="808080"/>
-              <w:right w:val="single" w:sz="4" w:space="0" w:color="808080"/>
-            </w:tcBorders>
-            <w:tcMar>
-              <w:top w:w="60" w:type="dxa"/>
-              <w:left w:w="100" w:type="dxa"/>
-              <w:bottom w:w="60" w:type="dxa"/>
-              <w:right w:w="100" w:type="dxa"/>
-            </w:tcMar>
-            <w:vAlign w:val="center"/>
-          </w:tcPr>
-          <w:p>
-            <w:pPr>
-              <w:jc w:val="center"/>
-            </w:pPr>
-            <w:r>
-              <w:t>xxx</w:t>
-            </w:r>
-          </w:p>
-        </w:tc>
-        <w:tc>
-          <w:tcPr>
-            <w:tcW w:w="1300" w:type="dxa"/>
-            <w:tcBorders>
-              <w:top w:val="single" w:sz="4" w:space="0" w:color="808080"/>
-              <w:left w:val="single" w:sz="4" w:space="0" w:color="808080"/>
-              <w:bottom w:val="single" w:sz="4" w:space="0" w:color="808080"/>
-              <w:right w:val="single" w:sz="4" w:space="0" w:color="808080"/>
-            </w:tcBorders>
-            <w:tcMar>
-              <w:top w:w="60" w:type="dxa"/>
-              <w:left w:w="100" w:type="dxa"/>
-              <w:bottom w:w="60" w:type="dxa"/>
-              <w:right w:w="100" w:type="dxa"/>
-            </w:tcMar>
-            <w:vAlign w:val="center"/>
-          </w:tcPr>
-          <w:p>
-            <w:pPr>
-              <w:jc w:val="center"/>
-            </w:pPr>
-            <w:r>
-              <w:t>xxx</w:t>
-            </w:r>
-          </w:p>
-        </w:tc>
-        <w:tc>
-          <w:tcPr>
-            <w:tcW w:w="1300" w:type="dxa"/>
-            <w:tcBorders>
-              <w:top w:val="single" w:sz="4" w:space="0" w:color="808080"/>
-              <w:left w:val="single" w:sz="4" w:space="0" w:color="808080"/>
-              <w:bottom w:val="single" w:sz="4" w:space="0" w:color="808080"/>
-              <w:right w:val="single" w:sz="4" w:space="0" w:color="808080"/>
-            </w:tcBorders>
-            <w:tcMar>
-              <w:top w:w="60" w:type="dxa"/>
-              <w:left w:w="100" w:type="dxa"/>
-              <w:bottom w:w="60" w:type="dxa"/>
-              <w:right w:w="100" w:type="dxa"/>
-            </w:tcMar>
-            <w:vAlign w:val="center"/>
-          </w:tcPr>
-          <w:p>
-            <w:pPr>
-              <w:jc w:val="center"/>
-            </w:pPr>
-            <w:r>
-              <w:t>xxx</w:t>
-            </w:r>
-          </w:p>
-        </w:tc>
-        <w:tc>
-          <w:tcPr>
-            <w:tcW w:w="1300" w:type="dxa"/>
-            <w:tcBorders>
-              <w:top w:val="single" w:sz="4" w:space="0" w:color="808080"/>
-              <w:left w:val="single" w:sz="4" w:space="0" w:color="808080"/>
-              <w:bottom w:val="single" w:sz="4" w:space="0" w:color="808080"/>
-              <w:right w:val="single" w:sz="4" w:space="0" w:color="808080"/>
-            </w:tcBorders>
-            <w:tcMar>
-              <w:top w:w="60" w:type="dxa"/>
-              <w:left w:w="100" w:type="dxa"/>
-              <w:bottom w:w="60" w:type="dxa"/>
-              <w:right w:w="100" w:type="dxa"/>
-            </w:tcMar>
-            <w:vAlign w:val="center"/>
-          </w:tcPr>
-          <w:p>
-            <w:pPr>
-              <w:jc w:val="center"/>
-            </w:pPr>
-            <w:r>
-              <w:t>xxx</w:t>
-            </w:r>
-          </w:p>
-        </w:tc>
-        <w:tc>
-          <w:tcPr>
-            <w:tcW w:w="1200" w:type="dxa"/>
-            <w:tcBorders>
-              <w:top w:val="single" w:sz="4" w:space="0" w:color="808080"/>
-              <w:left w:val="single" w:sz="4" w:space="0" w:color="808080"/>
-              <w:bottom w:val="single" w:sz="4" w:space="0" w:color="808080"/>
-              <w:right w:val="single" w:sz="4" w:space="0" w:color="808080"/>
-            </w:tcBorders>
-            <w:tcMar>
-              <w:top w:w="60" w:type="dxa"/>
-              <w:left w:w="100" w:type="dxa"/>
-              <w:bottom w:w="60" w:type="dxa"/>
-              <w:right w:w="100" w:type="dxa"/>
-            </w:tcMar>
-            <w:vAlign w:val="center"/>
-          </w:tcPr>
-          <w:p>
-            <w:pPr>
-              <w:jc w:val="center"/>
-            </w:pPr>
-            <w:r>
-              <w:t>xxx</w:t>
-            </w:r>
-          </w:p>
-        </w:tc>
-        <w:tc>
-          <w:tcPr>
-            <w:tcW w:w="1200" w:type="dxa"/>
-            <w:tcBorders>
-              <w:top w:val="single" w:sz="4" w:space="0" w:color="808080"/>
-              <w:left w:val="single" w:sz="4" w:space="0" w:color="808080"/>
-              <w:bottom w:val="single" w:sz="4" w:space="0" w:color="808080"/>
-              <w:right w:val="single" w:sz="4" w:space="0" w:color="808080"/>
-            </w:tcBorders>
-            <w:tcMar>
-              <w:top w:w="60" w:type="dxa"/>
-              <w:left w:w="100" w:type="dxa"/>
-              <w:bottom w:w="60" w:type="dxa"/>
-              <w:right w:w="100" w:type="dxa"/>
-            </w:tcMar>
-            <w:vAlign w:val="center"/>
-          </w:tcPr>
-          <w:p>
-            <w:pPr>
-              <w:jc w:val="center"/>
-            </w:pPr>
-            <w:r>
-              <w:t>xxx</w:t>
-            </w:r>
-          </w:p>
-        </w:tc>
-        <w:tc>
-          <w:tcPr>
-            <w:tcW w:w="1200" w:type="dxa"/>
-            <w:tcBorders>
-              <w:top w:val="single" w:sz="4" w:space="0" w:color="808080"/>
-              <w:left w:val="single" w:sz="4" w:space="0" w:color="808080"/>
-              <w:bottom w:val="single" w:sz="4" w:space="0" w:color="808080"/>
-              <w:right w:val="single" w:sz="4" w:space="0" w:color="808080"/>
-            </w:tcBorders>
-            <w:tcMar>
-              <w:top w:w="60" w:type="dxa"/>
-              <w:left w:w="100" w:type="dxa"/>
-              <w:bottom w:w="60" w:type="dxa"/>
-              <w:right w:w="100" w:type="dxa"/>
-            </w:tcMar>
-            <w:vAlign w:val="center"/>
-          </w:tcPr>
-          <w:p>
-            <w:pPr>
-              <w:jc w:val="center"/>
-            </w:pPr>
-            <w:r>
-              <w:t>xxx</w:t>
-            </w:r>
-          </w:p>
-        </w:tc>
-        <w:tc>
-          <w:tcPr>
-            <w:tcW w:w="1300" w:type="dxa"/>
-            <w:tcBorders>
-              <w:top w:val="single" w:sz="4" w:space="0" w:color="808080"/>
-              <w:left w:val="single" w:sz="4" w:space="0" w:color="808080"/>
-              <w:bottom w:val="single" w:sz="4" w:space="0" w:color="808080"/>
-              <w:right w:val="single" w:sz="4" w:space="0" w:color="808080"/>
-            </w:tcBorders>
-            <w:tcMar>
-              <w:top w:w="60" w:type="dxa"/>
-              <w:left w:w="100" w:type="dxa"/>
-              <w:bottom w:w="60" w:type="dxa"/>
-              <w:right w:w="100" w:type="dxa"/>
-            </w:tcMar>
-            <w:vAlign w:val="center"/>
-          </w:tcPr>
-          <w:p>
-            <w:pPr>
-              <w:jc w:val="center"/>
-            </w:pPr>
-            <w:r>
-              <w:t>xxx</w:t>
-            </w:r>
-          </w:p>
-        </w:tc>
-        <w:tc>
-          <w:tcPr>
-            <w:tcW w:w="1300" w:type="dxa"/>
-            <w:tcBorders>
-              <w:top w:val="single" w:sz="4" w:space="0" w:color="808080"/>
-              <w:left w:val="single" w:sz="4" w:space="0" w:color="808080"/>
-              <w:bottom w:val="single" w:sz="4" w:space="0" w:color="808080"/>
-              <w:right w:val="single" w:sz="4" w:space="0" w:color="808080"/>
-            </w:tcBorders>
-            <w:tcMar>
-              <w:top w:w="60" w:type="dxa"/>
-              <w:left w:w="100" w:type="dxa"/>
-              <w:bottom w:w="60" w:type="dxa"/>
-              <w:right w:w="100" w:type="dxa"/>
-            </w:tcMar>
-            <w:vAlign w:val="center"/>
-          </w:tcPr>
-          <w:p>
-            <w:pPr>
-              <w:jc w:val="center"/>
-            </w:pPr>
-            <w:r>
-              <w:t>xxx</w:t>
-            </w:r>
-          </w:p>
-        </w:tc>
-      </w:tr>
-      <w:tr>
-        <w:tc>
-          <w:tcPr>
-            <w:tcW w:w="1500" w:type="dxa"/>
-            <w:tcBorders>
-              <w:top w:val="single" w:sz="4" w:space="0" w:color="808080"/>
-              <w:left w:val="single" w:sz="4" w:space="0" w:color="808080"/>
-              <w:bottom w:val="single" w:sz="4" w:space="0" w:color="808080"/>
-              <w:right w:val="single" w:sz="4" w:space="0" w:color="808080"/>
-            </w:tcBorders>
-            <w:tcMar>
-              <w:top w:w="60" w:type="dxa"/>
-              <w:left w:w="100" w:type="dxa"/>
-              <w:bottom w:w="60" w:type="dxa"/>
-              <w:right w:w="100" w:type="dxa"/>
-            </w:tcMar>
-            <w:vAlign w:val="center"/>
-          </w:tcPr>
-          <w:p>
-            <w:pPr>
-              <w:jc w:val="center"/>
-            </w:pPr>
-            <w:r>
-              <w:t>xxx</w:t>
-            </w:r>
-          </w:p>
-        </w:tc>
-        <w:tc>
-          <w:tcPr>
-            <w:tcW w:w="1200" w:type="dxa"/>
-            <w:tcBorders>
-              <w:top w:val="single" w:sz="4" w:space="0" w:color="808080"/>
-              <w:left w:val="single" w:sz="4" w:space="0" w:color="808080"/>
-              <w:bottom w:val="single" w:sz="4" w:space="0" w:color="808080"/>
-              <w:right w:val="single" w:sz="4" w:space="0" w:color="808080"/>
-            </w:tcBorders>
-            <w:tcMar>
-              <w:top w:w="60" w:type="dxa"/>
-              <w:left w:w="100" w:type="dxa"/>
-              <w:bottom w:w="60" w:type="dxa"/>
-              <w:right w:w="100" w:type="dxa"/>
-            </w:tcMar>
-            <w:vAlign w:val="center"/>
-          </w:tcPr>
-          <w:p>
-            <w:pPr>
-              <w:jc w:val="center"/>
-            </w:pPr>
-            <w:r>
-              <w:t>xxx</w:t>
-            </w:r>
-          </w:p>
-        </w:tc>
-        <w:tc>
-          <w:tcPr>
-            <w:tcW w:w="1700" w:type="dxa"/>
-            <w:tcBorders>
-              <w:top w:val="single" w:sz="4" w:space="0" w:color="808080"/>
-              <w:left w:val="single" w:sz="4" w:space="0" w:color="808080"/>
-              <w:bottom w:val="single" w:sz="4" w:space="0" w:color="808080"/>
-              <w:right w:val="single" w:sz="4" w:space="0" w:color="808080"/>
-            </w:tcBorders>
-            <w:tcMar>
-              <w:top w:w="60" w:type="dxa"/>
-              <w:left w:w="100" w:type="dxa"/>
-              <w:bottom w:w="60" w:type="dxa"/>
-              <w:right w:w="100" w:type="dxa"/>
-            </w:tcMar>
-            <w:vAlign w:val="center"/>
-          </w:tcPr>
-          <w:p>
-            <w:pPr>
-              <w:jc w:val="center"/>
-            </w:pPr>
-            <w:r>
-              <w:t>xxx</w:t>
-            </w:r>
-          </w:p>
-        </w:tc>
-        <w:tc>
-          <w:tcPr>
-            <w:tcW w:w="1300" w:type="dxa"/>
-            <w:tcBorders>
-              <w:top w:val="single" w:sz="4" w:space="0" w:color="808080"/>
-              <w:left w:val="single" w:sz="4" w:space="0" w:color="808080"/>
-              <w:bottom w:val="single" w:sz="4" w:space="0" w:color="808080"/>
-              <w:right w:val="single" w:sz="4" w:space="0" w:color="808080"/>
-            </w:tcBorders>
-            <w:tcMar>
-              <w:top w:w="60" w:type="dxa"/>
-              <w:left w:w="100" w:type="dxa"/>
-              <w:bottom w:w="60" w:type="dxa"/>
-              <w:right w:w="100" w:type="dxa"/>
-            </w:tcMar>
-            <w:vAlign w:val="center"/>
-          </w:tcPr>
-          <w:p>
-            <w:pPr>
-              <w:jc w:val="center"/>
-            </w:pPr>
-            <w:r>
-              <w:t>xxx</w:t>
-            </w:r>
-          </w:p>
-        </w:tc>
-        <w:tc>
-          <w:tcPr>
-            <w:tcW w:w="1300" w:type="dxa"/>
-            <w:tcBorders>
-              <w:top w:val="single" w:sz="4" w:space="0" w:color="808080"/>
-              <w:left w:val="single" w:sz="4" w:space="0" w:color="808080"/>
-              <w:bottom w:val="single" w:sz="4" w:space="0" w:color="808080"/>
-              <w:right w:val="single" w:sz="4" w:space="0" w:color="808080"/>
-            </w:tcBorders>
-            <w:tcMar>
-              <w:top w:w="60" w:type="dxa"/>
-              <w:left w:w="100" w:type="dxa"/>
-              <w:bottom w:w="60" w:type="dxa"/>
-              <w:right w:w="100" w:type="dxa"/>
-            </w:tcMar>
-            <w:vAlign w:val="center"/>
-          </w:tcPr>
-          <w:p>
-            <w:pPr>
-              <w:jc w:val="center"/>
-            </w:pPr>
-            <w:r>
-              <w:t>xxx</w:t>
-            </w:r>
-          </w:p>
-        </w:tc>
-        <w:tc>
-          <w:tcPr>
-            <w:tcW w:w="1300" w:type="dxa"/>
-            <w:tcBorders>
-              <w:top w:val="single" w:sz="4" w:space="0" w:color="808080"/>
-              <w:left w:val="single" w:sz="4" w:space="0" w:color="808080"/>
-              <w:bottom w:val="single" w:sz="4" w:space="0" w:color="808080"/>
-              <w:right w:val="single" w:sz="4" w:space="0" w:color="808080"/>
-            </w:tcBorders>
-            <w:tcMar>
-              <w:top w:w="60" w:type="dxa"/>
-              <w:left w:w="100" w:type="dxa"/>
-              <w:bottom w:w="60" w:type="dxa"/>
-              <w:right w:w="100" w:type="dxa"/>
-            </w:tcMar>
-            <w:vAlign w:val="center"/>
-          </w:tcPr>
-          <w:p>
-            <w:pPr>
-              <w:jc w:val="center"/>
-            </w:pPr>
-            <w:r>
-              <w:t>xxx</w:t>
-            </w:r>
-          </w:p>
-        </w:tc>
-        <w:tc>
-          <w:tcPr>
-            <w:tcW w:w="1200" w:type="dxa"/>
-            <w:tcBorders>
-              <w:top w:val="single" w:sz="4" w:space="0" w:color="808080"/>
-              <w:left w:val="single" w:sz="4" w:space="0" w:color="808080"/>
-              <w:bottom w:val="single" w:sz="4" w:space="0" w:color="808080"/>
-              <w:right w:val="single" w:sz="4" w:space="0" w:color="808080"/>
-            </w:tcBorders>
-            <w:tcMar>
-              <w:top w:w="60" w:type="dxa"/>
-              <w:left w:w="100" w:type="dxa"/>
-              <w:bottom w:w="60" w:type="dxa"/>
-              <w:right w:w="100" w:type="dxa"/>
-            </w:tcMar>
-            <w:vAlign w:val="center"/>
-          </w:tcPr>
-          <w:p>
-            <w:pPr>
-              <w:jc w:val="center"/>
-            </w:pPr>
-            <w:r>
-              <w:t>xxx</w:t>
-            </w:r>
-          </w:p>
-        </w:tc>
-        <w:tc>
-          <w:tcPr>
-            <w:tcW w:w="1200" w:type="dxa"/>
-            <w:tcBorders>
-              <w:top w:val="single" w:sz="4" w:space="0" w:color="808080"/>
-              <w:left w:val="single" w:sz="4" w:space="0" w:color="808080"/>
-              <w:bottom w:val="single" w:sz="4" w:space="0" w:color="808080"/>
-              <w:right w:val="single" w:sz="4" w:space="0" w:color="808080"/>
-            </w:tcBorders>
-            <w:tcMar>
-              <w:top w:w="60" w:type="dxa"/>
-              <w:left w:w="100" w:type="dxa"/>
-              <w:bottom w:w="60" w:type="dxa"/>
-              <w:right w:w="100" w:type="dxa"/>
-            </w:tcMar>
-            <w:vAlign w:val="center"/>
-          </w:tcPr>
-          <w:p>
-            <w:pPr>
-              <w:jc w:val="center"/>
-            </w:pPr>
-            <w:r>
-              <w:t>xxx</w:t>
-            </w:r>
-          </w:p>
-        </w:tc>
-        <w:tc>
-          <w:tcPr>
-            <w:tcW w:w="1200" w:type="dxa"/>
-            <w:tcBorders>
-              <w:top w:val="single" w:sz="4" w:space="0" w:color="808080"/>
-              <w:left w:val="single" w:sz="4" w:space="0" w:color="808080"/>
-              <w:bottom w:val="single" w:sz="4" w:space="0" w:color="808080"/>
-              <w:right w:val="single" w:sz="4" w:space="0" w:color="808080"/>
-            </w:tcBorders>
-            <w:tcMar>
-              <w:top w:w="60" w:type="dxa"/>
-              <w:left w:w="100" w:type="dxa"/>
-              <w:bottom w:w="60" w:type="dxa"/>
-              <w:right w:w="100" w:type="dxa"/>
-            </w:tcMar>
-            <w:vAlign w:val="center"/>
-          </w:tcPr>
-          <w:p>
-            <w:pPr>
-              <w:jc w:val="center"/>
-            </w:pPr>
-            <w:r>
-              <w:t>xxx</w:t>
-            </w:r>
-          </w:p>
-        </w:tc>
-        <w:tc>
-          <w:tcPr>
-            <w:tcW w:w="1300" w:type="dxa"/>
-            <w:tcBorders>
-              <w:top w:val="single" w:sz="4" w:space="0" w:color="808080"/>
-              <w:left w:val="single" w:sz="4" w:space="0" w:color="808080"/>
-              <w:bottom w:val="single" w:sz="4" w:space="0" w:color="808080"/>
-              <w:right w:val="single" w:sz="4" w:space="0" w:color="808080"/>
-            </w:tcBorders>
-            <w:tcMar>
-              <w:top w:w="60" w:type="dxa"/>
-              <w:left w:w="100" w:type="dxa"/>
-              <w:bottom w:w="60" w:type="dxa"/>
-              <w:right w:w="100" w:type="dxa"/>
-            </w:tcMar>
-            <w:vAlign w:val="center"/>
-          </w:tcPr>
-          <w:p>
-            <w:pPr>
-              <w:jc w:val="center"/>
-            </w:pPr>
-            <w:r>
-              <w:t>xxx</w:t>
-            </w:r>
-          </w:p>
-        </w:tc>
-        <w:tc>
-          <w:tcPr>
-            <w:tcW w:w="1300" w:type="dxa"/>
-            <w:tcBorders>
-              <w:top w:val="single" w:sz="4" w:space="0" w:color="808080"/>
-              <w:left w:val="single" w:sz="4" w:space="0" w:color="808080"/>
-              <w:bottom w:val="single" w:sz="4" w:space="0" w:color="808080"/>
-              <w:right w:val="single" w:sz="4" w:space="0" w:color="808080"/>
-            </w:tcBorders>
-            <w:tcMar>
-              <w:top w:w="60" w:type="dxa"/>
-              <w:left w:w="100" w:type="dxa"/>
-              <w:bottom w:w="60" w:type="dxa"/>
-              <w:right w:w="100" w:type="dxa"/>
-            </w:tcMar>
-            <w:vAlign w:val="center"/>
-          </w:tcPr>
-          <w:p>
-            <w:pPr>
-              <w:jc w:val="center"/>
-            </w:pPr>
-            <w:r>
-              <w:t>xxx</w:t>
-            </w:r>
-          </w:p>
-        </w:tc>
-      </w:tr>
-      <w:tr>
-        <w:tc>
-          <w:tcPr>
-            <w:tcW w:w="1500" w:type="dxa"/>
-            <w:tcBorders>
-              <w:top w:val="single" w:sz="4" w:space="0" w:color="808080"/>
-              <w:left w:val="single" w:sz="4" w:space="0" w:color="808080"/>
-              <w:bottom w:val="single" w:sz="4" w:space="0" w:color="808080"/>
-              <w:right w:val="single" w:sz="4" w:space="0" w:color="808080"/>
-            </w:tcBorders>
-            <w:tcMar>
-              <w:top w:w="60" w:type="dxa"/>
-              <w:left w:w="100" w:type="dxa"/>
-              <w:bottom w:w="60" w:type="dxa"/>
-              <w:right w:w="100" w:type="dxa"/>
-            </w:tcMar>
-            <w:vAlign w:val="center"/>
-          </w:tcPr>
-          <w:p>
-            <w:pPr>
-              <w:jc w:val="center"/>
-            </w:pPr>
-            <w:r>
-              <w:t>xxx</w:t>
-            </w:r>
-          </w:p>
-        </w:tc>
-        <w:tc>
-          <w:tcPr>
-            <w:tcW w:w="1200" w:type="dxa"/>
-            <w:tcBorders>
-              <w:top w:val="single" w:sz="4" w:space="0" w:color="808080"/>
-              <w:left w:val="single" w:sz="4" w:space="0" w:color="808080"/>
-              <w:bottom w:val="single" w:sz="4" w:space="0" w:color="808080"/>
-              <w:right w:val="single" w:sz="4" w:space="0" w:color="808080"/>
-            </w:tcBorders>
-            <w:tcMar>
-              <w:top w:w="60" w:type="dxa"/>
-              <w:left w:w="100" w:type="dxa"/>
-              <w:bottom w:w="60" w:type="dxa"/>
-              <w:right w:w="100" w:type="dxa"/>
-            </w:tcMar>
-            <w:vAlign w:val="center"/>
-          </w:tcPr>
-          <w:p>
-            <w:pPr>
-              <w:jc w:val="center"/>
-            </w:pPr>
-            <w:r>
-              <w:t>xxx</w:t>
-            </w:r>
-          </w:p>
-        </w:tc>
-        <w:tc>
-          <w:tcPr>
-            <w:tcW w:w="1700" w:type="dxa"/>
-            <w:tcBorders>
-              <w:top w:val="single" w:sz="4" w:space="0" w:color="808080"/>
-              <w:left w:val="single" w:sz="4" w:space="0" w:color="808080"/>
-              <w:bottom w:val="single" w:sz="4" w:space="0" w:color="808080"/>
-              <w:right w:val="single" w:sz="4" w:space="0" w:color="808080"/>
-            </w:tcBorders>
-            <w:tcMar>
-              <w:top w:w="60" w:type="dxa"/>
-              <w:left w:w="100" w:type="dxa"/>
-              <w:bottom w:w="60" w:type="dxa"/>
-              <w:right w:w="100" w:type="dxa"/>
-            </w:tcMar>
-            <w:vAlign w:val="center"/>
-          </w:tcPr>
-          <w:p>
-            <w:pPr>
-              <w:jc w:val="center"/>
-            </w:pPr>
-            <w:r>
-              <w:t>xxx</w:t>
-            </w:r>
-          </w:p>
-        </w:tc>
-        <w:tc>
-          <w:tcPr>
-            <w:tcW w:w="1300" w:type="dxa"/>
-            <w:tcBorders>
-              <w:top w:val="single" w:sz="4" w:space="0" w:color="808080"/>
-              <w:left w:val="single" w:sz="4" w:space="0" w:color="808080"/>
-              <w:bottom w:val="single" w:sz="4" w:space="0" w:color="808080"/>
-              <w:right w:val="single" w:sz="4" w:space="0" w:color="808080"/>
-            </w:tcBorders>
-            <w:tcMar>
-              <w:top w:w="60" w:type="dxa"/>
-              <w:left w:w="100" w:type="dxa"/>
-              <w:bottom w:w="60" w:type="dxa"/>
-              <w:right w:w="100" w:type="dxa"/>
-            </w:tcMar>
-            <w:vAlign w:val="center"/>
-          </w:tcPr>
-          <w:p>
-            <w:pPr>
-              <w:jc w:val="center"/>
-            </w:pPr>
-            <w:r>
-              <w:t>xxx</w:t>
-            </w:r>
-          </w:p>
-        </w:tc>
-        <w:tc>
-          <w:tcPr>
-            <w:tcW w:w="1300" w:type="dxa"/>
-            <w:tcBorders>
-              <w:top w:val="single" w:sz="4" w:space="0" w:color="808080"/>
-              <w:left w:val="single" w:sz="4" w:space="0" w:color="808080"/>
-              <w:bottom w:val="single" w:sz="4" w:space="0" w:color="808080"/>
-              <w:right w:val="single" w:sz="4" w:space="0" w:color="808080"/>
-            </w:tcBorders>
-            <w:tcMar>
-              <w:top w:w="60" w:type="dxa"/>
-              <w:left w:w="100" w:type="dxa"/>
-              <w:bottom w:w="60" w:type="dxa"/>
-              <w:right w:w="100" w:type="dxa"/>
-            </w:tcMar>
-            <w:vAlign w:val="center"/>
-          </w:tcPr>
-          <w:p>
-            <w:pPr>
-              <w:jc w:val="center"/>
-            </w:pPr>
-            <w:r>
-              <w:t>xxx</w:t>
-            </w:r>
-          </w:p>
-        </w:tc>
-        <w:tc>
-          <w:tcPr>
-            <w:tcW w:w="1300" w:type="dxa"/>
-            <w:tcBorders>
-              <w:top w:val="single" w:sz="4" w:space="0" w:color="808080"/>
-              <w:left w:val="single" w:sz="4" w:space="0" w:color="808080"/>
-              <w:bottom w:val="single" w:sz="4" w:space="0" w:color="808080"/>
-              <w:right w:val="single" w:sz="4" w:space="0" w:color="808080"/>
-            </w:tcBorders>
-            <w:tcMar>
-              <w:top w:w="60" w:type="dxa"/>
-              <w:left w:w="100" w:type="dxa"/>
-              <w:bottom w:w="60" w:type="dxa"/>
-              <w:right w:w="100" w:type="dxa"/>
-            </w:tcMar>
-            <w:vAlign w:val="center"/>
-          </w:tcPr>
-          <w:p>
-            <w:pPr>
-              <w:jc w:val="center"/>
-            </w:pPr>
-            <w:r>
-              <w:t>xxx</w:t>
-            </w:r>
-          </w:p>
-        </w:tc>
-        <w:tc>
-          <w:tcPr>
-            <w:tcW w:w="1200" w:type="dxa"/>
-            <w:tcBorders>
-              <w:top w:val="single" w:sz="4" w:space="0" w:color="808080"/>
-              <w:left w:val="single" w:sz="4" w:space="0" w:color="808080"/>
-              <w:bottom w:val="single" w:sz="4" w:space="0" w:color="808080"/>
-              <w:right w:val="single" w:sz="4" w:space="0" w:color="808080"/>
-            </w:tcBorders>
-            <w:tcMar>
-              <w:top w:w="60" w:type="dxa"/>
-              <w:left w:w="100" w:type="dxa"/>
-              <w:bottom w:w="60" w:type="dxa"/>
-              <w:right w:w="100" w:type="dxa"/>
-            </w:tcMar>
-            <w:vAlign w:val="center"/>
-          </w:tcPr>
-          <w:p>
-            <w:pPr>
-              <w:jc w:val="center"/>
-            </w:pPr>
-            <w:r>
-              <w:t>xxx</w:t>
-            </w:r>
-          </w:p>
-        </w:tc>
-        <w:tc>
-          <w:tcPr>
-            <w:tcW w:w="1200" w:type="dxa"/>
-            <w:tcBorders>
-              <w:top w:val="single" w:sz="4" w:space="0" w:color="808080"/>
-              <w:left w:val="single" w:sz="4" w:space="0" w:color="808080"/>
-              <w:bottom w:val="single" w:sz="4" w:space="0" w:color="808080"/>
-              <w:right w:val="single" w:sz="4" w:space="0" w:color="808080"/>
-            </w:tcBorders>
-            <w:tcMar>
-              <w:top w:w="60" w:type="dxa"/>
-              <w:left w:w="100" w:type="dxa"/>
-              <w:bottom w:w="60" w:type="dxa"/>
-              <w:right w:w="100" w:type="dxa"/>
-            </w:tcMar>
-            <w:vAlign w:val="center"/>
-          </w:tcPr>
-          <w:p>
-            <w:pPr>
-              <w:jc w:val="center"/>
-            </w:pPr>
-            <w:r>
-              <w:t>xxx</w:t>
-            </w:r>
-          </w:p>
-        </w:tc>
-        <w:tc>
-          <w:tcPr>
-            <w:tcW w:w="1200" w:type="dxa"/>
-            <w:tcBorders>
-              <w:top w:val="single" w:sz="4" w:space="0" w:color="808080"/>
-              <w:left w:val="single" w:sz="4" w:space="0" w:color="808080"/>
-              <w:bottom w:val="single" w:sz="4" w:space="0" w:color="808080"/>
-              <w:right w:val="single" w:sz="4" w:space="0" w:color="808080"/>
-            </w:tcBorders>
-            <w:tcMar>
-              <w:top w:w="60" w:type="dxa"/>
-              <w:left w:w="100" w:type="dxa"/>
-              <w:bottom w:w="60" w:type="dxa"/>
-              <w:right w:w="100" w:type="dxa"/>
-            </w:tcMar>
-            <w:vAlign w:val="center"/>
-          </w:tcPr>
-          <w:p>
-            <w:pPr>
-              <w:jc w:val="center"/>
-            </w:pPr>
-            <w:r>
-              <w:t>xxx</w:t>
-            </w:r>
-          </w:p>
-        </w:tc>
-        <w:tc>
-          <w:tcPr>
-            <w:tcW w:w="1300" w:type="dxa"/>
-            <w:tcBorders>
-              <w:top w:val="single" w:sz="4" w:space="0" w:color="808080"/>
-              <w:left w:val="single" w:sz="4" w:space="0" w:color="808080"/>
-              <w:bottom w:val="single" w:sz="4" w:space="0" w:color="808080"/>
-              <w:right w:val="single" w:sz="4" w:space="0" w:color="808080"/>
-            </w:tcBorders>
-            <w:tcMar>
-              <w:top w:w="60" w:type="dxa"/>
-              <w:left w:w="100" w:type="dxa"/>
-              <w:bottom w:w="60" w:type="dxa"/>
-              <w:right w:w="100" w:type="dxa"/>
-            </w:tcMar>
-            <w:vAlign w:val="center"/>
-          </w:tcPr>
-          <w:p>
-            <w:pPr>
-              <w:jc w:val="center"/>
-            </w:pPr>
-            <w:r>
-              <w:t>xxx</w:t>
-            </w:r>
-          </w:p>
-        </w:tc>
-        <w:tc>
-          <w:tcPr>
-            <w:tcW w:w="1300" w:type="dxa"/>
-            <w:tcBorders>
-              <w:top w:val="single" w:sz="4" w:space="0" w:color="808080"/>
-              <w:left w:val="single" w:sz="4" w:space="0" w:color="808080"/>
-              <w:bottom w:val="single" w:sz="4" w:space="0" w:color="808080"/>
-              <w:right w:val="single" w:sz="4" w:space="0" w:color="808080"/>
-            </w:tcBorders>
-            <w:tcMar>
-              <w:top w:w="60" w:type="dxa"/>
-              <w:left w:w="100" w:type="dxa"/>
-              <w:bottom w:w="60" w:type="dxa"/>
-              <w:right w:w="100" w:type="dxa"/>
-            </w:tcMar>
-            <w:vAlign w:val="center"/>
-          </w:tcPr>
-          <w:p>
-            <w:pPr>
-              <w:jc w:val="center"/>
-            </w:pPr>
-            <w:r>
-              <w:t>xxx</w:t>
-            </w:r>
-          </w:p>
-        </w:tc>
-      </w:tr>
-    </w:tbl>
-    <w:p>
-      <w:pPr>
-        <w:spacing w:before="100"/>
-      </w:pPr>
-      <w:r>
-        <w:rPr>
-          <w:i/>
-          <w:iCs/>
-          <w:sz w:val="16"/>
-          <w:szCs w:val="16"/>
-        </w:rPr>
-        <w:t>Vital signs measured prior to dose administration after subject has been seated and at rest for at least 5 minutes. Height collected at screening only.</w:t>
-      </w:r>
-    </w:p>
-    <w:p>
-      <w:pPr>
-        <w:spacing w:before="60"/>
-      </w:pPr>
-      <w:r>
-        <w:rPr>
-          <w:i/>
-          <w:iCs/>
-          <w:color w:val="808080"/>
-          <w:sz w:val="14"/>
-          <w:szCs w:val="14"/>
-        </w:rPr>
-        <w:t>Source: ADVS.</w:t>
       </w:r>
     </w:p>
     <w:p>
